--- a/docs/Documentacion_Tecnica_Cafebar.docx
+++ b/docs/Documentacion_Tecnica_Cafebar.docx
@@ -93,9 +93,14 @@
           <w:sz w:val="22"/>
           <w:szCs w:val="22"/>
         </w:rPr>
-        <w:t xml:space="preserve">Backend: Node.js + Express + </w:t>
-      </w:r>
-      <w:proofErr w:type="spellStart"/>
+        <w:t>Backend: Node.js + Express + Supabase (PostgreSQL)</w:t>
+      </w:r>
+    </w:p>
+    <w:p>
+      <w:pPr>
+        <w:spacing w:after="1200"/>
+        <w:jc w:val="center"/>
+      </w:pPr>
       <w:r>
         <w:rPr>
           <w:rFonts w:ascii="Calibri" w:eastAsia="Calibri" w:hAnsi="Calibri" w:cs="Calibri"/>
@@ -103,42 +108,12 @@
           <w:sz w:val="22"/>
           <w:szCs w:val="22"/>
         </w:rPr>
-        <w:t>Supabase</w:t>
-      </w:r>
-      <w:proofErr w:type="spellEnd"/>
-      <w:r>
-        <w:rPr>
-          <w:rFonts w:ascii="Calibri" w:eastAsia="Calibri" w:hAnsi="Calibri" w:cs="Calibri"/>
-          <w:color w:val="334155"/>
-          <w:sz w:val="22"/>
-          <w:szCs w:val="22"/>
-        </w:rPr>
-        <w:t xml:space="preserve"> (PostgreSQL)</w:t>
-      </w:r>
-    </w:p>
-    <w:p>
-      <w:pPr>
-        <w:spacing w:after="1200"/>
-        <w:jc w:val="center"/>
-      </w:pPr>
-      <w:r>
-        <w:rPr>
-          <w:rFonts w:ascii="Calibri" w:eastAsia="Calibri" w:hAnsi="Calibri" w:cs="Calibri"/>
-          <w:color w:val="334155"/>
-          <w:sz w:val="22"/>
-          <w:szCs w:val="22"/>
-        </w:rPr>
         <w:t>Frontend: React + Vite + Tailwind CSS</w:t>
       </w:r>
     </w:p>
     <w:p>
       <w:pPr>
         <w:spacing w:before="2200"/>
-      </w:pPr>
-    </w:p>
-    <w:p>
-      <w:pPr>
-        <w:jc w:val="center"/>
       </w:pPr>
     </w:p>
     <w:p>
@@ -146,8 +121,17 @@
         <w:spacing w:after="200"/>
         <w:jc w:val="center"/>
         <w:rPr>
-          <w:lang w:val="es-BO"/>
-        </w:rPr>
+          <w:rFonts w:ascii="Calibri" w:eastAsia="Calibri" w:hAnsi="Calibri" w:cs="Calibri"/>
+          <w:b/>
+          <w:bCs/>
+          <w:color w:val="64748B"/>
+        </w:rPr>
+      </w:pPr>
+    </w:p>
+    <w:p>
+      <w:pPr>
+        <w:spacing w:after="200"/>
+        <w:jc w:val="center"/>
       </w:pPr>
       <w:r>
         <w:rPr>
@@ -157,7 +141,6 @@
           <w:color w:val="1E3A8A"/>
           <w:sz w:val="28"/>
           <w:szCs w:val="28"/>
-          <w:lang w:val="es-BO"/>
         </w:rPr>
         <w:t>Mateo Alejandro Merino Vida</w:t>
       </w:r>
@@ -175,7 +158,7 @@
           <w:color w:val="64748B"/>
           <w:lang w:val="es-BO"/>
         </w:rPr>
-        <w:t>7 de agosto de 2026</w:t>
+        <w:t>10 de agosto de 2026</w:t>
       </w:r>
     </w:p>
     <w:p>
@@ -195,43 +178,27 @@
       <w:pPr>
         <w:pStyle w:val="Heading1"/>
         <w:spacing w:before="400" w:after="200"/>
-      </w:pPr>
-      <w:bookmarkStart w:id="0" w:name="_Toc237088254"/>
-      <w:proofErr w:type="spellStart"/>
+        <w:rPr>
+          <w:lang w:val="es-BO"/>
+        </w:rPr>
+      </w:pPr>
+      <w:bookmarkStart w:id="0" w:name="_Toc237221117"/>
       <w:r>
         <w:rPr>
           <w:b/>
           <w:bCs/>
           <w:color w:val="1E3A8A"/>
+          <w:lang w:val="es-BO"/>
         </w:rPr>
         <w:lastRenderedPageBreak/>
-        <w:t>Tabla</w:t>
-      </w:r>
-      <w:proofErr w:type="spellEnd"/>
-      <w:r>
-        <w:rPr>
-          <w:b/>
-          <w:bCs/>
-          <w:color w:val="1E3A8A"/>
-        </w:rPr>
-        <w:t xml:space="preserve"> de </w:t>
-      </w:r>
-      <w:proofErr w:type="spellStart"/>
-      <w:r>
-        <w:rPr>
-          <w:b/>
-          <w:bCs/>
-          <w:color w:val="1E3A8A"/>
-        </w:rPr>
-        <w:t>Contenidos</w:t>
+        <w:t>Tabla de Contenidos</w:t>
       </w:r>
       <w:bookmarkEnd w:id="0"/>
-      <w:proofErr w:type="spellEnd"/>
     </w:p>
     <w:sdt>
       <w:sdtPr>
         <w:alias w:val="Tabla de Contenidos"/>
-        <w:id w:val="-108358019"/>
+        <w:id w:val="1175924406"/>
       </w:sdtPr>
       <w:sdtContent>
         <w:p>
@@ -253,7 +220,7 @@
           <w:r>
             <w:fldChar w:fldCharType="separate"/>
           </w:r>
-          <w:hyperlink w:anchor="_Toc237088254" w:history="1">
+          <w:hyperlink w:anchor="_Toc237221117" w:history="1">
             <w:r>
               <w:rPr>
                 <w:rStyle w:val="Hyperlink"/>
@@ -279,7 +246,7 @@
               <w:rPr>
                 <w:noProof/>
               </w:rPr>
-              <w:instrText xml:space="preserve"> PAGEREF _Toc237088254 \h </w:instrText>
+              <w:instrText xml:space="preserve"> PAGEREF _Toc237221117 \h </w:instrText>
             </w:r>
             <w:r>
               <w:rPr>
@@ -296,7 +263,7 @@
               <w:rPr>
                 <w:noProof/>
               </w:rPr>
-              <w:t>2</w:t>
+              <w:t>1</w:t>
             </w:r>
             <w:r>
               <w:rPr>
@@ -316,7 +283,7 @@
               <w:noProof/>
             </w:rPr>
           </w:pPr>
-          <w:hyperlink w:anchor="_Toc237088255" w:history="1">
+          <w:hyperlink w:anchor="_Toc237221118" w:history="1">
             <w:r>
               <w:rPr>
                 <w:rStyle w:val="Hyperlink"/>
@@ -342,7 +309,7 @@
               <w:rPr>
                 <w:noProof/>
               </w:rPr>
-              <w:instrText xml:space="preserve"> PAGEREF _Toc237088255 \h </w:instrText>
+              <w:instrText xml:space="preserve"> PAGEREF _Toc237221118 \h </w:instrText>
             </w:r>
             <w:r>
               <w:rPr>
@@ -359,7 +326,7 @@
               <w:rPr>
                 <w:noProof/>
               </w:rPr>
-              <w:t>4</w:t>
+              <w:t>1</w:t>
             </w:r>
             <w:r>
               <w:rPr>
@@ -379,7 +346,7 @@
               <w:noProof/>
             </w:rPr>
           </w:pPr>
-          <w:hyperlink w:anchor="_Toc237088256" w:history="1">
+          <w:hyperlink w:anchor="_Toc237221119" w:history="1">
             <w:r>
               <w:rPr>
                 <w:rStyle w:val="Hyperlink"/>
@@ -405,7 +372,7 @@
               <w:rPr>
                 <w:noProof/>
               </w:rPr>
-              <w:instrText xml:space="preserve"> PAGEREF _Toc237088256 \h </w:instrText>
+              <w:instrText xml:space="preserve"> PAGEREF _Toc237221119 \h </w:instrText>
             </w:r>
             <w:r>
               <w:rPr>
@@ -422,7 +389,7 @@
               <w:rPr>
                 <w:noProof/>
               </w:rPr>
-              <w:t>4</w:t>
+              <w:t>1</w:t>
             </w:r>
             <w:r>
               <w:rPr>
@@ -442,7 +409,7 @@
               <w:noProof/>
             </w:rPr>
           </w:pPr>
-          <w:hyperlink w:anchor="_Toc237088257" w:history="1">
+          <w:hyperlink w:anchor="_Toc237221120" w:history="1">
             <w:r>
               <w:rPr>
                 <w:rStyle w:val="Hyperlink"/>
@@ -468,7 +435,7 @@
               <w:rPr>
                 <w:noProof/>
               </w:rPr>
-              <w:instrText xml:space="preserve"> PAGEREF _Toc237088257 \h </w:instrText>
+              <w:instrText xml:space="preserve"> PAGEREF _Toc237221120 \h </w:instrText>
             </w:r>
             <w:r>
               <w:rPr>
@@ -485,7 +452,7 @@
               <w:rPr>
                 <w:noProof/>
               </w:rPr>
-              <w:t>4</w:t>
+              <w:t>1</w:t>
             </w:r>
             <w:r>
               <w:rPr>
@@ -505,7 +472,7 @@
               <w:noProof/>
             </w:rPr>
           </w:pPr>
-          <w:hyperlink w:anchor="_Toc237088258" w:history="1">
+          <w:hyperlink w:anchor="_Toc237221121" w:history="1">
             <w:r>
               <w:rPr>
                 <w:rStyle w:val="Hyperlink"/>
@@ -531,7 +498,7 @@
               <w:rPr>
                 <w:noProof/>
               </w:rPr>
-              <w:instrText xml:space="preserve"> PAGEREF _Toc237088258 \h </w:instrText>
+              <w:instrText xml:space="preserve"> PAGEREF _Toc237221121 \h </w:instrText>
             </w:r>
             <w:r>
               <w:rPr>
@@ -548,7 +515,7 @@
               <w:rPr>
                 <w:noProof/>
               </w:rPr>
-              <w:t>4</w:t>
+              <w:t>1</w:t>
             </w:r>
             <w:r>
               <w:rPr>
@@ -568,7 +535,7 @@
               <w:noProof/>
             </w:rPr>
           </w:pPr>
-          <w:hyperlink w:anchor="_Toc237088259" w:history="1">
+          <w:hyperlink w:anchor="_Toc237221122" w:history="1">
             <w:r>
               <w:rPr>
                 <w:rStyle w:val="Hyperlink"/>
@@ -594,7 +561,7 @@
               <w:rPr>
                 <w:noProof/>
               </w:rPr>
-              <w:instrText xml:space="preserve"> PAGEREF _Toc237088259 \h </w:instrText>
+              <w:instrText xml:space="preserve"> PAGEREF _Toc237221122 \h </w:instrText>
             </w:r>
             <w:r>
               <w:rPr>
@@ -611,7 +578,7 @@
               <w:rPr>
                 <w:noProof/>
               </w:rPr>
-              <w:t>4</w:t>
+              <w:t>1</w:t>
             </w:r>
             <w:r>
               <w:rPr>
@@ -631,7 +598,7 @@
               <w:noProof/>
             </w:rPr>
           </w:pPr>
-          <w:hyperlink w:anchor="_Toc237088260" w:history="1">
+          <w:hyperlink w:anchor="_Toc237221123" w:history="1">
             <w:r>
               <w:rPr>
                 <w:rStyle w:val="Hyperlink"/>
@@ -657,7 +624,7 @@
               <w:rPr>
                 <w:noProof/>
               </w:rPr>
-              <w:instrText xml:space="preserve"> PAGEREF _Toc237088260 \h </w:instrText>
+              <w:instrText xml:space="preserve"> PAGEREF _Toc237221123 \h </w:instrText>
             </w:r>
             <w:r>
               <w:rPr>
@@ -674,7 +641,7 @@
               <w:rPr>
                 <w:noProof/>
               </w:rPr>
-              <w:t>4</w:t>
+              <w:t>1</w:t>
             </w:r>
             <w:r>
               <w:rPr>
@@ -694,7 +661,7 @@
               <w:noProof/>
             </w:rPr>
           </w:pPr>
-          <w:hyperlink w:anchor="_Toc237088261" w:history="1">
+          <w:hyperlink w:anchor="_Toc237221124" w:history="1">
             <w:r>
               <w:rPr>
                 <w:rStyle w:val="Hyperlink"/>
@@ -720,7 +687,7 @@
               <w:rPr>
                 <w:noProof/>
               </w:rPr>
-              <w:instrText xml:space="preserve"> PAGEREF _Toc237088261 \h </w:instrText>
+              <w:instrText xml:space="preserve"> PAGEREF _Toc237221124 \h </w:instrText>
             </w:r>
             <w:r>
               <w:rPr>
@@ -737,7 +704,7 @@
               <w:rPr>
                 <w:noProof/>
               </w:rPr>
-              <w:t>5</w:t>
+              <w:t>1</w:t>
             </w:r>
             <w:r>
               <w:rPr>
@@ -757,7 +724,7 @@
               <w:noProof/>
             </w:rPr>
           </w:pPr>
-          <w:hyperlink w:anchor="_Toc237088262" w:history="1">
+          <w:hyperlink w:anchor="_Toc237221125" w:history="1">
             <w:r>
               <w:rPr>
                 <w:rStyle w:val="Hyperlink"/>
@@ -783,7 +750,7 @@
               <w:rPr>
                 <w:noProof/>
               </w:rPr>
-              <w:instrText xml:space="preserve"> PAGEREF _Toc237088262 \h </w:instrText>
+              <w:instrText xml:space="preserve"> PAGEREF _Toc237221125 \h </w:instrText>
             </w:r>
             <w:r>
               <w:rPr>
@@ -800,7 +767,7 @@
               <w:rPr>
                 <w:noProof/>
               </w:rPr>
-              <w:t>5</w:t>
+              <w:t>1</w:t>
             </w:r>
             <w:r>
               <w:rPr>
@@ -820,7 +787,7 @@
               <w:noProof/>
             </w:rPr>
           </w:pPr>
-          <w:hyperlink w:anchor="_Toc237088263" w:history="1">
+          <w:hyperlink w:anchor="_Toc237221126" w:history="1">
             <w:r>
               <w:rPr>
                 <w:rStyle w:val="Hyperlink"/>
@@ -846,7 +813,7 @@
               <w:rPr>
                 <w:noProof/>
               </w:rPr>
-              <w:instrText xml:space="preserve"> PAGEREF _Toc237088263 \h </w:instrText>
+              <w:instrText xml:space="preserve"> PAGEREF _Toc237221126 \h </w:instrText>
             </w:r>
             <w:r>
               <w:rPr>
@@ -863,7 +830,7 @@
               <w:rPr>
                 <w:noProof/>
               </w:rPr>
-              <w:t>5</w:t>
+              <w:t>1</w:t>
             </w:r>
             <w:r>
               <w:rPr>
@@ -883,7 +850,7 @@
               <w:noProof/>
             </w:rPr>
           </w:pPr>
-          <w:hyperlink w:anchor="_Toc237088264" w:history="1">
+          <w:hyperlink w:anchor="_Toc237221127" w:history="1">
             <w:r>
               <w:rPr>
                 <w:rStyle w:val="Hyperlink"/>
@@ -909,7 +876,7 @@
               <w:rPr>
                 <w:noProof/>
               </w:rPr>
-              <w:instrText xml:space="preserve"> PAGEREF _Toc237088264 \h </w:instrText>
+              <w:instrText xml:space="preserve"> PAGEREF _Toc237221127 \h </w:instrText>
             </w:r>
             <w:r>
               <w:rPr>
@@ -926,7 +893,7 @@
               <w:rPr>
                 <w:noProof/>
               </w:rPr>
-              <w:t>5</w:t>
+              <w:t>1</w:t>
             </w:r>
             <w:r>
               <w:rPr>
@@ -946,7 +913,7 @@
               <w:noProof/>
             </w:rPr>
           </w:pPr>
-          <w:hyperlink w:anchor="_Toc237088265" w:history="1">
+          <w:hyperlink w:anchor="_Toc237221128" w:history="1">
             <w:r>
               <w:rPr>
                 <w:rStyle w:val="Hyperlink"/>
@@ -972,7 +939,7 @@
               <w:rPr>
                 <w:noProof/>
               </w:rPr>
-              <w:instrText xml:space="preserve"> PAGEREF _Toc237088265 \h </w:instrText>
+              <w:instrText xml:space="preserve"> PAGEREF _Toc237221128 \h </w:instrText>
             </w:r>
             <w:r>
               <w:rPr>
@@ -989,7 +956,7 @@
               <w:rPr>
                 <w:noProof/>
               </w:rPr>
-              <w:t>5</w:t>
+              <w:t>1</w:t>
             </w:r>
             <w:r>
               <w:rPr>
@@ -1009,7 +976,7 @@
               <w:noProof/>
             </w:rPr>
           </w:pPr>
-          <w:hyperlink w:anchor="_Toc237088266" w:history="1">
+          <w:hyperlink w:anchor="_Toc237221129" w:history="1">
             <w:r>
               <w:rPr>
                 <w:rStyle w:val="Hyperlink"/>
@@ -1035,7 +1002,7 @@
               <w:rPr>
                 <w:noProof/>
               </w:rPr>
-              <w:instrText xml:space="preserve"> PAGEREF _Toc237088266 \h </w:instrText>
+              <w:instrText xml:space="preserve"> PAGEREF _Toc237221129 \h </w:instrText>
             </w:r>
             <w:r>
               <w:rPr>
@@ -1052,7 +1019,7 @@
               <w:rPr>
                 <w:noProof/>
               </w:rPr>
-              <w:t>6</w:t>
+              <w:t>1</w:t>
             </w:r>
             <w:r>
               <w:rPr>
@@ -1072,7 +1039,7 @@
               <w:noProof/>
             </w:rPr>
           </w:pPr>
-          <w:hyperlink w:anchor="_Toc237088267" w:history="1">
+          <w:hyperlink w:anchor="_Toc237221130" w:history="1">
             <w:r>
               <w:rPr>
                 <w:rStyle w:val="Hyperlink"/>
@@ -1098,7 +1065,7 @@
               <w:rPr>
                 <w:noProof/>
               </w:rPr>
-              <w:instrText xml:space="preserve"> PAGEREF _Toc237088267 \h </w:instrText>
+              <w:instrText xml:space="preserve"> PAGEREF _Toc237221130 \h </w:instrText>
             </w:r>
             <w:r>
               <w:rPr>
@@ -1115,7 +1082,7 @@
               <w:rPr>
                 <w:noProof/>
               </w:rPr>
-              <w:t>6</w:t>
+              <w:t>1</w:t>
             </w:r>
             <w:r>
               <w:rPr>
@@ -1135,7 +1102,7 @@
               <w:noProof/>
             </w:rPr>
           </w:pPr>
-          <w:hyperlink w:anchor="_Toc237088268" w:history="1">
+          <w:hyperlink w:anchor="_Toc237221131" w:history="1">
             <w:r>
               <w:rPr>
                 <w:rStyle w:val="Hyperlink"/>
@@ -1161,7 +1128,7 @@
               <w:rPr>
                 <w:noProof/>
               </w:rPr>
-              <w:instrText xml:space="preserve"> PAGEREF _Toc237088268 \h </w:instrText>
+              <w:instrText xml:space="preserve"> PAGEREF _Toc237221131 \h </w:instrText>
             </w:r>
             <w:r>
               <w:rPr>
@@ -1178,7 +1145,7 @@
               <w:rPr>
                 <w:noProof/>
               </w:rPr>
-              <w:t>7</w:t>
+              <w:t>1</w:t>
             </w:r>
             <w:r>
               <w:rPr>
@@ -1198,7 +1165,7 @@
               <w:noProof/>
             </w:rPr>
           </w:pPr>
-          <w:hyperlink w:anchor="_Toc237088269" w:history="1">
+          <w:hyperlink w:anchor="_Toc237221132" w:history="1">
             <w:r>
               <w:rPr>
                 <w:rStyle w:val="Hyperlink"/>
@@ -1224,7 +1191,7 @@
               <w:rPr>
                 <w:noProof/>
               </w:rPr>
-              <w:instrText xml:space="preserve"> PAGEREF _Toc237088269 \h </w:instrText>
+              <w:instrText xml:space="preserve"> PAGEREF _Toc237221132 \h </w:instrText>
             </w:r>
             <w:r>
               <w:rPr>
@@ -1241,7 +1208,7 @@
               <w:rPr>
                 <w:noProof/>
               </w:rPr>
-              <w:t>7</w:t>
+              <w:t>1</w:t>
             </w:r>
             <w:r>
               <w:rPr>
@@ -1261,7 +1228,7 @@
               <w:noProof/>
             </w:rPr>
           </w:pPr>
-          <w:hyperlink w:anchor="_Toc237088270" w:history="1">
+          <w:hyperlink w:anchor="_Toc237221133" w:history="1">
             <w:r>
               <w:rPr>
                 <w:rStyle w:val="Hyperlink"/>
@@ -1287,7 +1254,7 @@
               <w:rPr>
                 <w:noProof/>
               </w:rPr>
-              <w:instrText xml:space="preserve"> PAGEREF _Toc237088270 \h </w:instrText>
+              <w:instrText xml:space="preserve"> PAGEREF _Toc237221133 \h </w:instrText>
             </w:r>
             <w:r>
               <w:rPr>
@@ -1304,7 +1271,70 @@
               <w:rPr>
                 <w:noProof/>
               </w:rPr>
-              <w:t>7</w:t>
+              <w:t>1</w:t>
+            </w:r>
+            <w:r>
+              <w:rPr>
+                <w:noProof/>
+              </w:rPr>
+              <w:fldChar w:fldCharType="end"/>
+            </w:r>
+          </w:hyperlink>
+        </w:p>
+        <w:p>
+          <w:pPr>
+            <w:pStyle w:val="TOC2"/>
+            <w:tabs>
+              <w:tab w:val="right" w:leader="dot" w:pos="9016"/>
+            </w:tabs>
+            <w:rPr>
+              <w:noProof/>
+            </w:rPr>
+          </w:pPr>
+          <w:hyperlink w:anchor="_Toc237221134" w:history="1">
+            <w:r>
+              <w:rPr>
+                <w:rStyle w:val="Hyperlink"/>
+                <w:b/>
+                <w:bCs/>
+                <w:noProof/>
+              </w:rPr>
+              <w:t>3.8 Documentación del código</w:t>
+            </w:r>
+            <w:r>
+              <w:rPr>
+                <w:noProof/>
+              </w:rPr>
+              <w:tab/>
+            </w:r>
+            <w:r>
+              <w:rPr>
+                <w:noProof/>
+              </w:rPr>
+              <w:fldChar w:fldCharType="begin"/>
+            </w:r>
+            <w:r>
+              <w:rPr>
+                <w:noProof/>
+              </w:rPr>
+              <w:instrText xml:space="preserve"> PAGEREF _Toc237221134 \h </w:instrText>
+            </w:r>
+            <w:r>
+              <w:rPr>
+                <w:noProof/>
+              </w:rPr>
+            </w:r>
+            <w:r>
+              <w:rPr>
+                <w:noProof/>
+              </w:rPr>
+              <w:fldChar w:fldCharType="separate"/>
+            </w:r>
+            <w:r>
+              <w:rPr>
+                <w:noProof/>
+              </w:rPr>
+              <w:t>1</w:t>
             </w:r>
             <w:r>
               <w:rPr>
@@ -1324,7 +1354,7 @@
               <w:noProof/>
             </w:rPr>
           </w:pPr>
-          <w:hyperlink w:anchor="_Toc237088271" w:history="1">
+          <w:hyperlink w:anchor="_Toc237221135" w:history="1">
             <w:r>
               <w:rPr>
                 <w:rStyle w:val="Hyperlink"/>
@@ -1350,7 +1380,7 @@
               <w:rPr>
                 <w:noProof/>
               </w:rPr>
-              <w:instrText xml:space="preserve"> PAGEREF _Toc237088271 \h </w:instrText>
+              <w:instrText xml:space="preserve"> PAGEREF _Toc237221135 \h </w:instrText>
             </w:r>
             <w:r>
               <w:rPr>
@@ -1367,7 +1397,7 @@
               <w:rPr>
                 <w:noProof/>
               </w:rPr>
-              <w:t>8</w:t>
+              <w:t>1</w:t>
             </w:r>
             <w:r>
               <w:rPr>
@@ -1387,7 +1417,7 @@
               <w:noProof/>
             </w:rPr>
           </w:pPr>
-          <w:hyperlink w:anchor="_Toc237088272" w:history="1">
+          <w:hyperlink w:anchor="_Toc237221136" w:history="1">
             <w:r>
               <w:rPr>
                 <w:rStyle w:val="Hyperlink"/>
@@ -1413,7 +1443,7 @@
               <w:rPr>
                 <w:noProof/>
               </w:rPr>
-              <w:instrText xml:space="preserve"> PAGEREF _Toc237088272 \h </w:instrText>
+              <w:instrText xml:space="preserve"> PAGEREF _Toc237221136 \h </w:instrText>
             </w:r>
             <w:r>
               <w:rPr>
@@ -1430,7 +1460,7 @@
               <w:rPr>
                 <w:noProof/>
               </w:rPr>
-              <w:t>8</w:t>
+              <w:t>1</w:t>
             </w:r>
             <w:r>
               <w:rPr>
@@ -1450,7 +1480,7 @@
               <w:noProof/>
             </w:rPr>
           </w:pPr>
-          <w:hyperlink w:anchor="_Toc237088273" w:history="1">
+          <w:hyperlink w:anchor="_Toc237221137" w:history="1">
             <w:r>
               <w:rPr>
                 <w:rStyle w:val="Hyperlink"/>
@@ -1476,7 +1506,7 @@
               <w:rPr>
                 <w:noProof/>
               </w:rPr>
-              <w:instrText xml:space="preserve"> PAGEREF _Toc237088273 \h </w:instrText>
+              <w:instrText xml:space="preserve"> PAGEREF _Toc237221137 \h </w:instrText>
             </w:r>
             <w:r>
               <w:rPr>
@@ -1493,7 +1523,7 @@
               <w:rPr>
                 <w:noProof/>
               </w:rPr>
-              <w:t>8</w:t>
+              <w:t>1</w:t>
             </w:r>
             <w:r>
               <w:rPr>
@@ -1513,7 +1543,7 @@
               <w:noProof/>
             </w:rPr>
           </w:pPr>
-          <w:hyperlink w:anchor="_Toc237088274" w:history="1">
+          <w:hyperlink w:anchor="_Toc237221138" w:history="1">
             <w:r>
               <w:rPr>
                 <w:rStyle w:val="Hyperlink"/>
@@ -1539,7 +1569,7 @@
               <w:rPr>
                 <w:noProof/>
               </w:rPr>
-              <w:instrText xml:space="preserve"> PAGEREF _Toc237088274 \h </w:instrText>
+              <w:instrText xml:space="preserve"> PAGEREF _Toc237221138 \h </w:instrText>
             </w:r>
             <w:r>
               <w:rPr>
@@ -1556,7 +1586,7 @@
               <w:rPr>
                 <w:noProof/>
               </w:rPr>
-              <w:t>8</w:t>
+              <w:t>1</w:t>
             </w:r>
             <w:r>
               <w:rPr>
@@ -1576,7 +1606,7 @@
               <w:noProof/>
             </w:rPr>
           </w:pPr>
-          <w:hyperlink w:anchor="_Toc237088275" w:history="1">
+          <w:hyperlink w:anchor="_Toc237221139" w:history="1">
             <w:r>
               <w:rPr>
                 <w:rStyle w:val="Hyperlink"/>
@@ -1602,7 +1632,7 @@
               <w:rPr>
                 <w:noProof/>
               </w:rPr>
-              <w:instrText xml:space="preserve"> PAGEREF _Toc237088275 \h </w:instrText>
+              <w:instrText xml:space="preserve"> PAGEREF _Toc237221139 \h </w:instrText>
             </w:r>
             <w:r>
               <w:rPr>
@@ -1619,7 +1649,7 @@
               <w:rPr>
                 <w:noProof/>
               </w:rPr>
-              <w:t>9</w:t>
+              <w:t>1</w:t>
             </w:r>
             <w:r>
               <w:rPr>
@@ -1639,7 +1669,7 @@
               <w:noProof/>
             </w:rPr>
           </w:pPr>
-          <w:hyperlink w:anchor="_Toc237088276" w:history="1">
+          <w:hyperlink w:anchor="_Toc237221140" w:history="1">
             <w:r>
               <w:rPr>
                 <w:rStyle w:val="Hyperlink"/>
@@ -1665,7 +1695,7 @@
               <w:rPr>
                 <w:noProof/>
               </w:rPr>
-              <w:instrText xml:space="preserve"> PAGEREF _Toc237088276 \h </w:instrText>
+              <w:instrText xml:space="preserve"> PAGEREF _Toc237221140 \h </w:instrText>
             </w:r>
             <w:r>
               <w:rPr>
@@ -1682,7 +1712,7 @@
               <w:rPr>
                 <w:noProof/>
               </w:rPr>
-              <w:t>9</w:t>
+              <w:t>1</w:t>
             </w:r>
             <w:r>
               <w:rPr>
@@ -1702,7 +1732,7 @@
               <w:noProof/>
             </w:rPr>
           </w:pPr>
-          <w:hyperlink w:anchor="_Toc237088277" w:history="1">
+          <w:hyperlink w:anchor="_Toc237221141" w:history="1">
             <w:r>
               <w:rPr>
                 <w:rStyle w:val="Hyperlink"/>
@@ -1728,7 +1758,7 @@
               <w:rPr>
                 <w:noProof/>
               </w:rPr>
-              <w:instrText xml:space="preserve"> PAGEREF _Toc237088277 \h </w:instrText>
+              <w:instrText xml:space="preserve"> PAGEREF _Toc237221141 \h </w:instrText>
             </w:r>
             <w:r>
               <w:rPr>
@@ -1745,7 +1775,7 @@
               <w:rPr>
                 <w:noProof/>
               </w:rPr>
-              <w:t>9</w:t>
+              <w:t>1</w:t>
             </w:r>
             <w:r>
               <w:rPr>
@@ -1765,7 +1795,7 @@
               <w:noProof/>
             </w:rPr>
           </w:pPr>
-          <w:hyperlink w:anchor="_Toc237088278" w:history="1">
+          <w:hyperlink w:anchor="_Toc237221142" w:history="1">
             <w:r>
               <w:rPr>
                 <w:rStyle w:val="Hyperlink"/>
@@ -1791,7 +1821,7 @@
               <w:rPr>
                 <w:noProof/>
               </w:rPr>
-              <w:instrText xml:space="preserve"> PAGEREF _Toc237088278 \h </w:instrText>
+              <w:instrText xml:space="preserve"> PAGEREF _Toc237221142 \h </w:instrText>
             </w:r>
             <w:r>
               <w:rPr>
@@ -1808,7 +1838,7 @@
               <w:rPr>
                 <w:noProof/>
               </w:rPr>
-              <w:t>9</w:t>
+              <w:t>1</w:t>
             </w:r>
             <w:r>
               <w:rPr>
@@ -1828,7 +1858,7 @@
               <w:noProof/>
             </w:rPr>
           </w:pPr>
-          <w:hyperlink w:anchor="_Toc237088279" w:history="1">
+          <w:hyperlink w:anchor="_Toc237221143" w:history="1">
             <w:r>
               <w:rPr>
                 <w:rStyle w:val="Hyperlink"/>
@@ -1854,7 +1884,7 @@
               <w:rPr>
                 <w:noProof/>
               </w:rPr>
-              <w:instrText xml:space="preserve"> PAGEREF _Toc237088279 \h </w:instrText>
+              <w:instrText xml:space="preserve"> PAGEREF _Toc237221143 \h </w:instrText>
             </w:r>
             <w:r>
               <w:rPr>
@@ -1871,7 +1901,7 @@
               <w:rPr>
                 <w:noProof/>
               </w:rPr>
-              <w:t>9</w:t>
+              <w:t>1</w:t>
             </w:r>
             <w:r>
               <w:rPr>
@@ -1891,7 +1921,7 @@
               <w:noProof/>
             </w:rPr>
           </w:pPr>
-          <w:hyperlink w:anchor="_Toc237088280" w:history="1">
+          <w:hyperlink w:anchor="_Toc237221144" w:history="1">
             <w:r>
               <w:rPr>
                 <w:rStyle w:val="Hyperlink"/>
@@ -1917,7 +1947,7 @@
               <w:rPr>
                 <w:noProof/>
               </w:rPr>
-              <w:instrText xml:space="preserve"> PAGEREF _Toc237088280 \h </w:instrText>
+              <w:instrText xml:space="preserve"> PAGEREF _Toc237221144 \h </w:instrText>
             </w:r>
             <w:r>
               <w:rPr>
@@ -1934,7 +1964,7 @@
               <w:rPr>
                 <w:noProof/>
               </w:rPr>
-              <w:t>10</w:t>
+              <w:t>1</w:t>
             </w:r>
             <w:r>
               <w:rPr>
@@ -1954,7 +1984,7 @@
               <w:noProof/>
             </w:rPr>
           </w:pPr>
-          <w:hyperlink w:anchor="_Toc237088281" w:history="1">
+          <w:hyperlink w:anchor="_Toc237221145" w:history="1">
             <w:r>
               <w:rPr>
                 <w:rStyle w:val="Hyperlink"/>
@@ -1980,7 +2010,7 @@
               <w:rPr>
                 <w:noProof/>
               </w:rPr>
-              <w:instrText xml:space="preserve"> PAGEREF _Toc237088281 \h </w:instrText>
+              <w:instrText xml:space="preserve"> PAGEREF _Toc237221145 \h </w:instrText>
             </w:r>
             <w:r>
               <w:rPr>
@@ -1997,7 +2027,7 @@
               <w:rPr>
                 <w:noProof/>
               </w:rPr>
-              <w:t>10</w:t>
+              <w:t>1</w:t>
             </w:r>
             <w:r>
               <w:rPr>
@@ -2017,7 +2047,7 @@
               <w:noProof/>
             </w:rPr>
           </w:pPr>
-          <w:hyperlink w:anchor="_Toc237088282" w:history="1">
+          <w:hyperlink w:anchor="_Toc237221146" w:history="1">
             <w:r>
               <w:rPr>
                 <w:rStyle w:val="Hyperlink"/>
@@ -2043,7 +2073,7 @@
               <w:rPr>
                 <w:noProof/>
               </w:rPr>
-              <w:instrText xml:space="preserve"> PAGEREF _Toc237088282 \h </w:instrText>
+              <w:instrText xml:space="preserve"> PAGEREF _Toc237221146 \h </w:instrText>
             </w:r>
             <w:r>
               <w:rPr>
@@ -2060,7 +2090,7 @@
               <w:rPr>
                 <w:noProof/>
               </w:rPr>
-              <w:t>11</w:t>
+              <w:t>1</w:t>
             </w:r>
             <w:r>
               <w:rPr>
@@ -2080,7 +2110,7 @@
               <w:noProof/>
             </w:rPr>
           </w:pPr>
-          <w:hyperlink w:anchor="_Toc237088283" w:history="1">
+          <w:hyperlink w:anchor="_Toc237221147" w:history="1">
             <w:r>
               <w:rPr>
                 <w:rStyle w:val="Hyperlink"/>
@@ -2106,7 +2136,7 @@
               <w:rPr>
                 <w:noProof/>
               </w:rPr>
-              <w:instrText xml:space="preserve"> PAGEREF _Toc237088283 \h </w:instrText>
+              <w:instrText xml:space="preserve"> PAGEREF _Toc237221147 \h </w:instrText>
             </w:r>
             <w:r>
               <w:rPr>
@@ -2123,7 +2153,7 @@
               <w:rPr>
                 <w:noProof/>
               </w:rPr>
-              <w:t>11</w:t>
+              <w:t>1</w:t>
             </w:r>
             <w:r>
               <w:rPr>
@@ -2143,7 +2173,7 @@
               <w:noProof/>
             </w:rPr>
           </w:pPr>
-          <w:hyperlink w:anchor="_Toc237088284" w:history="1">
+          <w:hyperlink w:anchor="_Toc237221148" w:history="1">
             <w:r>
               <w:rPr>
                 <w:rStyle w:val="Hyperlink"/>
@@ -2169,7 +2199,7 @@
               <w:rPr>
                 <w:noProof/>
               </w:rPr>
-              <w:instrText xml:space="preserve"> PAGEREF _Toc237088284 \h </w:instrText>
+              <w:instrText xml:space="preserve"> PAGEREF _Toc237221148 \h </w:instrText>
             </w:r>
             <w:r>
               <w:rPr>
@@ -2186,7 +2216,7 @@
               <w:rPr>
                 <w:noProof/>
               </w:rPr>
-              <w:t>11</w:t>
+              <w:t>1</w:t>
             </w:r>
             <w:r>
               <w:rPr>
@@ -2206,7 +2236,7 @@
               <w:noProof/>
             </w:rPr>
           </w:pPr>
-          <w:hyperlink w:anchor="_Toc237088285" w:history="1">
+          <w:hyperlink w:anchor="_Toc237221149" w:history="1">
             <w:r>
               <w:rPr>
                 <w:rStyle w:val="Hyperlink"/>
@@ -2232,7 +2262,7 @@
               <w:rPr>
                 <w:noProof/>
               </w:rPr>
-              <w:instrText xml:space="preserve"> PAGEREF _Toc237088285 \h </w:instrText>
+              <w:instrText xml:space="preserve"> PAGEREF _Toc237221149 \h </w:instrText>
             </w:r>
             <w:r>
               <w:rPr>
@@ -2249,7 +2279,7 @@
               <w:rPr>
                 <w:noProof/>
               </w:rPr>
-              <w:t>11</w:t>
+              <w:t>1</w:t>
             </w:r>
             <w:r>
               <w:rPr>
@@ -2269,7 +2299,7 @@
               <w:noProof/>
             </w:rPr>
           </w:pPr>
-          <w:hyperlink w:anchor="_Toc237088286" w:history="1">
+          <w:hyperlink w:anchor="_Toc237221150" w:history="1">
             <w:r>
               <w:rPr>
                 <w:rStyle w:val="Hyperlink"/>
@@ -2295,7 +2325,7 @@
               <w:rPr>
                 <w:noProof/>
               </w:rPr>
-              <w:instrText xml:space="preserve"> PAGEREF _Toc237088286 \h </w:instrText>
+              <w:instrText xml:space="preserve"> PAGEREF _Toc237221150 \h </w:instrText>
             </w:r>
             <w:r>
               <w:rPr>
@@ -2312,7 +2342,7 @@
               <w:rPr>
                 <w:noProof/>
               </w:rPr>
-              <w:t>11</w:t>
+              <w:t>1</w:t>
             </w:r>
             <w:r>
               <w:rPr>
@@ -2332,7 +2362,7 @@
               <w:noProof/>
             </w:rPr>
           </w:pPr>
-          <w:hyperlink w:anchor="_Toc237088287" w:history="1">
+          <w:hyperlink w:anchor="_Toc237221151" w:history="1">
             <w:r>
               <w:rPr>
                 <w:rStyle w:val="Hyperlink"/>
@@ -2358,7 +2388,7 @@
               <w:rPr>
                 <w:noProof/>
               </w:rPr>
-              <w:instrText xml:space="preserve"> PAGEREF _Toc237088287 \h </w:instrText>
+              <w:instrText xml:space="preserve"> PAGEREF _Toc237221151 \h </w:instrText>
             </w:r>
             <w:r>
               <w:rPr>
@@ -2375,7 +2405,7 @@
               <w:rPr>
                 <w:noProof/>
               </w:rPr>
-              <w:t>11</w:t>
+              <w:t>1</w:t>
             </w:r>
             <w:r>
               <w:rPr>
@@ -2395,7 +2425,7 @@
               <w:noProof/>
             </w:rPr>
           </w:pPr>
-          <w:hyperlink w:anchor="_Toc237088288" w:history="1">
+          <w:hyperlink w:anchor="_Toc237221152" w:history="1">
             <w:r>
               <w:rPr>
                 <w:rStyle w:val="Hyperlink"/>
@@ -2421,7 +2451,7 @@
               <w:rPr>
                 <w:noProof/>
               </w:rPr>
-              <w:instrText xml:space="preserve"> PAGEREF _Toc237088288 \h </w:instrText>
+              <w:instrText xml:space="preserve"> PAGEREF _Toc237221152 \h </w:instrText>
             </w:r>
             <w:r>
               <w:rPr>
@@ -2438,7 +2468,7 @@
               <w:rPr>
                 <w:noProof/>
               </w:rPr>
-              <w:t>12</w:t>
+              <w:t>1</w:t>
             </w:r>
             <w:r>
               <w:rPr>
@@ -2458,7 +2488,7 @@
               <w:noProof/>
             </w:rPr>
           </w:pPr>
-          <w:hyperlink w:anchor="_Toc237088289" w:history="1">
+          <w:hyperlink w:anchor="_Toc237221153" w:history="1">
             <w:r>
               <w:rPr>
                 <w:rStyle w:val="Hyperlink"/>
@@ -2484,7 +2514,7 @@
               <w:rPr>
                 <w:noProof/>
               </w:rPr>
-              <w:instrText xml:space="preserve"> PAGEREF _Toc237088289 \h </w:instrText>
+              <w:instrText xml:space="preserve"> PAGEREF _Toc237221153 \h </w:instrText>
             </w:r>
             <w:r>
               <w:rPr>
@@ -2501,7 +2531,7 @@
               <w:rPr>
                 <w:noProof/>
               </w:rPr>
-              <w:t>12</w:t>
+              <w:t>1</w:t>
             </w:r>
             <w:r>
               <w:rPr>
@@ -2521,7 +2551,7 @@
               <w:noProof/>
             </w:rPr>
           </w:pPr>
-          <w:hyperlink w:anchor="_Toc237088290" w:history="1">
+          <w:hyperlink w:anchor="_Toc237221154" w:history="1">
             <w:r>
               <w:rPr>
                 <w:rStyle w:val="Hyperlink"/>
@@ -2547,7 +2577,7 @@
               <w:rPr>
                 <w:noProof/>
               </w:rPr>
-              <w:instrText xml:space="preserve"> PAGEREF _Toc237088290 \h </w:instrText>
+              <w:instrText xml:space="preserve"> PAGEREF _Toc237221154 \h </w:instrText>
             </w:r>
             <w:r>
               <w:rPr>
@@ -2564,7 +2594,133 @@
               <w:rPr>
                 <w:noProof/>
               </w:rPr>
-              <w:t>12</w:t>
+              <w:t>1</w:t>
+            </w:r>
+            <w:r>
+              <w:rPr>
+                <w:noProof/>
+              </w:rPr>
+              <w:fldChar w:fldCharType="end"/>
+            </w:r>
+          </w:hyperlink>
+        </w:p>
+        <w:p>
+          <w:pPr>
+            <w:pStyle w:val="TOC3"/>
+            <w:tabs>
+              <w:tab w:val="right" w:leader="dot" w:pos="9016"/>
+            </w:tabs>
+            <w:rPr>
+              <w:noProof/>
+            </w:rPr>
+          </w:pPr>
+          <w:hyperlink w:anchor="_Toc237221155" w:history="1">
+            <w:r>
+              <w:rPr>
+                <w:rStyle w:val="Hyperlink"/>
+                <w:b/>
+                <w:bCs/>
+                <w:noProof/>
+              </w:rPr>
+              <w:t>6.9 Seguridad ante uso simultáneo de varios empleados</w:t>
+            </w:r>
+            <w:r>
+              <w:rPr>
+                <w:noProof/>
+              </w:rPr>
+              <w:tab/>
+            </w:r>
+            <w:r>
+              <w:rPr>
+                <w:noProof/>
+              </w:rPr>
+              <w:fldChar w:fldCharType="begin"/>
+            </w:r>
+            <w:r>
+              <w:rPr>
+                <w:noProof/>
+              </w:rPr>
+              <w:instrText xml:space="preserve"> PAGEREF _Toc237221155 \h </w:instrText>
+            </w:r>
+            <w:r>
+              <w:rPr>
+                <w:noProof/>
+              </w:rPr>
+            </w:r>
+            <w:r>
+              <w:rPr>
+                <w:noProof/>
+              </w:rPr>
+              <w:fldChar w:fldCharType="separate"/>
+            </w:r>
+            <w:r>
+              <w:rPr>
+                <w:noProof/>
+              </w:rPr>
+              <w:t>1</w:t>
+            </w:r>
+            <w:r>
+              <w:rPr>
+                <w:noProof/>
+              </w:rPr>
+              <w:fldChar w:fldCharType="end"/>
+            </w:r>
+          </w:hyperlink>
+        </w:p>
+        <w:p>
+          <w:pPr>
+            <w:pStyle w:val="TOC3"/>
+            <w:tabs>
+              <w:tab w:val="right" w:leader="dot" w:pos="9016"/>
+            </w:tabs>
+            <w:rPr>
+              <w:noProof/>
+            </w:rPr>
+          </w:pPr>
+          <w:hyperlink w:anchor="_Toc237221156" w:history="1">
+            <w:r>
+              <w:rPr>
+                <w:rStyle w:val="Hyperlink"/>
+                <w:b/>
+                <w:bCs/>
+                <w:noProof/>
+              </w:rPr>
+              <w:t>6.10 Documentación de componentes (Storybook)</w:t>
+            </w:r>
+            <w:r>
+              <w:rPr>
+                <w:noProof/>
+              </w:rPr>
+              <w:tab/>
+            </w:r>
+            <w:r>
+              <w:rPr>
+                <w:noProof/>
+              </w:rPr>
+              <w:fldChar w:fldCharType="begin"/>
+            </w:r>
+            <w:r>
+              <w:rPr>
+                <w:noProof/>
+              </w:rPr>
+              <w:instrText xml:space="preserve"> PAGEREF _Toc237221156 \h </w:instrText>
+            </w:r>
+            <w:r>
+              <w:rPr>
+                <w:noProof/>
+              </w:rPr>
+            </w:r>
+            <w:r>
+              <w:rPr>
+                <w:noProof/>
+              </w:rPr>
+              <w:fldChar w:fldCharType="separate"/>
+            </w:r>
+            <w:r>
+              <w:rPr>
+                <w:noProof/>
+              </w:rPr>
+              <w:t>1</w:t>
             </w:r>
             <w:r>
               <w:rPr>
@@ -2584,7 +2740,7 @@
               <w:noProof/>
             </w:rPr>
           </w:pPr>
-          <w:hyperlink w:anchor="_Toc237088291" w:history="1">
+          <w:hyperlink w:anchor="_Toc237221157" w:history="1">
             <w:r>
               <w:rPr>
                 <w:rStyle w:val="Hyperlink"/>
@@ -2610,7 +2766,7 @@
               <w:rPr>
                 <w:noProof/>
               </w:rPr>
-              <w:instrText xml:space="preserve"> PAGEREF _Toc237088291 \h </w:instrText>
+              <w:instrText xml:space="preserve"> PAGEREF _Toc237221157 \h </w:instrText>
             </w:r>
             <w:r>
               <w:rPr>
@@ -2627,7 +2783,7 @@
               <w:rPr>
                 <w:noProof/>
               </w:rPr>
-              <w:t>13</w:t>
+              <w:t>1</w:t>
             </w:r>
             <w:r>
               <w:rPr>
@@ -2647,7 +2803,7 @@
               <w:noProof/>
             </w:rPr>
           </w:pPr>
-          <w:hyperlink w:anchor="_Toc237088292" w:history="1">
+          <w:hyperlink w:anchor="_Toc237221158" w:history="1">
             <w:r>
               <w:rPr>
                 <w:rStyle w:val="Hyperlink"/>
@@ -2673,7 +2829,7 @@
               <w:rPr>
                 <w:noProof/>
               </w:rPr>
-              <w:instrText xml:space="preserve"> PAGEREF _Toc237088292 \h </w:instrText>
+              <w:instrText xml:space="preserve"> PAGEREF _Toc237221158 \h </w:instrText>
             </w:r>
             <w:r>
               <w:rPr>
@@ -2690,7 +2846,7 @@
               <w:rPr>
                 <w:noProof/>
               </w:rPr>
-              <w:t>13</w:t>
+              <w:t>1</w:t>
             </w:r>
             <w:r>
               <w:rPr>
@@ -2710,7 +2866,7 @@
               <w:noProof/>
             </w:rPr>
           </w:pPr>
-          <w:hyperlink w:anchor="_Toc237088293" w:history="1">
+          <w:hyperlink w:anchor="_Toc237221159" w:history="1">
             <w:r>
               <w:rPr>
                 <w:rStyle w:val="Hyperlink"/>
@@ -2736,7 +2892,7 @@
               <w:rPr>
                 <w:noProof/>
               </w:rPr>
-              <w:instrText xml:space="preserve"> PAGEREF _Toc237088293 \h </w:instrText>
+              <w:instrText xml:space="preserve"> PAGEREF _Toc237221159 \h </w:instrText>
             </w:r>
             <w:r>
               <w:rPr>
@@ -2753,7 +2909,7 @@
               <w:rPr>
                 <w:noProof/>
               </w:rPr>
-              <w:t>13</w:t>
+              <w:t>1</w:t>
             </w:r>
             <w:r>
               <w:rPr>
@@ -2773,7 +2929,7 @@
               <w:noProof/>
             </w:rPr>
           </w:pPr>
-          <w:hyperlink w:anchor="_Toc237088294" w:history="1">
+          <w:hyperlink w:anchor="_Toc237221160" w:history="1">
             <w:r>
               <w:rPr>
                 <w:rStyle w:val="Hyperlink"/>
@@ -2799,7 +2955,7 @@
               <w:rPr>
                 <w:noProof/>
               </w:rPr>
-              <w:instrText xml:space="preserve"> PAGEREF _Toc237088294 \h </w:instrText>
+              <w:instrText xml:space="preserve"> PAGEREF _Toc237221160 \h </w:instrText>
             </w:r>
             <w:r>
               <w:rPr>
@@ -2816,7 +2972,7 @@
               <w:rPr>
                 <w:noProof/>
               </w:rPr>
-              <w:t>13</w:t>
+              <w:t>1</w:t>
             </w:r>
             <w:r>
               <w:rPr>
@@ -2836,7 +2992,7 @@
               <w:noProof/>
             </w:rPr>
           </w:pPr>
-          <w:hyperlink w:anchor="_Toc237088295" w:history="1">
+          <w:hyperlink w:anchor="_Toc237221161" w:history="1">
             <w:r>
               <w:rPr>
                 <w:rStyle w:val="Hyperlink"/>
@@ -2862,7 +3018,7 @@
               <w:rPr>
                 <w:noProof/>
               </w:rPr>
-              <w:instrText xml:space="preserve"> PAGEREF _Toc237088295 \h </w:instrText>
+              <w:instrText xml:space="preserve"> PAGEREF _Toc237221161 \h </w:instrText>
             </w:r>
             <w:r>
               <w:rPr>
@@ -2879,7 +3035,7 @@
               <w:rPr>
                 <w:noProof/>
               </w:rPr>
-              <w:t>13</w:t>
+              <w:t>1</w:t>
             </w:r>
             <w:r>
               <w:rPr>
@@ -2919,7 +3075,7 @@
           <w:lang w:val="es-BO"/>
         </w:rPr>
       </w:pPr>
-      <w:bookmarkStart w:id="1" w:name="_Toc237088255"/>
+      <w:bookmarkStart w:id="1" w:name="_Toc237221118"/>
       <w:r>
         <w:rPr>
           <w:b/>
@@ -2940,7 +3096,7 @@
           <w:lang w:val="es-BO"/>
         </w:rPr>
       </w:pPr>
-      <w:bookmarkStart w:id="2" w:name="_Toc237088256"/>
+      <w:bookmarkStart w:id="2" w:name="_Toc237221119"/>
       <w:r>
         <w:rPr>
           <w:b/>
@@ -2994,7 +3150,7 @@
           <w:lang w:val="es-BO"/>
         </w:rPr>
       </w:pPr>
-      <w:bookmarkStart w:id="3" w:name="_Toc237088257"/>
+      <w:bookmarkStart w:id="3" w:name="_Toc237221120"/>
       <w:r>
         <w:rPr>
           <w:b/>
@@ -3031,7 +3187,7 @@
           <w:lang w:val="es-BO"/>
         </w:rPr>
       </w:pPr>
-      <w:bookmarkStart w:id="4" w:name="_Toc237088258"/>
+      <w:bookmarkStart w:id="4" w:name="_Toc237221121"/>
       <w:r>
         <w:rPr>
           <w:b/>
@@ -3082,60 +3238,32 @@
         <w:pStyle w:val="Heading1"/>
         <w:spacing w:before="400" w:after="200"/>
       </w:pPr>
-      <w:bookmarkStart w:id="5" w:name="_Toc237088259"/>
+      <w:bookmarkStart w:id="5" w:name="_Toc237221122"/>
       <w:r>
         <w:rPr>
           <w:b/>
           <w:bCs/>
           <w:color w:val="1E3A8A"/>
         </w:rPr>
-        <w:t xml:space="preserve">2. </w:t>
-      </w:r>
-      <w:proofErr w:type="spellStart"/>
+        <w:t>2. Arquitectura General</w:t>
+      </w:r>
+      <w:bookmarkEnd w:id="5"/>
+    </w:p>
+    <w:p>
+      <w:pPr>
+        <w:pStyle w:val="Heading2"/>
+        <w:spacing w:before="300" w:after="150"/>
+      </w:pPr>
+      <w:bookmarkStart w:id="6" w:name="_Toc237221123"/>
       <w:r>
         <w:rPr>
           <w:b/>
           <w:bCs/>
           <w:color w:val="1E3A8A"/>
         </w:rPr>
-        <w:t>Arquitectura</w:t>
-      </w:r>
-      <w:proofErr w:type="spellEnd"/>
-      <w:r>
-        <w:rPr>
-          <w:b/>
-          <w:bCs/>
-          <w:color w:val="1E3A8A"/>
-        </w:rPr>
-        <w:t xml:space="preserve"> General</w:t>
-      </w:r>
-      <w:bookmarkEnd w:id="5"/>
-    </w:p>
-    <w:p>
-      <w:pPr>
-        <w:pStyle w:val="Heading2"/>
-        <w:spacing w:before="300" w:after="150"/>
-      </w:pPr>
-      <w:bookmarkStart w:id="6" w:name="_Toc237088260"/>
-      <w:r>
-        <w:rPr>
-          <w:b/>
-          <w:bCs/>
-          <w:color w:val="1E3A8A"/>
-        </w:rPr>
-        <w:t xml:space="preserve">2.1 Stack </w:t>
-      </w:r>
-      <w:proofErr w:type="spellStart"/>
-      <w:r>
-        <w:rPr>
-          <w:b/>
-          <w:bCs/>
-          <w:color w:val="1E3A8A"/>
-        </w:rPr>
-        <w:t>tecnológico</w:t>
+        <w:t>2.1 Stack tecnológico</w:t>
       </w:r>
       <w:bookmarkEnd w:id="6"/>
-      <w:proofErr w:type="spellEnd"/>
     </w:p>
     <w:tbl>
       <w:tblPr>
@@ -3205,7 +3333,6 @@
             </w:tcMar>
           </w:tcPr>
           <w:p>
-            <w:proofErr w:type="spellStart"/>
             <w:r>
               <w:rPr>
                 <w:rFonts w:ascii="Calibri" w:eastAsia="Calibri" w:hAnsi="Calibri" w:cs="Calibri"/>
@@ -3217,7 +3344,6 @@
               </w:rPr>
               <w:t>Tecnología</w:t>
             </w:r>
-            <w:proofErr w:type="spellEnd"/>
           </w:p>
         </w:tc>
       </w:tr>
@@ -3299,19 +3425,8 @@
                 <w:sz w:val="19"/>
                 <w:szCs w:val="19"/>
               </w:rPr>
-              <w:t xml:space="preserve">Base de </w:t>
-            </w:r>
-            <w:proofErr w:type="spellStart"/>
-            <w:r>
-              <w:rPr>
-                <w:rFonts w:ascii="Calibri" w:eastAsia="Calibri" w:hAnsi="Calibri" w:cs="Calibri"/>
-                <w:color w:val="1E293B"/>
-                <w:sz w:val="19"/>
-                <w:szCs w:val="19"/>
-              </w:rPr>
-              <w:t>datos</w:t>
-            </w:r>
-            <w:proofErr w:type="spellEnd"/>
+              <w:t>Base de datos</w:t>
+            </w:r>
           </w:p>
         </w:tc>
         <w:tc>
@@ -3333,47 +3448,7 @@
                 <w:sz w:val="19"/>
                 <w:szCs w:val="19"/>
               </w:rPr>
-              <w:t>PostgreSQL (</w:t>
-            </w:r>
-            <w:proofErr w:type="spellStart"/>
-            <w:r>
-              <w:rPr>
-                <w:rFonts w:ascii="Calibri" w:eastAsia="Calibri" w:hAnsi="Calibri" w:cs="Calibri"/>
-                <w:color w:val="1E293B"/>
-                <w:sz w:val="19"/>
-                <w:szCs w:val="19"/>
-              </w:rPr>
-              <w:t>vía</w:t>
-            </w:r>
-            <w:proofErr w:type="spellEnd"/>
-            <w:r>
-              <w:rPr>
-                <w:rFonts w:ascii="Calibri" w:eastAsia="Calibri" w:hAnsi="Calibri" w:cs="Calibri"/>
-                <w:color w:val="1E293B"/>
-                <w:sz w:val="19"/>
-                <w:szCs w:val="19"/>
-              </w:rPr>
-              <w:t xml:space="preserve"> </w:t>
-            </w:r>
-            <w:proofErr w:type="spellStart"/>
-            <w:r>
-              <w:rPr>
-                <w:rFonts w:ascii="Calibri" w:eastAsia="Calibri" w:hAnsi="Calibri" w:cs="Calibri"/>
-                <w:color w:val="1E293B"/>
-                <w:sz w:val="19"/>
-                <w:szCs w:val="19"/>
-              </w:rPr>
-              <w:t>Supabase</w:t>
-            </w:r>
-            <w:proofErr w:type="spellEnd"/>
-            <w:r>
-              <w:rPr>
-                <w:rFonts w:ascii="Calibri" w:eastAsia="Calibri" w:hAnsi="Calibri" w:cs="Calibri"/>
-                <w:color w:val="1E293B"/>
-                <w:sz w:val="19"/>
-                <w:szCs w:val="19"/>
-              </w:rPr>
-              <w:t>)</w:t>
+              <w:t>PostgreSQL (vía Supabase)</w:t>
             </w:r>
           </w:p>
         </w:tc>
@@ -3449,7 +3524,6 @@
             </w:tcMar>
           </w:tcPr>
           <w:p>
-            <w:proofErr w:type="spellStart"/>
             <w:r>
               <w:rPr>
                 <w:rFonts w:ascii="Calibri" w:eastAsia="Calibri" w:hAnsi="Calibri" w:cs="Calibri"/>
@@ -3459,7 +3533,6 @@
               </w:rPr>
               <w:t>Autenticación</w:t>
             </w:r>
-            <w:proofErr w:type="spellEnd"/>
           </w:p>
         </w:tc>
         <w:tc>
@@ -3517,19 +3590,8 @@
                 <w:sz w:val="19"/>
                 <w:szCs w:val="19"/>
               </w:rPr>
-              <w:t xml:space="preserve">Correo </w:t>
-            </w:r>
-            <w:proofErr w:type="spellStart"/>
-            <w:r>
-              <w:rPr>
-                <w:rFonts w:ascii="Calibri" w:eastAsia="Calibri" w:hAnsi="Calibri" w:cs="Calibri"/>
-                <w:color w:val="1E293B"/>
-                <w:sz w:val="19"/>
-                <w:szCs w:val="19"/>
-              </w:rPr>
-              <w:t>transaccional</w:t>
-            </w:r>
-            <w:proofErr w:type="spellEnd"/>
+              <w:t>Correo transaccional</w:t>
+            </w:r>
           </w:p>
         </w:tc>
         <w:tc>
@@ -3574,37 +3636,15 @@
             </w:tcMar>
           </w:tcPr>
           <w:p>
-            <w:proofErr w:type="spellStart"/>
-            <w:r>
-              <w:rPr>
-                <w:rFonts w:ascii="Calibri" w:eastAsia="Calibri" w:hAnsi="Calibri" w:cs="Calibri"/>
-                <w:color w:val="1E293B"/>
-                <w:sz w:val="19"/>
-                <w:szCs w:val="19"/>
-              </w:rPr>
-              <w:t>Almacenamiento</w:t>
-            </w:r>
-            <w:proofErr w:type="spellEnd"/>
-            <w:r>
-              <w:rPr>
-                <w:rFonts w:ascii="Calibri" w:eastAsia="Calibri" w:hAnsi="Calibri" w:cs="Calibri"/>
-                <w:color w:val="1E293B"/>
-                <w:sz w:val="19"/>
-                <w:szCs w:val="19"/>
-              </w:rPr>
-              <w:t xml:space="preserve"> de </w:t>
-            </w:r>
-            <w:proofErr w:type="spellStart"/>
-            <w:r>
-              <w:rPr>
-                <w:rFonts w:ascii="Calibri" w:eastAsia="Calibri" w:hAnsi="Calibri" w:cs="Calibri"/>
-                <w:color w:val="1E293B"/>
-                <w:sz w:val="19"/>
-                <w:szCs w:val="19"/>
-              </w:rPr>
-              <w:t>imágenes</w:t>
-            </w:r>
-            <w:proofErr w:type="spellEnd"/>
+            <w:r>
+              <w:rPr>
+                <w:rFonts w:ascii="Calibri" w:eastAsia="Calibri" w:hAnsi="Calibri" w:cs="Calibri"/>
+                <w:color w:val="1E293B"/>
+                <w:sz w:val="19"/>
+                <w:szCs w:val="19"/>
+              </w:rPr>
+              <w:t>Almacenamiento de imágenes</w:t>
+            </w:r>
           </w:p>
         </w:tc>
         <w:tc>
@@ -3619,25 +3659,14 @@
             </w:tcMar>
           </w:tcPr>
           <w:p>
-            <w:proofErr w:type="spellStart"/>
-            <w:r>
-              <w:rPr>
-                <w:rFonts w:ascii="Calibri" w:eastAsia="Calibri" w:hAnsi="Calibri" w:cs="Calibri"/>
-                <w:color w:val="1E293B"/>
-                <w:sz w:val="19"/>
-                <w:szCs w:val="19"/>
-              </w:rPr>
-              <w:t>Supabase</w:t>
-            </w:r>
-            <w:proofErr w:type="spellEnd"/>
-            <w:r>
-              <w:rPr>
-                <w:rFonts w:ascii="Calibri" w:eastAsia="Calibri" w:hAnsi="Calibri" w:cs="Calibri"/>
-                <w:color w:val="1E293B"/>
-                <w:sz w:val="19"/>
-                <w:szCs w:val="19"/>
-              </w:rPr>
-              <w:t xml:space="preserve"> Storage</w:t>
+            <w:r>
+              <w:rPr>
+                <w:rFonts w:ascii="Calibri" w:eastAsia="Calibri" w:hAnsi="Calibri" w:cs="Calibri"/>
+                <w:color w:val="1E293B"/>
+                <w:sz w:val="19"/>
+                <w:szCs w:val="19"/>
+              </w:rPr>
+              <w:t>Supabase Storage</w:t>
             </w:r>
           </w:p>
         </w:tc>
@@ -3660,45 +3689,14 @@
             </w:tcMar>
           </w:tcPr>
           <w:p>
-            <w:proofErr w:type="spellStart"/>
-            <w:r>
-              <w:rPr>
-                <w:rFonts w:ascii="Calibri" w:eastAsia="Calibri" w:hAnsi="Calibri" w:cs="Calibri"/>
-                <w:color w:val="1E293B"/>
-                <w:sz w:val="19"/>
-                <w:szCs w:val="19"/>
-              </w:rPr>
-              <w:t>Gráficos</w:t>
-            </w:r>
-            <w:proofErr w:type="spellEnd"/>
-            <w:r>
-              <w:rPr>
-                <w:rFonts w:ascii="Calibri" w:eastAsia="Calibri" w:hAnsi="Calibri" w:cs="Calibri"/>
-                <w:color w:val="1E293B"/>
-                <w:sz w:val="19"/>
-                <w:szCs w:val="19"/>
-              </w:rPr>
-              <w:t xml:space="preserve"> (</w:t>
-            </w:r>
-            <w:proofErr w:type="spellStart"/>
-            <w:r>
-              <w:rPr>
-                <w:rFonts w:ascii="Calibri" w:eastAsia="Calibri" w:hAnsi="Calibri" w:cs="Calibri"/>
-                <w:color w:val="1E293B"/>
-                <w:sz w:val="19"/>
-                <w:szCs w:val="19"/>
-              </w:rPr>
-              <w:t>Reportes</w:t>
-            </w:r>
-            <w:proofErr w:type="spellEnd"/>
-            <w:r>
-              <w:rPr>
-                <w:rFonts w:ascii="Calibri" w:eastAsia="Calibri" w:hAnsi="Calibri" w:cs="Calibri"/>
-                <w:color w:val="1E293B"/>
-                <w:sz w:val="19"/>
-                <w:szCs w:val="19"/>
-              </w:rPr>
-              <w:t>)</w:t>
+            <w:r>
+              <w:rPr>
+                <w:rFonts w:ascii="Calibri" w:eastAsia="Calibri" w:hAnsi="Calibri" w:cs="Calibri"/>
+                <w:color w:val="1E293B"/>
+                <w:sz w:val="19"/>
+                <w:szCs w:val="19"/>
+              </w:rPr>
+              <w:t>Gráficos (Reportes)</w:t>
             </w:r>
           </w:p>
         </w:tc>
@@ -3768,25 +3766,14 @@
             </w:tcMar>
           </w:tcPr>
           <w:p>
-            <w:proofErr w:type="spellStart"/>
-            <w:r>
-              <w:rPr>
-                <w:rFonts w:ascii="Calibri" w:eastAsia="Calibri" w:hAnsi="Calibri" w:cs="Calibri"/>
-                <w:color w:val="1E293B"/>
-                <w:sz w:val="19"/>
-                <w:szCs w:val="19"/>
-              </w:rPr>
-              <w:t>librería</w:t>
-            </w:r>
-            <w:proofErr w:type="spellEnd"/>
-            <w:r>
-              <w:rPr>
-                <w:rFonts w:ascii="Calibri" w:eastAsia="Calibri" w:hAnsi="Calibri" w:cs="Calibri"/>
-                <w:color w:val="1E293B"/>
-                <w:sz w:val="19"/>
-                <w:szCs w:val="19"/>
-              </w:rPr>
-              <w:t xml:space="preserve"> xlsx</w:t>
+            <w:r>
+              <w:rPr>
+                <w:rFonts w:ascii="Calibri" w:eastAsia="Calibri" w:hAnsi="Calibri" w:cs="Calibri"/>
+                <w:color w:val="1E293B"/>
+                <w:sz w:val="19"/>
+                <w:szCs w:val="19"/>
+              </w:rPr>
+              <w:t>librería xlsx</w:t>
             </w:r>
           </w:p>
         </w:tc>
@@ -3837,25 +3824,14 @@
             </w:tcMar>
           </w:tcPr>
           <w:p>
-            <w:proofErr w:type="spellStart"/>
-            <w:r>
-              <w:rPr>
-                <w:rFonts w:ascii="Calibri" w:eastAsia="Calibri" w:hAnsi="Calibri" w:cs="Calibri"/>
-                <w:color w:val="1E293B"/>
-                <w:sz w:val="19"/>
-                <w:szCs w:val="19"/>
-              </w:rPr>
-              <w:t>nodemailer</w:t>
-            </w:r>
-            <w:proofErr w:type="spellEnd"/>
-            <w:r>
-              <w:rPr>
-                <w:rFonts w:ascii="Calibri" w:eastAsia="Calibri" w:hAnsi="Calibri" w:cs="Calibri"/>
-                <w:color w:val="1E293B"/>
-                <w:sz w:val="19"/>
-                <w:szCs w:val="19"/>
-              </w:rPr>
-              <w:t xml:space="preserve"> / API Brevo</w:t>
+            <w:r>
+              <w:rPr>
+                <w:rFonts w:ascii="Calibri" w:eastAsia="Calibri" w:hAnsi="Calibri" w:cs="Calibri"/>
+                <w:color w:val="1E293B"/>
+                <w:sz w:val="19"/>
+                <w:szCs w:val="19"/>
+              </w:rPr>
+              <w:t>nodemailer / API Brevo</w:t>
             </w:r>
           </w:p>
         </w:tc>
@@ -3871,44 +3847,16 @@
         <w:pStyle w:val="Heading2"/>
         <w:spacing w:before="300" w:after="150"/>
       </w:pPr>
-      <w:bookmarkStart w:id="7" w:name="_Toc237088261"/>
+      <w:bookmarkStart w:id="7" w:name="_Toc237221124"/>
       <w:r>
         <w:rPr>
           <w:b/>
           <w:bCs/>
           <w:color w:val="1E3A8A"/>
         </w:rPr>
-        <w:t xml:space="preserve">2.2 </w:t>
-      </w:r>
-      <w:proofErr w:type="spellStart"/>
-      <w:r>
-        <w:rPr>
-          <w:b/>
-          <w:bCs/>
-          <w:color w:val="1E3A8A"/>
-        </w:rPr>
-        <w:t>Estructura</w:t>
-      </w:r>
-      <w:proofErr w:type="spellEnd"/>
-      <w:r>
-        <w:rPr>
-          <w:b/>
-          <w:bCs/>
-          <w:color w:val="1E3A8A"/>
-        </w:rPr>
-        <w:t xml:space="preserve"> del </w:t>
-      </w:r>
-      <w:proofErr w:type="spellStart"/>
-      <w:r>
-        <w:rPr>
-          <w:b/>
-          <w:bCs/>
-          <w:color w:val="1E3A8A"/>
-        </w:rPr>
-        <w:t>monorepo</w:t>
+        <w:t>2.2 Estructura del monorepo</w:t>
       </w:r>
       <w:bookmarkEnd w:id="7"/>
-      <w:proofErr w:type="spellEnd"/>
     </w:p>
     <w:p>
       <w:pPr>
@@ -3960,9 +3908,8 @@
           <w:lang w:val="es-BO"/>
         </w:rPr>
         <w:br/>
-        <w:t xml:space="preserve">├── backend/    </w:t>
-      </w:r>
-      <w:proofErr w:type="gramStart"/>
+        <w:t>├── backend/       (API REST en Node.js + Express — se despliega a Render)</w:t>
+      </w:r>
       <w:r>
         <w:rPr>
           <w:rFonts w:ascii="Consolas" w:eastAsia="Consolas" w:hAnsi="Consolas" w:cs="Consolas"/>
@@ -3971,9 +3918,9 @@
           <w:szCs w:val="18"/>
           <w:lang w:val="es-BO"/>
         </w:rPr>
-        <w:t xml:space="preserve">   (</w:t>
-      </w:r>
-      <w:proofErr w:type="gramEnd"/>
+        <w:br/>
+        <w:t>├── frontend/      (Aplicación React servida con Vite — se despliega a Vercel)</w:t>
+      </w:r>
       <w:r>
         <w:rPr>
           <w:rFonts w:ascii="Consolas" w:eastAsia="Consolas" w:hAnsi="Consolas" w:cs="Consolas"/>
@@ -3982,7 +3929,8 @@
           <w:szCs w:val="18"/>
           <w:lang w:val="es-BO"/>
         </w:rPr>
-        <w:t>API REST en Node.js + Express — se despliega a Render)</w:t>
+        <w:br/>
+        <w:t>├── database/      (Scripts SQL: schema, índices, triggers, permisos, datos)</w:t>
       </w:r>
       <w:r>
         <w:rPr>
@@ -3993,95 +3941,7 @@
           <w:lang w:val="es-BO"/>
         </w:rPr>
         <w:br/>
-        <w:t xml:space="preserve">├── frontend/   </w:t>
-      </w:r>
-      <w:proofErr w:type="gramStart"/>
-      <w:r>
-        <w:rPr>
-          <w:rFonts w:ascii="Consolas" w:eastAsia="Consolas" w:hAnsi="Consolas" w:cs="Consolas"/>
-          <w:color w:val="E2E8F0"/>
-          <w:sz w:val="18"/>
-          <w:szCs w:val="18"/>
-          <w:lang w:val="es-BO"/>
-        </w:rPr>
-        <w:t xml:space="preserve">   (</w:t>
-      </w:r>
-      <w:proofErr w:type="gramEnd"/>
-      <w:r>
-        <w:rPr>
-          <w:rFonts w:ascii="Consolas" w:eastAsia="Consolas" w:hAnsi="Consolas" w:cs="Consolas"/>
-          <w:color w:val="E2E8F0"/>
-          <w:sz w:val="18"/>
-          <w:szCs w:val="18"/>
-          <w:lang w:val="es-BO"/>
-        </w:rPr>
-        <w:t>Aplicación React servida con Vite — se despliega a Vercel)</w:t>
-      </w:r>
-      <w:r>
-        <w:rPr>
-          <w:rFonts w:ascii="Consolas" w:eastAsia="Consolas" w:hAnsi="Consolas" w:cs="Consolas"/>
-          <w:color w:val="E2E8F0"/>
-          <w:sz w:val="18"/>
-          <w:szCs w:val="18"/>
-          <w:lang w:val="es-BO"/>
-        </w:rPr>
-        <w:br/>
-        <w:t xml:space="preserve">├── database/   </w:t>
-      </w:r>
-      <w:proofErr w:type="gramStart"/>
-      <w:r>
-        <w:rPr>
-          <w:rFonts w:ascii="Consolas" w:eastAsia="Consolas" w:hAnsi="Consolas" w:cs="Consolas"/>
-          <w:color w:val="E2E8F0"/>
-          <w:sz w:val="18"/>
-          <w:szCs w:val="18"/>
-          <w:lang w:val="es-BO"/>
-        </w:rPr>
-        <w:t xml:space="preserve">   (</w:t>
-      </w:r>
-      <w:proofErr w:type="gramEnd"/>
-      <w:r>
-        <w:rPr>
-          <w:rFonts w:ascii="Consolas" w:eastAsia="Consolas" w:hAnsi="Consolas" w:cs="Consolas"/>
-          <w:color w:val="E2E8F0"/>
-          <w:sz w:val="18"/>
-          <w:szCs w:val="18"/>
-          <w:lang w:val="es-BO"/>
-        </w:rPr>
-        <w:t>Scripts SQL: schema, índices, triggers, permisos, datos)</w:t>
-      </w:r>
-      <w:r>
-        <w:rPr>
-          <w:rFonts w:ascii="Consolas" w:eastAsia="Consolas" w:hAnsi="Consolas" w:cs="Consolas"/>
-          <w:color w:val="E2E8F0"/>
-          <w:sz w:val="18"/>
-          <w:szCs w:val="18"/>
-          <w:lang w:val="es-BO"/>
-        </w:rPr>
-        <w:br/>
-        <w:t>└── print-agent/</w:t>
-      </w:r>
-      <w:proofErr w:type="gramStart"/>
-      <w:r>
-        <w:rPr>
-          <w:rFonts w:ascii="Consolas" w:eastAsia="Consolas" w:hAnsi="Consolas" w:cs="Consolas"/>
-          <w:color w:val="E2E8F0"/>
-          <w:sz w:val="18"/>
-          <w:szCs w:val="18"/>
-          <w:lang w:val="es-BO"/>
-        </w:rPr>
-        <w:t xml:space="preserve">   (</w:t>
-      </w:r>
-      <w:proofErr w:type="gramEnd"/>
-      <w:r>
-        <w:rPr>
-          <w:rFonts w:ascii="Consolas" w:eastAsia="Consolas" w:hAnsi="Consolas" w:cs="Consolas"/>
-          <w:color w:val="E2E8F0"/>
-          <w:sz w:val="18"/>
-          <w:szCs w:val="18"/>
-          <w:lang w:val="es-BO"/>
-        </w:rPr>
-        <w:t>Servicio local de impresión — corre solo en la PC de Caja, nunca en la nube)</w:t>
+        <w:t>└── print-agent/   (Servicio local de impresión — corre solo en la PC de Caja, nunca en la nube)</w:t>
       </w:r>
     </w:p>
     <w:p>
@@ -4092,7 +3952,7 @@
           <w:lang w:val="es-BO"/>
         </w:rPr>
       </w:pPr>
-      <w:bookmarkStart w:id="8" w:name="_Toc237088262"/>
+      <w:bookmarkStart w:id="8" w:name="_Toc237221125"/>
       <w:r>
         <w:rPr>
           <w:b/>
@@ -4132,7 +3992,6 @@
         <w:shd w:val="clear" w:color="auto" w:fill="0F172A"/>
         <w:spacing w:before="100" w:after="200"/>
       </w:pPr>
-      <w:proofErr w:type="spellStart"/>
       <w:r>
         <w:rPr>
           <w:rFonts w:ascii="Consolas" w:eastAsia="Consolas" w:hAnsi="Consolas" w:cs="Consolas"/>
@@ -4140,9 +3999,8 @@
           <w:sz w:val="18"/>
           <w:szCs w:val="18"/>
         </w:rPr>
-        <w:t>Navegador</w:t>
-      </w:r>
-      <w:proofErr w:type="spellEnd"/>
+        <w:t>Navegador (React)</w:t>
+      </w:r>
       <w:r>
         <w:rPr>
           <w:rFonts w:ascii="Consolas" w:eastAsia="Consolas" w:hAnsi="Consolas" w:cs="Consolas"/>
@@ -4150,7 +4008,8 @@
           <w:sz w:val="18"/>
           <w:szCs w:val="18"/>
         </w:rPr>
-        <w:t xml:space="preserve"> (React)</w:t>
+        <w:br/>
+        <w:t xml:space="preserve">     │  HTTPS + Bearer Token (JWT)</w:t>
       </w:r>
       <w:r>
         <w:rPr>
@@ -4160,9 +4019,8 @@
           <w:szCs w:val="18"/>
         </w:rPr>
         <w:br/>
-        <w:t xml:space="preserve">     </w:t>
-      </w:r>
-      <w:proofErr w:type="gramStart"/>
+        <w:t xml:space="preserve">     ▼</w:t>
+      </w:r>
       <w:r>
         <w:rPr>
           <w:rFonts w:ascii="Consolas" w:eastAsia="Consolas" w:hAnsi="Consolas" w:cs="Consolas"/>
@@ -4170,9 +4028,9 @@
           <w:sz w:val="18"/>
           <w:szCs w:val="18"/>
         </w:rPr>
-        <w:t>│  HTTPS</w:t>
-      </w:r>
-      <w:proofErr w:type="gramEnd"/>
+        <w:br/>
+        <w:t>Backend (Node/Express)</w:t>
+      </w:r>
       <w:r>
         <w:rPr>
           <w:rFonts w:ascii="Consolas" w:eastAsia="Consolas" w:hAnsi="Consolas" w:cs="Consolas"/>
@@ -4180,7 +4038,8 @@
           <w:sz w:val="18"/>
           <w:szCs w:val="18"/>
         </w:rPr>
-        <w:t xml:space="preserve"> + Bearer Token (JWT)</w:t>
+        <w:br/>
+        <w:t xml:space="preserve">     │  Supabase JS Client (service_role)</w:t>
       </w:r>
       <w:r>
         <w:rPr>
@@ -4200,128 +4059,7 @@
           <w:szCs w:val="18"/>
         </w:rPr>
         <w:br/>
-        <w:t>Backend (Node/Express)</w:t>
-      </w:r>
-      <w:r>
-        <w:rPr>
-          <w:rFonts w:ascii="Consolas" w:eastAsia="Consolas" w:hAnsi="Consolas" w:cs="Consolas"/>
-          <w:color w:val="E2E8F0"/>
-          <w:sz w:val="18"/>
-          <w:szCs w:val="18"/>
-        </w:rPr>
-        <w:br/>
-        <w:t xml:space="preserve">     </w:t>
-      </w:r>
-      <w:proofErr w:type="gramStart"/>
-      <w:r>
-        <w:rPr>
-          <w:rFonts w:ascii="Consolas" w:eastAsia="Consolas" w:hAnsi="Consolas" w:cs="Consolas"/>
-          <w:color w:val="E2E8F0"/>
-          <w:sz w:val="18"/>
-          <w:szCs w:val="18"/>
-        </w:rPr>
-        <w:t xml:space="preserve">│  </w:t>
-      </w:r>
-      <w:proofErr w:type="spellStart"/>
-      <w:r>
-        <w:rPr>
-          <w:rFonts w:ascii="Consolas" w:eastAsia="Consolas" w:hAnsi="Consolas" w:cs="Consolas"/>
-          <w:color w:val="E2E8F0"/>
-          <w:sz w:val="18"/>
-          <w:szCs w:val="18"/>
-        </w:rPr>
-        <w:t>Supabase</w:t>
-      </w:r>
-      <w:proofErr w:type="spellEnd"/>
-      <w:proofErr w:type="gramEnd"/>
-      <w:r>
-        <w:rPr>
-          <w:rFonts w:ascii="Consolas" w:eastAsia="Consolas" w:hAnsi="Consolas" w:cs="Consolas"/>
-          <w:color w:val="E2E8F0"/>
-          <w:sz w:val="18"/>
-          <w:szCs w:val="18"/>
-        </w:rPr>
-        <w:t xml:space="preserve"> JS Client (</w:t>
-      </w:r>
-      <w:proofErr w:type="spellStart"/>
-      <w:r>
-        <w:rPr>
-          <w:rFonts w:ascii="Consolas" w:eastAsia="Consolas" w:hAnsi="Consolas" w:cs="Consolas"/>
-          <w:color w:val="E2E8F0"/>
-          <w:sz w:val="18"/>
-          <w:szCs w:val="18"/>
-        </w:rPr>
-        <w:t>service_role</w:t>
-      </w:r>
-      <w:proofErr w:type="spellEnd"/>
-      <w:r>
-        <w:rPr>
-          <w:rFonts w:ascii="Consolas" w:eastAsia="Consolas" w:hAnsi="Consolas" w:cs="Consolas"/>
-          <w:color w:val="E2E8F0"/>
-          <w:sz w:val="18"/>
-          <w:szCs w:val="18"/>
-        </w:rPr>
-        <w:t>)</w:t>
-      </w:r>
-      <w:r>
-        <w:rPr>
-          <w:rFonts w:ascii="Consolas" w:eastAsia="Consolas" w:hAnsi="Consolas" w:cs="Consolas"/>
-          <w:color w:val="E2E8F0"/>
-          <w:sz w:val="18"/>
-          <w:szCs w:val="18"/>
-        </w:rPr>
-        <w:br/>
-        <w:t xml:space="preserve">     ▼</w:t>
-      </w:r>
-      <w:r>
-        <w:rPr>
-          <w:rFonts w:ascii="Consolas" w:eastAsia="Consolas" w:hAnsi="Consolas" w:cs="Consolas"/>
-          <w:color w:val="E2E8F0"/>
-          <w:sz w:val="18"/>
-          <w:szCs w:val="18"/>
-        </w:rPr>
-        <w:br/>
-        <w:t xml:space="preserve">Base de </w:t>
-      </w:r>
-      <w:proofErr w:type="spellStart"/>
-      <w:r>
-        <w:rPr>
-          <w:rFonts w:ascii="Consolas" w:eastAsia="Consolas" w:hAnsi="Consolas" w:cs="Consolas"/>
-          <w:color w:val="E2E8F0"/>
-          <w:sz w:val="18"/>
-          <w:szCs w:val="18"/>
-        </w:rPr>
-        <w:t>datos</w:t>
-      </w:r>
-      <w:proofErr w:type="spellEnd"/>
-      <w:r>
-        <w:rPr>
-          <w:rFonts w:ascii="Consolas" w:eastAsia="Consolas" w:hAnsi="Consolas" w:cs="Consolas"/>
-          <w:color w:val="E2E8F0"/>
-          <w:sz w:val="18"/>
-          <w:szCs w:val="18"/>
-        </w:rPr>
-        <w:t xml:space="preserve"> (PostgreSQL / </w:t>
-      </w:r>
-      <w:proofErr w:type="spellStart"/>
-      <w:r>
-        <w:rPr>
-          <w:rFonts w:ascii="Consolas" w:eastAsia="Consolas" w:hAnsi="Consolas" w:cs="Consolas"/>
-          <w:color w:val="E2E8F0"/>
-          <w:sz w:val="18"/>
-          <w:szCs w:val="18"/>
-        </w:rPr>
-        <w:t>Supabase</w:t>
-      </w:r>
-      <w:proofErr w:type="spellEnd"/>
-      <w:r>
-        <w:rPr>
-          <w:rFonts w:ascii="Consolas" w:eastAsia="Consolas" w:hAnsi="Consolas" w:cs="Consolas"/>
-          <w:color w:val="E2E8F0"/>
-          <w:sz w:val="18"/>
-          <w:szCs w:val="18"/>
-        </w:rPr>
-        <w:t>)</w:t>
+        <w:t>Base de datos (PostgreSQL / Supabase)</w:t>
       </w:r>
     </w:p>
     <w:p>
@@ -4332,7 +4070,7 @@
           <w:lang w:val="es-BO"/>
         </w:rPr>
       </w:pPr>
-      <w:bookmarkStart w:id="9" w:name="_Toc237088263"/>
+      <w:bookmarkStart w:id="9" w:name="_Toc237221126"/>
       <w:r>
         <w:rPr>
           <w:b/>
@@ -4352,7 +4090,7 @@
           <w:lang w:val="es-BO"/>
         </w:rPr>
       </w:pPr>
-      <w:bookmarkStart w:id="10" w:name="_Toc237088264"/>
+      <w:bookmarkStart w:id="10" w:name="_Toc237221127"/>
       <w:r>
         <w:rPr>
           <w:b/>
@@ -4474,7 +4212,7 @@
           <w:lang w:val="es-BO"/>
         </w:rPr>
       </w:pPr>
-      <w:bookmarkStart w:id="11" w:name="_Toc237088265"/>
+      <w:bookmarkStart w:id="11" w:name="_Toc237221128"/>
       <w:r>
         <w:rPr>
           <w:b/>
@@ -4578,7 +4316,7 @@
           <w:lang w:val="es-BO"/>
         </w:rPr>
       </w:pPr>
-      <w:bookmarkStart w:id="12" w:name="_Toc237088266"/>
+      <w:bookmarkStart w:id="12" w:name="_Toc237221129"/>
       <w:r>
         <w:rPr>
           <w:b/>
@@ -4603,59 +4341,13 @@
         </w:rPr>
         <w:t xml:space="preserve">El sistema utiliza JSON Web Tokens (JWT) con una duración de 8 horas. </w:t>
       </w:r>
-      <w:proofErr w:type="spellStart"/>
       <w:r>
         <w:rPr>
           <w:rFonts w:ascii="Calibri" w:eastAsia="Calibri" w:hAnsi="Calibri" w:cs="Calibri"/>
           <w:sz w:val="21"/>
           <w:szCs w:val="21"/>
         </w:rPr>
-        <w:t>Existen</w:t>
-      </w:r>
-      <w:proofErr w:type="spellEnd"/>
-      <w:r>
-        <w:rPr>
-          <w:rFonts w:ascii="Calibri" w:eastAsia="Calibri" w:hAnsi="Calibri" w:cs="Calibri"/>
-          <w:sz w:val="21"/>
-          <w:szCs w:val="21"/>
-        </w:rPr>
-        <w:t xml:space="preserve"> dos </w:t>
-      </w:r>
-      <w:proofErr w:type="spellStart"/>
-      <w:r>
-        <w:rPr>
-          <w:rFonts w:ascii="Calibri" w:eastAsia="Calibri" w:hAnsi="Calibri" w:cs="Calibri"/>
-          <w:sz w:val="21"/>
-          <w:szCs w:val="21"/>
-        </w:rPr>
-        <w:t>tipos</w:t>
-      </w:r>
-      <w:proofErr w:type="spellEnd"/>
-      <w:r>
-        <w:rPr>
-          <w:rFonts w:ascii="Calibri" w:eastAsia="Calibri" w:hAnsi="Calibri" w:cs="Calibri"/>
-          <w:sz w:val="21"/>
-          <w:szCs w:val="21"/>
-        </w:rPr>
-        <w:t xml:space="preserve"> de </w:t>
-      </w:r>
-      <w:proofErr w:type="spellStart"/>
-      <w:r>
-        <w:rPr>
-          <w:rFonts w:ascii="Calibri" w:eastAsia="Calibri" w:hAnsi="Calibri" w:cs="Calibri"/>
-          <w:sz w:val="21"/>
-          <w:szCs w:val="21"/>
-        </w:rPr>
-        <w:t>sesión</w:t>
-      </w:r>
-      <w:proofErr w:type="spellEnd"/>
-      <w:r>
-        <w:rPr>
-          <w:rFonts w:ascii="Calibri" w:eastAsia="Calibri" w:hAnsi="Calibri" w:cs="Calibri"/>
-          <w:sz w:val="21"/>
-          <w:szCs w:val="21"/>
-        </w:rPr>
-        <w:t>:</w:t>
+        <w:t>Existen dos tipos de sesión:</w:t>
       </w:r>
     </w:p>
     <w:p>
@@ -4724,32 +4416,14 @@
         <w:pStyle w:val="Heading2"/>
         <w:spacing w:before="300" w:after="150"/>
       </w:pPr>
-      <w:bookmarkStart w:id="13" w:name="_Toc237088267"/>
+      <w:bookmarkStart w:id="13" w:name="_Toc237221130"/>
       <w:r>
         <w:rPr>
           <w:b/>
           <w:bCs/>
           <w:color w:val="1E3A8A"/>
         </w:rPr>
-        <w:t xml:space="preserve">3.4 </w:t>
-      </w:r>
-      <w:proofErr w:type="spellStart"/>
-      <w:r>
-        <w:rPr>
-          <w:b/>
-          <w:bCs/>
-          <w:color w:val="1E3A8A"/>
-        </w:rPr>
-        <w:t>Módulos</w:t>
-      </w:r>
-      <w:proofErr w:type="spellEnd"/>
-      <w:r>
-        <w:rPr>
-          <w:b/>
-          <w:bCs/>
-          <w:color w:val="1E3A8A"/>
-        </w:rPr>
-        <w:t xml:space="preserve"> del backend</w:t>
+        <w:t>3.4 Módulos del backend</w:t>
       </w:r>
       <w:bookmarkEnd w:id="13"/>
     </w:p>
@@ -4797,7 +4471,6 @@
             </w:tcMar>
           </w:tcPr>
           <w:p>
-            <w:proofErr w:type="spellStart"/>
             <w:r>
               <w:rPr>
                 <w:rFonts w:ascii="Calibri" w:eastAsia="Calibri" w:hAnsi="Calibri" w:cs="Calibri"/>
@@ -4809,7 +4482,6 @@
               </w:rPr>
               <w:t>Módulo</w:t>
             </w:r>
-            <w:proofErr w:type="spellEnd"/>
           </w:p>
         </w:tc>
         <w:tc>
@@ -4849,7 +4521,6 @@
             </w:tcMar>
           </w:tcPr>
           <w:p>
-            <w:proofErr w:type="spellStart"/>
             <w:r>
               <w:rPr>
                 <w:rFonts w:ascii="Calibri" w:eastAsia="Calibri" w:hAnsi="Calibri" w:cs="Calibri"/>
@@ -4861,7 +4532,6 @@
               </w:rPr>
               <w:t>Responsabilidad</w:t>
             </w:r>
-            <w:proofErr w:type="spellEnd"/>
           </w:p>
         </w:tc>
       </w:tr>
@@ -4912,27 +4582,7 @@
                 <w:sz w:val="19"/>
                 <w:szCs w:val="19"/>
               </w:rPr>
-              <w:t>/</w:t>
-            </w:r>
-            <w:proofErr w:type="spellStart"/>
-            <w:r>
-              <w:rPr>
-                <w:rFonts w:ascii="Calibri" w:eastAsia="Calibri" w:hAnsi="Calibri" w:cs="Calibri"/>
-                <w:color w:val="1E293B"/>
-                <w:sz w:val="19"/>
-                <w:szCs w:val="19"/>
-              </w:rPr>
-              <w:t>api</w:t>
-            </w:r>
-            <w:proofErr w:type="spellEnd"/>
-            <w:r>
-              <w:rPr>
-                <w:rFonts w:ascii="Calibri" w:eastAsia="Calibri" w:hAnsi="Calibri" w:cs="Calibri"/>
-                <w:color w:val="1E293B"/>
-                <w:sz w:val="19"/>
-                <w:szCs w:val="19"/>
-              </w:rPr>
-              <w:t>/auth</w:t>
+              <w:t>/api/auth</w:t>
             </w:r>
           </w:p>
         </w:tc>
@@ -5014,27 +4664,7 @@
                 <w:sz w:val="19"/>
                 <w:szCs w:val="19"/>
               </w:rPr>
-              <w:t>/</w:t>
-            </w:r>
-            <w:proofErr w:type="spellStart"/>
-            <w:r>
-              <w:rPr>
-                <w:rFonts w:ascii="Calibri" w:eastAsia="Calibri" w:hAnsi="Calibri" w:cs="Calibri"/>
-                <w:color w:val="1E293B"/>
-                <w:sz w:val="19"/>
-                <w:szCs w:val="19"/>
-              </w:rPr>
-              <w:t>api</w:t>
-            </w:r>
-            <w:proofErr w:type="spellEnd"/>
-            <w:r>
-              <w:rPr>
-                <w:rFonts w:ascii="Calibri" w:eastAsia="Calibri" w:hAnsi="Calibri" w:cs="Calibri"/>
-                <w:color w:val="1E293B"/>
-                <w:sz w:val="19"/>
-                <w:szCs w:val="19"/>
-              </w:rPr>
-              <w:t>/password-reset</w:t>
+              <w:t>/api/password-reset</w:t>
             </w:r>
           </w:p>
         </w:tc>
@@ -5115,27 +4745,7 @@
                 <w:sz w:val="19"/>
                 <w:szCs w:val="19"/>
               </w:rPr>
-              <w:t>/</w:t>
-            </w:r>
-            <w:proofErr w:type="spellStart"/>
-            <w:r>
-              <w:rPr>
-                <w:rFonts w:ascii="Calibri" w:eastAsia="Calibri" w:hAnsi="Calibri" w:cs="Calibri"/>
-                <w:color w:val="1E293B"/>
-                <w:sz w:val="19"/>
-                <w:szCs w:val="19"/>
-              </w:rPr>
-              <w:t>api</w:t>
-            </w:r>
-            <w:proofErr w:type="spellEnd"/>
-            <w:r>
-              <w:rPr>
-                <w:rFonts w:ascii="Calibri" w:eastAsia="Calibri" w:hAnsi="Calibri" w:cs="Calibri"/>
-                <w:color w:val="1E293B"/>
-                <w:sz w:val="19"/>
-                <w:szCs w:val="19"/>
-              </w:rPr>
-              <w:t>/screens</w:t>
+              <w:t>/api/screens</w:t>
             </w:r>
           </w:p>
         </w:tc>
@@ -5217,27 +4827,7 @@
                 <w:sz w:val="19"/>
                 <w:szCs w:val="19"/>
               </w:rPr>
-              <w:t>/</w:t>
-            </w:r>
-            <w:proofErr w:type="spellStart"/>
-            <w:r>
-              <w:rPr>
-                <w:rFonts w:ascii="Calibri" w:eastAsia="Calibri" w:hAnsi="Calibri" w:cs="Calibri"/>
-                <w:color w:val="1E293B"/>
-                <w:sz w:val="19"/>
-                <w:szCs w:val="19"/>
-              </w:rPr>
-              <w:t>api</w:t>
-            </w:r>
-            <w:proofErr w:type="spellEnd"/>
-            <w:r>
-              <w:rPr>
-                <w:rFonts w:ascii="Calibri" w:eastAsia="Calibri" w:hAnsi="Calibri" w:cs="Calibri"/>
-                <w:color w:val="1E293B"/>
-                <w:sz w:val="19"/>
-                <w:szCs w:val="19"/>
-              </w:rPr>
-              <w:t>/roles</w:t>
+              <w:t>/api/roles</w:t>
             </w:r>
           </w:p>
         </w:tc>
@@ -5318,27 +4908,7 @@
                 <w:sz w:val="19"/>
                 <w:szCs w:val="19"/>
               </w:rPr>
-              <w:t>/</w:t>
-            </w:r>
-            <w:proofErr w:type="spellStart"/>
-            <w:r>
-              <w:rPr>
-                <w:rFonts w:ascii="Calibri" w:eastAsia="Calibri" w:hAnsi="Calibri" w:cs="Calibri"/>
-                <w:color w:val="1E293B"/>
-                <w:sz w:val="19"/>
-                <w:szCs w:val="19"/>
-              </w:rPr>
-              <w:t>api</w:t>
-            </w:r>
-            <w:proofErr w:type="spellEnd"/>
-            <w:r>
-              <w:rPr>
-                <w:rFonts w:ascii="Calibri" w:eastAsia="Calibri" w:hAnsi="Calibri" w:cs="Calibri"/>
-                <w:color w:val="1E293B"/>
-                <w:sz w:val="19"/>
-                <w:szCs w:val="19"/>
-              </w:rPr>
-              <w:t>/employees</w:t>
+              <w:t>/api/employees</w:t>
             </w:r>
           </w:p>
         </w:tc>
@@ -5420,47 +4990,7 @@
                 <w:sz w:val="19"/>
                 <w:szCs w:val="19"/>
               </w:rPr>
-              <w:t>/</w:t>
-            </w:r>
-            <w:proofErr w:type="spellStart"/>
-            <w:r>
-              <w:rPr>
-                <w:rFonts w:ascii="Calibri" w:eastAsia="Calibri" w:hAnsi="Calibri" w:cs="Calibri"/>
-                <w:color w:val="1E293B"/>
-                <w:sz w:val="19"/>
-                <w:szCs w:val="19"/>
-              </w:rPr>
-              <w:t>api</w:t>
-            </w:r>
-            <w:proofErr w:type="spellEnd"/>
-            <w:r>
-              <w:rPr>
-                <w:rFonts w:ascii="Calibri" w:eastAsia="Calibri" w:hAnsi="Calibri" w:cs="Calibri"/>
-                <w:color w:val="1E293B"/>
-                <w:sz w:val="19"/>
-                <w:szCs w:val="19"/>
-              </w:rPr>
-              <w:t>/categories, /</w:t>
-            </w:r>
-            <w:proofErr w:type="spellStart"/>
-            <w:r>
-              <w:rPr>
-                <w:rFonts w:ascii="Calibri" w:eastAsia="Calibri" w:hAnsi="Calibri" w:cs="Calibri"/>
-                <w:color w:val="1E293B"/>
-                <w:sz w:val="19"/>
-                <w:szCs w:val="19"/>
-              </w:rPr>
-              <w:t>api</w:t>
-            </w:r>
-            <w:proofErr w:type="spellEnd"/>
-            <w:r>
-              <w:rPr>
-                <w:rFonts w:ascii="Calibri" w:eastAsia="Calibri" w:hAnsi="Calibri" w:cs="Calibri"/>
-                <w:color w:val="1E293B"/>
-                <w:sz w:val="19"/>
-                <w:szCs w:val="19"/>
-              </w:rPr>
-              <w:t>/subcategories</w:t>
+              <w:t>/api/categories, /api/subcategories</w:t>
             </w:r>
           </w:p>
         </w:tc>
@@ -5541,27 +5071,7 @@
                 <w:sz w:val="19"/>
                 <w:szCs w:val="19"/>
               </w:rPr>
-              <w:t>/</w:t>
-            </w:r>
-            <w:proofErr w:type="spellStart"/>
-            <w:r>
-              <w:rPr>
-                <w:rFonts w:ascii="Calibri" w:eastAsia="Calibri" w:hAnsi="Calibri" w:cs="Calibri"/>
-                <w:color w:val="1E293B"/>
-                <w:sz w:val="19"/>
-                <w:szCs w:val="19"/>
-              </w:rPr>
-              <w:t>api</w:t>
-            </w:r>
-            <w:proofErr w:type="spellEnd"/>
-            <w:r>
-              <w:rPr>
-                <w:rFonts w:ascii="Calibri" w:eastAsia="Calibri" w:hAnsi="Calibri" w:cs="Calibri"/>
-                <w:color w:val="1E293B"/>
-                <w:sz w:val="19"/>
-                <w:szCs w:val="19"/>
-              </w:rPr>
-              <w:t>/products</w:t>
+              <w:t>/api/products</w:t>
             </w:r>
           </w:p>
         </w:tc>
@@ -5643,27 +5153,7 @@
                 <w:sz w:val="19"/>
                 <w:szCs w:val="19"/>
               </w:rPr>
-              <w:t>/</w:t>
-            </w:r>
-            <w:proofErr w:type="spellStart"/>
-            <w:r>
-              <w:rPr>
-                <w:rFonts w:ascii="Calibri" w:eastAsia="Calibri" w:hAnsi="Calibri" w:cs="Calibri"/>
-                <w:color w:val="1E293B"/>
-                <w:sz w:val="19"/>
-                <w:szCs w:val="19"/>
-              </w:rPr>
-              <w:t>api</w:t>
-            </w:r>
-            <w:proofErr w:type="spellEnd"/>
-            <w:r>
-              <w:rPr>
-                <w:rFonts w:ascii="Calibri" w:eastAsia="Calibri" w:hAnsi="Calibri" w:cs="Calibri"/>
-                <w:color w:val="1E293B"/>
-                <w:sz w:val="19"/>
-                <w:szCs w:val="19"/>
-              </w:rPr>
-              <w:t>/stock</w:t>
+              <w:t>/api/stock</w:t>
             </w:r>
           </w:p>
         </w:tc>
@@ -5744,27 +5234,7 @@
                 <w:sz w:val="19"/>
                 <w:szCs w:val="19"/>
               </w:rPr>
-              <w:t>/</w:t>
-            </w:r>
-            <w:proofErr w:type="spellStart"/>
-            <w:r>
-              <w:rPr>
-                <w:rFonts w:ascii="Calibri" w:eastAsia="Calibri" w:hAnsi="Calibri" w:cs="Calibri"/>
-                <w:color w:val="1E293B"/>
-                <w:sz w:val="19"/>
-                <w:szCs w:val="19"/>
-              </w:rPr>
-              <w:t>api</w:t>
-            </w:r>
-            <w:proofErr w:type="spellEnd"/>
-            <w:r>
-              <w:rPr>
-                <w:rFonts w:ascii="Calibri" w:eastAsia="Calibri" w:hAnsi="Calibri" w:cs="Calibri"/>
-                <w:color w:val="1E293B"/>
-                <w:sz w:val="19"/>
-                <w:szCs w:val="19"/>
-              </w:rPr>
-              <w:t>/sections</w:t>
+              <w:t>/api/sections</w:t>
             </w:r>
           </w:p>
         </w:tc>
@@ -5846,27 +5316,7 @@
                 <w:sz w:val="19"/>
                 <w:szCs w:val="19"/>
               </w:rPr>
-              <w:t>/</w:t>
-            </w:r>
-            <w:proofErr w:type="spellStart"/>
-            <w:r>
-              <w:rPr>
-                <w:rFonts w:ascii="Calibri" w:eastAsia="Calibri" w:hAnsi="Calibri" w:cs="Calibri"/>
-                <w:color w:val="1E293B"/>
-                <w:sz w:val="19"/>
-                <w:szCs w:val="19"/>
-              </w:rPr>
-              <w:t>api</w:t>
-            </w:r>
-            <w:proofErr w:type="spellEnd"/>
-            <w:r>
-              <w:rPr>
-                <w:rFonts w:ascii="Calibri" w:eastAsia="Calibri" w:hAnsi="Calibri" w:cs="Calibri"/>
-                <w:color w:val="1E293B"/>
-                <w:sz w:val="19"/>
-                <w:szCs w:val="19"/>
-              </w:rPr>
-              <w:t>/promotions</w:t>
+              <w:t>/api/promotions</w:t>
             </w:r>
           </w:p>
         </w:tc>
@@ -5947,27 +5397,7 @@
                 <w:sz w:val="19"/>
                 <w:szCs w:val="19"/>
               </w:rPr>
-              <w:t>/</w:t>
-            </w:r>
-            <w:proofErr w:type="spellStart"/>
-            <w:r>
-              <w:rPr>
-                <w:rFonts w:ascii="Calibri" w:eastAsia="Calibri" w:hAnsi="Calibri" w:cs="Calibri"/>
-                <w:color w:val="1E293B"/>
-                <w:sz w:val="19"/>
-                <w:szCs w:val="19"/>
-              </w:rPr>
-              <w:t>api</w:t>
-            </w:r>
-            <w:proofErr w:type="spellEnd"/>
-            <w:r>
-              <w:rPr>
-                <w:rFonts w:ascii="Calibri" w:eastAsia="Calibri" w:hAnsi="Calibri" w:cs="Calibri"/>
-                <w:color w:val="1E293B"/>
-                <w:sz w:val="19"/>
-                <w:szCs w:val="19"/>
-              </w:rPr>
-              <w:t>/pos</w:t>
+              <w:t>/api/pos</w:t>
             </w:r>
           </w:p>
         </w:tc>
@@ -6049,27 +5479,7 @@
                 <w:sz w:val="19"/>
                 <w:szCs w:val="19"/>
               </w:rPr>
-              <w:t>/</w:t>
-            </w:r>
-            <w:proofErr w:type="spellStart"/>
-            <w:r>
-              <w:rPr>
-                <w:rFonts w:ascii="Calibri" w:eastAsia="Calibri" w:hAnsi="Calibri" w:cs="Calibri"/>
-                <w:color w:val="1E293B"/>
-                <w:sz w:val="19"/>
-                <w:szCs w:val="19"/>
-              </w:rPr>
-              <w:t>api</w:t>
-            </w:r>
-            <w:proofErr w:type="spellEnd"/>
-            <w:r>
-              <w:rPr>
-                <w:rFonts w:ascii="Calibri" w:eastAsia="Calibri" w:hAnsi="Calibri" w:cs="Calibri"/>
-                <w:color w:val="1E293B"/>
-                <w:sz w:val="19"/>
-                <w:szCs w:val="19"/>
-              </w:rPr>
-              <w:t>/config</w:t>
+              <w:t>/api/config</w:t>
             </w:r>
           </w:p>
         </w:tc>
@@ -6150,27 +5560,7 @@
                 <w:sz w:val="19"/>
                 <w:szCs w:val="19"/>
               </w:rPr>
-              <w:t>/</w:t>
-            </w:r>
-            <w:proofErr w:type="spellStart"/>
-            <w:r>
-              <w:rPr>
-                <w:rFonts w:ascii="Calibri" w:eastAsia="Calibri" w:hAnsi="Calibri" w:cs="Calibri"/>
-                <w:color w:val="1E293B"/>
-                <w:sz w:val="19"/>
-                <w:szCs w:val="19"/>
-              </w:rPr>
-              <w:t>api</w:t>
-            </w:r>
-            <w:proofErr w:type="spellEnd"/>
-            <w:r>
-              <w:rPr>
-                <w:rFonts w:ascii="Calibri" w:eastAsia="Calibri" w:hAnsi="Calibri" w:cs="Calibri"/>
-                <w:color w:val="1E293B"/>
-                <w:sz w:val="19"/>
-                <w:szCs w:val="19"/>
-              </w:rPr>
-              <w:t>/backup</w:t>
+              <w:t>/api/backup</w:t>
             </w:r>
           </w:p>
         </w:tc>
@@ -6252,27 +5642,7 @@
                 <w:sz w:val="19"/>
                 <w:szCs w:val="19"/>
               </w:rPr>
-              <w:t>/</w:t>
-            </w:r>
-            <w:proofErr w:type="spellStart"/>
-            <w:r>
-              <w:rPr>
-                <w:rFonts w:ascii="Calibri" w:eastAsia="Calibri" w:hAnsi="Calibri" w:cs="Calibri"/>
-                <w:color w:val="1E293B"/>
-                <w:sz w:val="19"/>
-                <w:szCs w:val="19"/>
-              </w:rPr>
-              <w:t>api</w:t>
-            </w:r>
-            <w:proofErr w:type="spellEnd"/>
-            <w:r>
-              <w:rPr>
-                <w:rFonts w:ascii="Calibri" w:eastAsia="Calibri" w:hAnsi="Calibri" w:cs="Calibri"/>
-                <w:color w:val="1E293B"/>
-                <w:sz w:val="19"/>
-                <w:szCs w:val="19"/>
-              </w:rPr>
-              <w:t>/deletion</w:t>
+              <w:t>/api/deletion</w:t>
             </w:r>
           </w:p>
         </w:tc>
@@ -6354,27 +5724,7 @@
                 <w:sz w:val="19"/>
                 <w:szCs w:val="19"/>
               </w:rPr>
-              <w:t>/</w:t>
-            </w:r>
-            <w:proofErr w:type="spellStart"/>
-            <w:r>
-              <w:rPr>
-                <w:rFonts w:ascii="Calibri" w:eastAsia="Calibri" w:hAnsi="Calibri" w:cs="Calibri"/>
-                <w:color w:val="1E293B"/>
-                <w:sz w:val="19"/>
-                <w:szCs w:val="19"/>
-              </w:rPr>
-              <w:t>api</w:t>
-            </w:r>
-            <w:proofErr w:type="spellEnd"/>
-            <w:r>
-              <w:rPr>
-                <w:rFonts w:ascii="Calibri" w:eastAsia="Calibri" w:hAnsi="Calibri" w:cs="Calibri"/>
-                <w:color w:val="1E293B"/>
-                <w:sz w:val="19"/>
-                <w:szCs w:val="19"/>
-              </w:rPr>
-              <w:t>/reports</w:t>
+              <w:t>/api/reports</w:t>
             </w:r>
           </w:p>
         </w:tc>
@@ -6424,7 +5774,7 @@
           <w:lang w:val="es-BO"/>
         </w:rPr>
       </w:pPr>
-      <w:bookmarkStart w:id="14" w:name="_Toc237088268"/>
+      <w:bookmarkStart w:id="14" w:name="_Toc237221131"/>
       <w:r>
         <w:rPr>
           <w:b/>
@@ -6590,44 +5940,16 @@
         <w:pStyle w:val="Heading2"/>
         <w:spacing w:before="300" w:after="150"/>
       </w:pPr>
-      <w:bookmarkStart w:id="15" w:name="_Toc237088269"/>
+      <w:bookmarkStart w:id="15" w:name="_Toc237221132"/>
       <w:r>
         <w:rPr>
           <w:b/>
           <w:bCs/>
           <w:color w:val="1E3A8A"/>
         </w:rPr>
-        <w:t xml:space="preserve">3.6 Reglas de </w:t>
-      </w:r>
-      <w:proofErr w:type="spellStart"/>
-      <w:r>
-        <w:rPr>
-          <w:b/>
-          <w:bCs/>
-          <w:color w:val="1E3A8A"/>
-        </w:rPr>
-        <w:t>negocio</w:t>
-      </w:r>
-      <w:proofErr w:type="spellEnd"/>
-      <w:r>
-        <w:rPr>
-          <w:b/>
-          <w:bCs/>
-          <w:color w:val="1E3A8A"/>
-        </w:rPr>
-        <w:t xml:space="preserve"> </w:t>
-      </w:r>
-      <w:proofErr w:type="spellStart"/>
-      <w:r>
-        <w:rPr>
-          <w:b/>
-          <w:bCs/>
-          <w:color w:val="1E3A8A"/>
-        </w:rPr>
-        <w:t>implementadas</w:t>
+        <w:t>3.6 Reglas de negocio implementadas</w:t>
       </w:r>
       <w:bookmarkEnd w:id="15"/>
-      <w:proofErr w:type="spellEnd"/>
     </w:p>
     <w:p>
       <w:pPr>
@@ -6791,7 +6113,7 @@
           <w:lang w:val="es-BO"/>
         </w:rPr>
       </w:pPr>
-      <w:bookmarkStart w:id="16" w:name="_Toc237088270"/>
+      <w:bookmarkStart w:id="16" w:name="_Toc237221133"/>
       <w:r>
         <w:rPr>
           <w:b/>
@@ -6817,9 +6139,8 @@
           <w:szCs w:val="21"/>
           <w:lang w:val="es-BO"/>
         </w:rPr>
-        <w:t>Durante el desarrollo se identificaron y corrigieron múltiples casos de patrón N+1 (una consulta adicional por cada elemento de una lista), reemplazándolos por consultas masivas con el operador .</w:t>
-      </w:r>
-      <w:proofErr w:type="gramStart"/>
+        <w:t xml:space="preserve">Durante el desarrollo se identificaron y corrigieron múltiples casos de patrón N+1 (una consulta adicional por cada elemento de una lista), reemplazándolos por consultas masivas con el operador .in() de </w:t>
+      </w:r>
       <w:r>
         <w:rPr>
           <w:rFonts w:ascii="Calibri" w:eastAsia="Calibri" w:hAnsi="Calibri" w:cs="Calibri"/>
@@ -6827,9 +6148,37 @@
           <w:szCs w:val="21"/>
           <w:lang w:val="es-BO"/>
         </w:rPr>
-        <w:t>in(</w:t>
-      </w:r>
-      <w:proofErr w:type="gramEnd"/>
+        <w:lastRenderedPageBreak/>
+        <w:t>Supabase seguidas de un agrupamiento en memoria mediante estructuras Map de JavaScript. Este patrón se aplicó de forma consistente en: la pantalla de marcar pendientes en cocina, el reporte de ventas detalladas con su desglose de personalización, y el cálculo del árbol de dependencias en la eliminación física de registros.</w:t>
+      </w:r>
+    </w:p>
+    <w:p>
+      <w:pPr>
+        <w:pStyle w:val="Heading2"/>
+        <w:spacing w:before="300" w:after="150"/>
+        <w:rPr>
+          <w:lang w:val="es-BO"/>
+        </w:rPr>
+      </w:pPr>
+      <w:bookmarkStart w:id="17" w:name="_Toc237221134"/>
+      <w:r>
+        <w:rPr>
+          <w:b/>
+          <w:bCs/>
+          <w:color w:val="1E3A8A"/>
+          <w:lang w:val="es-BO"/>
+        </w:rPr>
+        <w:t>3.8 Documentación del código</w:t>
+      </w:r>
+      <w:bookmarkEnd w:id="17"/>
+    </w:p>
+    <w:p>
+      <w:pPr>
+        <w:spacing w:after="160" w:line="276" w:lineRule="auto"/>
+        <w:rPr>
+          <w:lang w:val="es-BO"/>
+        </w:rPr>
+      </w:pPr>
       <w:r>
         <w:rPr>
           <w:rFonts w:ascii="Calibri" w:eastAsia="Calibri" w:hAnsi="Calibri" w:cs="Calibri"/>
@@ -6837,17 +6186,7 @@
           <w:szCs w:val="21"/>
           <w:lang w:val="es-BO"/>
         </w:rPr>
-        <w:t xml:space="preserve">) de </w:t>
-      </w:r>
-      <w:r>
-        <w:rPr>
-          <w:rFonts w:ascii="Calibri" w:eastAsia="Calibri" w:hAnsi="Calibri" w:cs="Calibri"/>
-          <w:sz w:val="21"/>
-          <w:szCs w:val="21"/>
-          <w:lang w:val="es-BO"/>
-        </w:rPr>
-        <w:lastRenderedPageBreak/>
-        <w:t>Supabase seguidas de un agrupamiento en memoria mediante estructuras Map de JavaScript. Este patrón se aplicó de forma consistente en: la pantalla de marcar pendientes en cocina, el reporte de ventas detalladas con su desglose de personalización, y el cálculo del árbol de dependencias en la eliminación física de registros.</w:t>
+        <w:t>Todos los métodos exportados del backend (controllers, services, routes y utils) incluyen un comentario breve inmediatamente encima, describiendo su propósito en una línea. Esto facilita la lectura del código para cualquier persona que se incorpore al proyecto más adelante, sin depender de tener que leer la implementación completa de cada función para entender qué hace.</w:t>
       </w:r>
     </w:p>
     <w:p>
@@ -6858,7 +6197,7 @@
           <w:lang w:val="es-BO"/>
         </w:rPr>
       </w:pPr>
-      <w:bookmarkStart w:id="17" w:name="_Toc237088271"/>
+      <w:bookmarkStart w:id="18" w:name="_Toc237221135"/>
       <w:r>
         <w:rPr>
           <w:b/>
@@ -6868,7 +6207,7 @@
         </w:rPr>
         <w:t>4. Frontend</w:t>
       </w:r>
-      <w:bookmarkEnd w:id="17"/>
+      <w:bookmarkEnd w:id="18"/>
     </w:p>
     <w:p>
       <w:pPr>
@@ -6878,7 +6217,7 @@
           <w:lang w:val="es-BO"/>
         </w:rPr>
       </w:pPr>
-      <w:bookmarkStart w:id="18" w:name="_Toc237088272"/>
+      <w:bookmarkStart w:id="19" w:name="_Toc237221136"/>
       <w:r>
         <w:rPr>
           <w:b/>
@@ -6888,7 +6227,7 @@
         </w:rPr>
         <w:t>4.1 Estructura de carpetas (Atomic Design)</w:t>
       </w:r>
-      <w:bookmarkEnd w:id="18"/>
+      <w:bookmarkEnd w:id="19"/>
     </w:p>
     <w:p>
       <w:pPr>
@@ -6911,9 +6250,8 @@
           <w:sz w:val="18"/>
           <w:szCs w:val="18"/>
         </w:rPr>
-        <w:t>frontend/</w:t>
-      </w:r>
-      <w:proofErr w:type="spellStart"/>
+        <w:t>frontend/src/</w:t>
+      </w:r>
       <w:r>
         <w:rPr>
           <w:rFonts w:ascii="Consolas" w:eastAsia="Consolas" w:hAnsi="Consolas" w:cs="Consolas"/>
@@ -6921,9 +6259,9 @@
           <w:sz w:val="18"/>
           <w:szCs w:val="18"/>
         </w:rPr>
-        <w:t>src</w:t>
-      </w:r>
-      <w:proofErr w:type="spellEnd"/>
+        <w:br/>
+        <w:t>├── components/</w:t>
+      </w:r>
       <w:r>
         <w:rPr>
           <w:rFonts w:ascii="Consolas" w:eastAsia="Consolas" w:hAnsi="Consolas" w:cs="Consolas"/>
@@ -6931,7 +6269,8 @@
           <w:sz w:val="18"/>
           <w:szCs w:val="18"/>
         </w:rPr>
-        <w:t>/</w:t>
+        <w:br/>
+        <w:t>│   ├── atoms/       Piezas mínimas: Button, TextInput, Modal, Checkbox, Toast...</w:t>
       </w:r>
       <w:r>
         <w:rPr>
@@ -6941,7 +6280,6 @@
           <w:szCs w:val="18"/>
         </w:rPr>
         <w:br/>
-        <w:t>├── components/</w:t>
       </w:r>
       <w:r>
         <w:rPr>
@@ -6949,69 +6287,75 @@
           <w:color w:val="E2E8F0"/>
           <w:sz w:val="18"/>
           <w:szCs w:val="18"/>
-        </w:rPr>
-        <w:br/>
-        <w:t xml:space="preserve">│   ├── atoms/       </w:t>
-      </w:r>
-      <w:proofErr w:type="spellStart"/>
+          <w:lang w:val="es-BO"/>
+        </w:rPr>
+        <w:t>│   ├── molecules/   Combinaciones simples: FormField, SearchBar, Pagination...</w:t>
+      </w:r>
       <w:r>
         <w:rPr>
           <w:rFonts w:ascii="Consolas" w:eastAsia="Consolas" w:hAnsi="Consolas" w:cs="Consolas"/>
           <w:color w:val="E2E8F0"/>
           <w:sz w:val="18"/>
           <w:szCs w:val="18"/>
-        </w:rPr>
-        <w:t>Piezas</w:t>
-      </w:r>
-      <w:proofErr w:type="spellEnd"/>
+          <w:lang w:val="es-BO"/>
+        </w:rPr>
+        <w:br/>
+        <w:t>│   ├── organisms/   Piezas complejas con lógica propia: modales, tablas, carritos</w:t>
+      </w:r>
       <w:r>
         <w:rPr>
           <w:rFonts w:ascii="Consolas" w:eastAsia="Consolas" w:hAnsi="Consolas" w:cs="Consolas"/>
           <w:color w:val="E2E8F0"/>
           <w:sz w:val="18"/>
           <w:szCs w:val="18"/>
-        </w:rPr>
-        <w:t xml:space="preserve"> </w:t>
-      </w:r>
-      <w:proofErr w:type="spellStart"/>
+          <w:lang w:val="es-BO"/>
+        </w:rPr>
+        <w:br/>
+        <w:t>│   └── templates/   Layout general de página (MainLayout)</w:t>
+      </w:r>
       <w:r>
         <w:rPr>
           <w:rFonts w:ascii="Consolas" w:eastAsia="Consolas" w:hAnsi="Consolas" w:cs="Consolas"/>
           <w:color w:val="E2E8F0"/>
           <w:sz w:val="18"/>
           <w:szCs w:val="18"/>
-        </w:rPr>
-        <w:t>mínimas</w:t>
-      </w:r>
-      <w:proofErr w:type="spellEnd"/>
+          <w:lang w:val="es-BO"/>
+        </w:rPr>
+        <w:br/>
+        <w:t>├── features/        Un folder por módulo de negocio (pages, hooks, services, utils)</w:t>
+      </w:r>
       <w:r>
         <w:rPr>
           <w:rFonts w:ascii="Consolas" w:eastAsia="Consolas" w:hAnsi="Consolas" w:cs="Consolas"/>
           <w:color w:val="E2E8F0"/>
           <w:sz w:val="18"/>
           <w:szCs w:val="18"/>
-        </w:rPr>
-        <w:t xml:space="preserve">: Button, </w:t>
-      </w:r>
-      <w:proofErr w:type="spellStart"/>
+          <w:lang w:val="es-BO"/>
+        </w:rPr>
+        <w:br/>
+        <w:t>├── context/         AuthContext (sesión y permisos)</w:t>
+      </w:r>
       <w:r>
         <w:rPr>
           <w:rFonts w:ascii="Consolas" w:eastAsia="Consolas" w:hAnsi="Consolas" w:cs="Consolas"/>
           <w:color w:val="E2E8F0"/>
           <w:sz w:val="18"/>
           <w:szCs w:val="18"/>
-        </w:rPr>
-        <w:t>TextInput</w:t>
-      </w:r>
-      <w:proofErr w:type="spellEnd"/>
+          <w:lang w:val="es-BO"/>
+        </w:rPr>
+        <w:br/>
+        <w:t>├── hooks/           Hooks genéricos compartidos (usePagination, useDisclosure...)</w:t>
+      </w:r>
       <w:r>
         <w:rPr>
           <w:rFonts w:ascii="Consolas" w:eastAsia="Consolas" w:hAnsi="Consolas" w:cs="Consolas"/>
           <w:color w:val="E2E8F0"/>
           <w:sz w:val="18"/>
           <w:szCs w:val="18"/>
-        </w:rPr>
-        <w:t>, Modal, Checkbox, Toast...</w:t>
+          <w:lang w:val="es-BO"/>
+        </w:rPr>
+        <w:br/>
+        <w:t>├── router/          AppRouter + ProtectedRoute</w:t>
       </w:r>
       <w:r>
         <w:rPr>
@@ -7019,8 +6363,10 @@
           <w:color w:val="E2E8F0"/>
           <w:sz w:val="18"/>
           <w:szCs w:val="18"/>
+          <w:lang w:val="es-BO"/>
         </w:rPr>
         <w:br/>
+        <w:t>├── constants/       Colores, navegación</w:t>
       </w:r>
       <w:r>
         <w:rPr>
@@ -7030,93 +6376,6 @@
           <w:szCs w:val="18"/>
           <w:lang w:val="es-BO"/>
         </w:rPr>
-        <w:t>│   ├── molecules/   Combinaciones simples: FormField, SearchBar, Pagination...</w:t>
-      </w:r>
-      <w:r>
-        <w:rPr>
-          <w:rFonts w:ascii="Consolas" w:eastAsia="Consolas" w:hAnsi="Consolas" w:cs="Consolas"/>
-          <w:color w:val="E2E8F0"/>
-          <w:sz w:val="18"/>
-          <w:szCs w:val="18"/>
-          <w:lang w:val="es-BO"/>
-        </w:rPr>
-        <w:br/>
-        <w:t>│   ├── organisms/   Piezas complejas con lógica propia: modales, tablas, carritos</w:t>
-      </w:r>
-      <w:r>
-        <w:rPr>
-          <w:rFonts w:ascii="Consolas" w:eastAsia="Consolas" w:hAnsi="Consolas" w:cs="Consolas"/>
-          <w:color w:val="E2E8F0"/>
-          <w:sz w:val="18"/>
-          <w:szCs w:val="18"/>
-          <w:lang w:val="es-BO"/>
-        </w:rPr>
-        <w:br/>
-        <w:t>│   └── templates/   Layout general de página (MainLayout)</w:t>
-      </w:r>
-      <w:r>
-        <w:rPr>
-          <w:rFonts w:ascii="Consolas" w:eastAsia="Consolas" w:hAnsi="Consolas" w:cs="Consolas"/>
-          <w:color w:val="E2E8F0"/>
-          <w:sz w:val="18"/>
-          <w:szCs w:val="18"/>
-          <w:lang w:val="es-BO"/>
-        </w:rPr>
-        <w:br/>
-        <w:t>├── features/        Un folder por módulo de negocio (pages, hooks, services, utils)</w:t>
-      </w:r>
-      <w:r>
-        <w:rPr>
-          <w:rFonts w:ascii="Consolas" w:eastAsia="Consolas" w:hAnsi="Consolas" w:cs="Consolas"/>
-          <w:color w:val="E2E8F0"/>
-          <w:sz w:val="18"/>
-          <w:szCs w:val="18"/>
-          <w:lang w:val="es-BO"/>
-        </w:rPr>
-        <w:br/>
-        <w:t>├── context/         AuthContext (sesión y permisos)</w:t>
-      </w:r>
-      <w:r>
-        <w:rPr>
-          <w:rFonts w:ascii="Consolas" w:eastAsia="Consolas" w:hAnsi="Consolas" w:cs="Consolas"/>
-          <w:color w:val="E2E8F0"/>
-          <w:sz w:val="18"/>
-          <w:szCs w:val="18"/>
-          <w:lang w:val="es-BO"/>
-        </w:rPr>
-        <w:br/>
-        <w:t>├── hooks/           Hooks genéricos compartidos (usePagination, useDisclosure...)</w:t>
-      </w:r>
-      <w:r>
-        <w:rPr>
-          <w:rFonts w:ascii="Consolas" w:eastAsia="Consolas" w:hAnsi="Consolas" w:cs="Consolas"/>
-          <w:color w:val="E2E8F0"/>
-          <w:sz w:val="18"/>
-          <w:szCs w:val="18"/>
-          <w:lang w:val="es-BO"/>
-        </w:rPr>
-        <w:br/>
-        <w:t>├── router/          AppRouter + ProtectedRoute</w:t>
-      </w:r>
-      <w:r>
-        <w:rPr>
-          <w:rFonts w:ascii="Consolas" w:eastAsia="Consolas" w:hAnsi="Consolas" w:cs="Consolas"/>
-          <w:color w:val="E2E8F0"/>
-          <w:sz w:val="18"/>
-          <w:szCs w:val="18"/>
-          <w:lang w:val="es-BO"/>
-        </w:rPr>
-        <w:br/>
-        <w:t>├── constants/       Colores, navegación</w:t>
-      </w:r>
-      <w:r>
-        <w:rPr>
-          <w:rFonts w:ascii="Consolas" w:eastAsia="Consolas" w:hAnsi="Consolas" w:cs="Consolas"/>
-          <w:color w:val="E2E8F0"/>
-          <w:sz w:val="18"/>
-          <w:szCs w:val="18"/>
-          <w:lang w:val="es-BO"/>
-        </w:rPr>
         <w:br/>
         <w:t>└── lib/             Cliente axios con interceptores de autenticación</w:t>
       </w:r>
@@ -7126,52 +6385,16 @@
         <w:pStyle w:val="Heading2"/>
         <w:spacing w:before="300" w:after="150"/>
       </w:pPr>
-      <w:bookmarkStart w:id="19" w:name="_Toc237088273"/>
+      <w:bookmarkStart w:id="20" w:name="_Toc237221137"/>
       <w:r>
         <w:rPr>
           <w:b/>
           <w:bCs/>
           <w:color w:val="1E3A8A"/>
         </w:rPr>
-        <w:t xml:space="preserve">4.2 </w:t>
-      </w:r>
-      <w:proofErr w:type="spellStart"/>
-      <w:r>
-        <w:rPr>
-          <w:b/>
-          <w:bCs/>
-          <w:color w:val="1E3A8A"/>
-        </w:rPr>
-        <w:t>Patrones</w:t>
-      </w:r>
-      <w:proofErr w:type="spellEnd"/>
-      <w:r>
-        <w:rPr>
-          <w:b/>
-          <w:bCs/>
-          <w:color w:val="1E3A8A"/>
-        </w:rPr>
-        <w:t xml:space="preserve"> de </w:t>
-      </w:r>
-      <w:proofErr w:type="spellStart"/>
-      <w:r>
-        <w:rPr>
-          <w:b/>
-          <w:bCs/>
-          <w:color w:val="1E3A8A"/>
-        </w:rPr>
-        <w:t>diseño</w:t>
-      </w:r>
-      <w:proofErr w:type="spellEnd"/>
-      <w:r>
-        <w:rPr>
-          <w:b/>
-          <w:bCs/>
-          <w:color w:val="1E3A8A"/>
-        </w:rPr>
-        <w:t xml:space="preserve"> del frontend</w:t>
-      </w:r>
-      <w:bookmarkEnd w:id="19"/>
+        <w:t>4.2 Patrones de diseño del frontend</w:t>
+      </w:r>
+      <w:bookmarkEnd w:id="20"/>
     </w:p>
     <w:p>
       <w:pPr>
@@ -7291,7 +6514,7 @@
           <w:lang w:val="es-BO"/>
         </w:rPr>
       </w:pPr>
-      <w:bookmarkStart w:id="20" w:name="_Toc237088274"/>
+      <w:bookmarkStart w:id="21" w:name="_Toc237221138"/>
       <w:r>
         <w:rPr>
           <w:b/>
@@ -7301,7 +6524,7 @@
         </w:rPr>
         <w:t>4.3 Módulos del frontend (carpeta features/)</w:t>
       </w:r>
-      <w:bookmarkEnd w:id="20"/>
+      <w:bookmarkEnd w:id="21"/>
     </w:p>
     <w:tbl>
       <w:tblPr>
@@ -7346,7 +6569,6 @@
             </w:tcMar>
           </w:tcPr>
           <w:p>
-            <w:proofErr w:type="spellStart"/>
             <w:r>
               <w:rPr>
                 <w:rFonts w:ascii="Calibri" w:eastAsia="Calibri" w:hAnsi="Calibri" w:cs="Calibri"/>
@@ -7356,9 +6578,23 @@
                 <w:sz w:val="19"/>
                 <w:szCs w:val="19"/>
               </w:rPr>
-              <w:t>Carpeta</w:t>
-            </w:r>
-            <w:proofErr w:type="spellEnd"/>
+              <w:lastRenderedPageBreak/>
+              <w:t>Carpeta (features/)</w:t>
+            </w:r>
+          </w:p>
+        </w:tc>
+        <w:tc>
+          <w:tcPr>
+            <w:tcW w:w="6150" w:type="dxa"/>
+            <w:shd w:val="clear" w:color="auto" w:fill="1E3A8A"/>
+            <w:tcMar>
+              <w:top w:w="100" w:type="dxa"/>
+              <w:left w:w="120" w:type="dxa"/>
+              <w:bottom w:w="100" w:type="dxa"/>
+              <w:right w:w="120" w:type="dxa"/>
+            </w:tcMar>
+          </w:tcPr>
+          <w:p>
             <w:r>
               <w:rPr>
                 <w:rFonts w:ascii="Calibri" w:eastAsia="Calibri" w:hAnsi="Calibri" w:cs="Calibri"/>
@@ -7368,35 +6604,8 @@
                 <w:sz w:val="19"/>
                 <w:szCs w:val="19"/>
               </w:rPr>
-              <w:t xml:space="preserve"> (features/)</w:t>
-            </w:r>
-          </w:p>
-        </w:tc>
-        <w:tc>
-          <w:tcPr>
-            <w:tcW w:w="6150" w:type="dxa"/>
-            <w:shd w:val="clear" w:color="auto" w:fill="1E3A8A"/>
-            <w:tcMar>
-              <w:top w:w="100" w:type="dxa"/>
-              <w:left w:w="120" w:type="dxa"/>
-              <w:bottom w:w="100" w:type="dxa"/>
-              <w:right w:w="120" w:type="dxa"/>
-            </w:tcMar>
-          </w:tcPr>
-          <w:p>
-            <w:proofErr w:type="spellStart"/>
-            <w:r>
-              <w:rPr>
-                <w:rFonts w:ascii="Calibri" w:eastAsia="Calibri" w:hAnsi="Calibri" w:cs="Calibri"/>
-                <w:b/>
-                <w:bCs/>
-                <w:color w:val="FFFFFF"/>
-                <w:sz w:val="19"/>
-                <w:szCs w:val="19"/>
-              </w:rPr>
               <w:t>Contenido</w:t>
             </w:r>
-            <w:proofErr w:type="spellEnd"/>
           </w:p>
         </w:tc>
       </w:tr>
@@ -7447,39 +6656,8 @@
                 <w:sz w:val="19"/>
                 <w:szCs w:val="19"/>
               </w:rPr>
-              <w:t xml:space="preserve">Login, </w:t>
-            </w:r>
-            <w:proofErr w:type="spellStart"/>
-            <w:r>
-              <w:rPr>
-                <w:rFonts w:ascii="Calibri" w:eastAsia="Calibri" w:hAnsi="Calibri" w:cs="Calibri"/>
-                <w:color w:val="1E293B"/>
-                <w:sz w:val="19"/>
-                <w:szCs w:val="19"/>
-              </w:rPr>
-              <w:t>recuperación</w:t>
-            </w:r>
-            <w:proofErr w:type="spellEnd"/>
-            <w:r>
-              <w:rPr>
-                <w:rFonts w:ascii="Calibri" w:eastAsia="Calibri" w:hAnsi="Calibri" w:cs="Calibri"/>
-                <w:color w:val="1E293B"/>
-                <w:sz w:val="19"/>
-                <w:szCs w:val="19"/>
-              </w:rPr>
-              <w:t xml:space="preserve"> de </w:t>
-            </w:r>
-            <w:proofErr w:type="spellStart"/>
-            <w:r>
-              <w:rPr>
-                <w:rFonts w:ascii="Calibri" w:eastAsia="Calibri" w:hAnsi="Calibri" w:cs="Calibri"/>
-                <w:color w:val="1E293B"/>
-                <w:sz w:val="19"/>
-                <w:szCs w:val="19"/>
-              </w:rPr>
-              <w:t>contraseña</w:t>
-            </w:r>
-            <w:proofErr w:type="spellEnd"/>
+              <w:t>Login, recuperación de contraseña</w:t>
+            </w:r>
           </w:p>
         </w:tc>
       </w:tr>
@@ -7627,7 +6805,6 @@
                 <w:sz w:val="19"/>
                 <w:szCs w:val="19"/>
               </w:rPr>
-              <w:lastRenderedPageBreak/>
               <w:t>categories</w:t>
             </w:r>
           </w:p>
@@ -8151,7 +7328,7 @@
           <w:lang w:val="es-BO"/>
         </w:rPr>
       </w:pPr>
-      <w:bookmarkStart w:id="21" w:name="_Toc237088275"/>
+      <w:bookmarkStart w:id="22" w:name="_Toc237221139"/>
       <w:r>
         <w:rPr>
           <w:b/>
@@ -8161,7 +7338,7 @@
         </w:rPr>
         <w:t>4.4 Control de acceso por rutas</w:t>
       </w:r>
-      <w:bookmarkEnd w:id="21"/>
+      <w:bookmarkEnd w:id="22"/>
     </w:p>
     <w:p>
       <w:pPr>
@@ -8188,7 +7365,7 @@
           <w:lang w:val="es-BO"/>
         </w:rPr>
       </w:pPr>
-      <w:bookmarkStart w:id="22" w:name="_Toc237088276"/>
+      <w:bookmarkStart w:id="23" w:name="_Toc237221140"/>
       <w:r>
         <w:rPr>
           <w:b/>
@@ -8198,7 +7375,7 @@
         </w:rPr>
         <w:t>4.5 Manejo de sesión expirada</w:t>
       </w:r>
-      <w:bookmarkEnd w:id="22"/>
+      <w:bookmarkEnd w:id="23"/>
     </w:p>
     <w:p>
       <w:pPr>
@@ -8225,7 +7402,7 @@
           <w:lang w:val="es-BO"/>
         </w:rPr>
       </w:pPr>
-      <w:bookmarkStart w:id="23" w:name="_Toc237088277"/>
+      <w:bookmarkStart w:id="24" w:name="_Toc237221141"/>
       <w:r>
         <w:rPr>
           <w:b/>
@@ -8235,7 +7412,7 @@
         </w:rPr>
         <w:t>5. Base de Datos</w:t>
       </w:r>
-      <w:bookmarkEnd w:id="23"/>
+      <w:bookmarkEnd w:id="24"/>
     </w:p>
     <w:p>
       <w:pPr>
@@ -8245,7 +7422,7 @@
           <w:lang w:val="es-BO"/>
         </w:rPr>
       </w:pPr>
-      <w:bookmarkStart w:id="24" w:name="_Toc237088278"/>
+      <w:bookmarkStart w:id="25" w:name="_Toc237221142"/>
       <w:r>
         <w:rPr>
           <w:b/>
@@ -8255,7 +7432,7 @@
         </w:rPr>
         <w:t>5.1 Motor</w:t>
       </w:r>
-      <w:bookmarkEnd w:id="24"/>
+      <w:bookmarkEnd w:id="25"/>
     </w:p>
     <w:p>
       <w:pPr>
@@ -8279,44 +7456,16 @@
         <w:pStyle w:val="Heading2"/>
         <w:spacing w:before="300" w:after="150"/>
       </w:pPr>
-      <w:bookmarkStart w:id="25" w:name="_Toc237088279"/>
+      <w:bookmarkStart w:id="26" w:name="_Toc237221143"/>
       <w:r>
         <w:rPr>
           <w:b/>
           <w:bCs/>
           <w:color w:val="1E3A8A"/>
         </w:rPr>
-        <w:t xml:space="preserve">5.2 </w:t>
-      </w:r>
-      <w:proofErr w:type="spellStart"/>
-      <w:r>
-        <w:rPr>
-          <w:b/>
-          <w:bCs/>
-          <w:color w:val="1E3A8A"/>
-        </w:rPr>
-        <w:t>Tablas</w:t>
-      </w:r>
-      <w:proofErr w:type="spellEnd"/>
-      <w:r>
-        <w:rPr>
-          <w:b/>
-          <w:bCs/>
-          <w:color w:val="1E3A8A"/>
-        </w:rPr>
-        <w:t xml:space="preserve"> </w:t>
-      </w:r>
-      <w:proofErr w:type="spellStart"/>
-      <w:r>
-        <w:rPr>
-          <w:b/>
-          <w:bCs/>
-          <w:color w:val="1E3A8A"/>
-        </w:rPr>
-        <w:t>principales</w:t>
-      </w:r>
-      <w:bookmarkEnd w:id="25"/>
-      <w:proofErr w:type="spellEnd"/>
+        <w:t>5.2 Tablas principales</w:t>
+      </w:r>
+      <w:bookmarkEnd w:id="26"/>
     </w:p>
     <w:tbl>
       <w:tblPr>
@@ -8361,7 +7510,6 @@
             </w:tcMar>
           </w:tcPr>
           <w:p>
-            <w:proofErr w:type="spellStart"/>
             <w:r>
               <w:rPr>
                 <w:rFonts w:ascii="Calibri" w:eastAsia="Calibri" w:hAnsi="Calibri" w:cs="Calibri"/>
@@ -8371,9 +7519,9 @@
                 <w:sz w:val="19"/>
                 <w:szCs w:val="19"/>
               </w:rPr>
+              <w:lastRenderedPageBreak/>
               <w:t>Tabla</w:t>
             </w:r>
-            <w:proofErr w:type="spellEnd"/>
           </w:p>
         </w:tc>
         <w:tc>
@@ -8388,7 +7536,6 @@
             </w:tcMar>
           </w:tcPr>
           <w:p>
-            <w:proofErr w:type="spellStart"/>
             <w:r>
               <w:rPr>
                 <w:rFonts w:ascii="Calibri" w:eastAsia="Calibri" w:hAnsi="Calibri" w:cs="Calibri"/>
@@ -8400,7 +7547,6 @@
               </w:rPr>
               <w:t>Propósito</w:t>
             </w:r>
-            <w:proofErr w:type="spellEnd"/>
           </w:p>
         </w:tc>
       </w:tr>
@@ -8422,7 +7568,6 @@
             </w:tcMar>
           </w:tcPr>
           <w:p>
-            <w:proofErr w:type="spellStart"/>
             <w:r>
               <w:rPr>
                 <w:rFonts w:ascii="Calibri" w:eastAsia="Calibri" w:hAnsi="Calibri" w:cs="Calibri"/>
@@ -8432,7 +7577,6 @@
               </w:rPr>
               <w:t>directorio</w:t>
             </w:r>
-            <w:proofErr w:type="spellEnd"/>
           </w:p>
         </w:tc>
         <w:tc>
@@ -8496,7 +7640,6 @@
                 <w:szCs w:val="19"/>
                 <w:lang w:val="es-BO"/>
               </w:rPr>
-              <w:lastRenderedPageBreak/>
               <w:t>cargo / permisos_cargo / permisos_cargo_subpantalla</w:t>
             </w:r>
           </w:p>
@@ -8549,7 +7692,6 @@
             </w:tcMar>
           </w:tcPr>
           <w:p>
-            <w:proofErr w:type="spellStart"/>
             <w:r>
               <w:rPr>
                 <w:rFonts w:ascii="Calibri" w:eastAsia="Calibri" w:hAnsi="Calibri" w:cs="Calibri"/>
@@ -8559,7 +7701,6 @@
               </w:rPr>
               <w:t>empleado</w:t>
             </w:r>
-            <w:proofErr w:type="spellEnd"/>
           </w:p>
         </w:tc>
         <w:tc>
@@ -8580,19 +7721,8 @@
                 <w:sz w:val="19"/>
                 <w:szCs w:val="19"/>
               </w:rPr>
-              <w:t xml:space="preserve">Personal del </w:t>
-            </w:r>
-            <w:proofErr w:type="spellStart"/>
-            <w:r>
-              <w:rPr>
-                <w:rFonts w:ascii="Calibri" w:eastAsia="Calibri" w:hAnsi="Calibri" w:cs="Calibri"/>
-                <w:color w:val="1E293B"/>
-                <w:sz w:val="19"/>
-                <w:szCs w:val="19"/>
-              </w:rPr>
-              <w:t>restaurante</w:t>
-            </w:r>
-            <w:proofErr w:type="spellEnd"/>
+              <w:t>Personal del restaurante</w:t>
+            </w:r>
           </w:p>
         </w:tc>
       </w:tr>
@@ -8615,37 +7745,15 @@
             </w:tcMar>
           </w:tcPr>
           <w:p>
-            <w:proofErr w:type="spellStart"/>
-            <w:r>
-              <w:rPr>
-                <w:rFonts w:ascii="Calibri" w:eastAsia="Calibri" w:hAnsi="Calibri" w:cs="Calibri"/>
-                <w:color w:val="1E293B"/>
-                <w:sz w:val="19"/>
-                <w:szCs w:val="19"/>
-              </w:rPr>
-              <w:t>categoria</w:t>
-            </w:r>
-            <w:proofErr w:type="spellEnd"/>
-            <w:r>
-              <w:rPr>
-                <w:rFonts w:ascii="Calibri" w:eastAsia="Calibri" w:hAnsi="Calibri" w:cs="Calibri"/>
-                <w:color w:val="1E293B"/>
-                <w:sz w:val="19"/>
-                <w:szCs w:val="19"/>
-              </w:rPr>
-              <w:t xml:space="preserve"> / </w:t>
-            </w:r>
-            <w:proofErr w:type="spellStart"/>
-            <w:r>
-              <w:rPr>
-                <w:rFonts w:ascii="Calibri" w:eastAsia="Calibri" w:hAnsi="Calibri" w:cs="Calibri"/>
-                <w:color w:val="1E293B"/>
-                <w:sz w:val="19"/>
-                <w:szCs w:val="19"/>
-              </w:rPr>
-              <w:t>subcategoria</w:t>
-            </w:r>
-            <w:proofErr w:type="spellEnd"/>
+            <w:r>
+              <w:rPr>
+                <w:rFonts w:ascii="Calibri" w:eastAsia="Calibri" w:hAnsi="Calibri" w:cs="Calibri"/>
+                <w:color w:val="1E293B"/>
+                <w:sz w:val="19"/>
+                <w:szCs w:val="19"/>
+              </w:rPr>
+              <w:t>categoria / subcategoria</w:t>
+            </w:r>
           </w:p>
         </w:tc>
         <w:tc>
@@ -8660,37 +7768,15 @@
             </w:tcMar>
           </w:tcPr>
           <w:p>
-            <w:proofErr w:type="spellStart"/>
-            <w:r>
-              <w:rPr>
-                <w:rFonts w:ascii="Calibri" w:eastAsia="Calibri" w:hAnsi="Calibri" w:cs="Calibri"/>
-                <w:color w:val="1E293B"/>
-                <w:sz w:val="19"/>
-                <w:szCs w:val="19"/>
-              </w:rPr>
-              <w:t>Clasificación</w:t>
-            </w:r>
-            <w:proofErr w:type="spellEnd"/>
-            <w:r>
-              <w:rPr>
-                <w:rFonts w:ascii="Calibri" w:eastAsia="Calibri" w:hAnsi="Calibri" w:cs="Calibri"/>
-                <w:color w:val="1E293B"/>
-                <w:sz w:val="19"/>
-                <w:szCs w:val="19"/>
-              </w:rPr>
-              <w:t xml:space="preserve"> de </w:t>
-            </w:r>
-            <w:proofErr w:type="spellStart"/>
-            <w:r>
-              <w:rPr>
-                <w:rFonts w:ascii="Calibri" w:eastAsia="Calibri" w:hAnsi="Calibri" w:cs="Calibri"/>
-                <w:color w:val="1E293B"/>
-                <w:sz w:val="19"/>
-                <w:szCs w:val="19"/>
-              </w:rPr>
-              <w:t>productos</w:t>
-            </w:r>
-            <w:proofErr w:type="spellEnd"/>
+            <w:r>
+              <w:rPr>
+                <w:rFonts w:ascii="Calibri" w:eastAsia="Calibri" w:hAnsi="Calibri" w:cs="Calibri"/>
+                <w:color w:val="1E293B"/>
+                <w:sz w:val="19"/>
+                <w:szCs w:val="19"/>
+              </w:rPr>
+              <w:t>Clasificación de productos</w:t>
+            </w:r>
           </w:p>
         </w:tc>
       </w:tr>
@@ -8712,37 +7798,15 @@
             </w:tcMar>
           </w:tcPr>
           <w:p>
-            <w:proofErr w:type="spellStart"/>
-            <w:r>
-              <w:rPr>
-                <w:rFonts w:ascii="Calibri" w:eastAsia="Calibri" w:hAnsi="Calibri" w:cs="Calibri"/>
-                <w:color w:val="1E293B"/>
-                <w:sz w:val="19"/>
-                <w:szCs w:val="19"/>
-              </w:rPr>
-              <w:t>producto</w:t>
-            </w:r>
-            <w:proofErr w:type="spellEnd"/>
-            <w:r>
-              <w:rPr>
-                <w:rFonts w:ascii="Calibri" w:eastAsia="Calibri" w:hAnsi="Calibri" w:cs="Calibri"/>
-                <w:color w:val="1E293B"/>
-                <w:sz w:val="19"/>
-                <w:szCs w:val="19"/>
-              </w:rPr>
-              <w:t xml:space="preserve"> / </w:t>
-            </w:r>
-            <w:proofErr w:type="spellStart"/>
-            <w:r>
-              <w:rPr>
-                <w:rFonts w:ascii="Calibri" w:eastAsia="Calibri" w:hAnsi="Calibri" w:cs="Calibri"/>
-                <w:color w:val="1E293B"/>
-                <w:sz w:val="19"/>
-                <w:szCs w:val="19"/>
-              </w:rPr>
-              <w:t>productos_ingredientes</w:t>
-            </w:r>
-            <w:proofErr w:type="spellEnd"/>
+            <w:r>
+              <w:rPr>
+                <w:rFonts w:ascii="Calibri" w:eastAsia="Calibri" w:hAnsi="Calibri" w:cs="Calibri"/>
+                <w:color w:val="1E293B"/>
+                <w:sz w:val="19"/>
+                <w:szCs w:val="19"/>
+              </w:rPr>
+              <w:t>producto / productos_ingredientes</w:t>
+            </w:r>
           </w:p>
         </w:tc>
         <w:tc>
@@ -8816,57 +7880,15 @@
             </w:tcMar>
           </w:tcPr>
           <w:p>
-            <w:proofErr w:type="spellStart"/>
-            <w:r>
-              <w:rPr>
-                <w:rFonts w:ascii="Calibri" w:eastAsia="Calibri" w:hAnsi="Calibri" w:cs="Calibri"/>
-                <w:color w:val="1E293B"/>
-                <w:sz w:val="19"/>
-                <w:szCs w:val="19"/>
-              </w:rPr>
-              <w:t>Ingredientes</w:t>
-            </w:r>
-            <w:proofErr w:type="spellEnd"/>
-            <w:r>
-              <w:rPr>
-                <w:rFonts w:ascii="Calibri" w:eastAsia="Calibri" w:hAnsi="Calibri" w:cs="Calibri"/>
-                <w:color w:val="1E293B"/>
-                <w:sz w:val="19"/>
-                <w:szCs w:val="19"/>
-              </w:rPr>
-              <w:t xml:space="preserve"> y </w:t>
-            </w:r>
-            <w:proofErr w:type="spellStart"/>
-            <w:r>
-              <w:rPr>
-                <w:rFonts w:ascii="Calibri" w:eastAsia="Calibri" w:hAnsi="Calibri" w:cs="Calibri"/>
-                <w:color w:val="1E293B"/>
-                <w:sz w:val="19"/>
-                <w:szCs w:val="19"/>
-              </w:rPr>
-              <w:t>cantidades</w:t>
-            </w:r>
-            <w:proofErr w:type="spellEnd"/>
-            <w:r>
-              <w:rPr>
-                <w:rFonts w:ascii="Calibri" w:eastAsia="Calibri" w:hAnsi="Calibri" w:cs="Calibri"/>
-                <w:color w:val="1E293B"/>
-                <w:sz w:val="19"/>
-                <w:szCs w:val="19"/>
-              </w:rPr>
-              <w:t xml:space="preserve"> </w:t>
-            </w:r>
-            <w:proofErr w:type="spellStart"/>
-            <w:r>
-              <w:rPr>
-                <w:rFonts w:ascii="Calibri" w:eastAsia="Calibri" w:hAnsi="Calibri" w:cs="Calibri"/>
-                <w:color w:val="1E293B"/>
-                <w:sz w:val="19"/>
-                <w:szCs w:val="19"/>
-              </w:rPr>
-              <w:t>disponibles</w:t>
-            </w:r>
-            <w:proofErr w:type="spellEnd"/>
+            <w:r>
+              <w:rPr>
+                <w:rFonts w:ascii="Calibri" w:eastAsia="Calibri" w:hAnsi="Calibri" w:cs="Calibri"/>
+                <w:color w:val="1E293B"/>
+                <w:sz w:val="19"/>
+                <w:szCs w:val="19"/>
+              </w:rPr>
+              <w:t>Ingredientes y cantidades disponibles</w:t>
+            </w:r>
           </w:p>
         </w:tc>
       </w:tr>
@@ -8888,25 +7910,14 @@
             </w:tcMar>
           </w:tcPr>
           <w:p>
-            <w:proofErr w:type="spellStart"/>
-            <w:r>
-              <w:rPr>
-                <w:rFonts w:ascii="Calibri" w:eastAsia="Calibri" w:hAnsi="Calibri" w:cs="Calibri"/>
-                <w:color w:val="1E293B"/>
-                <w:sz w:val="19"/>
-                <w:szCs w:val="19"/>
-              </w:rPr>
-              <w:t>seccion</w:t>
-            </w:r>
-            <w:proofErr w:type="spellEnd"/>
-            <w:r>
-              <w:rPr>
-                <w:rFonts w:ascii="Calibri" w:eastAsia="Calibri" w:hAnsi="Calibri" w:cs="Calibri"/>
-                <w:color w:val="1E293B"/>
-                <w:sz w:val="19"/>
-                <w:szCs w:val="19"/>
-              </w:rPr>
-              <w:t xml:space="preserve"> / mesa</w:t>
+            <w:r>
+              <w:rPr>
+                <w:rFonts w:ascii="Calibri" w:eastAsia="Calibri" w:hAnsi="Calibri" w:cs="Calibri"/>
+                <w:color w:val="1E293B"/>
+                <w:sz w:val="19"/>
+                <w:szCs w:val="19"/>
+              </w:rPr>
+              <w:t>seccion / mesa</w:t>
             </w:r>
           </w:p>
         </w:tc>
@@ -9153,37 +8164,15 @@
             </w:tcMar>
           </w:tcPr>
           <w:p>
-            <w:proofErr w:type="spellStart"/>
-            <w:r>
-              <w:rPr>
-                <w:rFonts w:ascii="Calibri" w:eastAsia="Calibri" w:hAnsi="Calibri" w:cs="Calibri"/>
-                <w:color w:val="1E293B"/>
-                <w:sz w:val="19"/>
-                <w:szCs w:val="19"/>
-              </w:rPr>
-              <w:t>pago</w:t>
-            </w:r>
-            <w:proofErr w:type="spellEnd"/>
-            <w:r>
-              <w:rPr>
-                <w:rFonts w:ascii="Calibri" w:eastAsia="Calibri" w:hAnsi="Calibri" w:cs="Calibri"/>
-                <w:color w:val="1E293B"/>
-                <w:sz w:val="19"/>
-                <w:szCs w:val="19"/>
-              </w:rPr>
-              <w:t xml:space="preserve"> / </w:t>
-            </w:r>
-            <w:proofErr w:type="spellStart"/>
-            <w:r>
-              <w:rPr>
-                <w:rFonts w:ascii="Calibri" w:eastAsia="Calibri" w:hAnsi="Calibri" w:cs="Calibri"/>
-                <w:color w:val="1E293B"/>
-                <w:sz w:val="19"/>
-                <w:szCs w:val="19"/>
-              </w:rPr>
-              <w:t>metodo_pago</w:t>
-            </w:r>
-            <w:proofErr w:type="spellEnd"/>
+            <w:r>
+              <w:rPr>
+                <w:rFonts w:ascii="Calibri" w:eastAsia="Calibri" w:hAnsi="Calibri" w:cs="Calibri"/>
+                <w:color w:val="1E293B"/>
+                <w:sz w:val="19"/>
+                <w:szCs w:val="19"/>
+              </w:rPr>
+              <w:t>pago / metodo_pago</w:t>
+            </w:r>
           </w:p>
         </w:tc>
         <w:tc>
@@ -9204,59 +8193,8 @@
                 <w:sz w:val="19"/>
                 <w:szCs w:val="19"/>
               </w:rPr>
-              <w:t xml:space="preserve">Pagos </w:t>
-            </w:r>
-            <w:proofErr w:type="spellStart"/>
-            <w:r>
-              <w:rPr>
-                <w:rFonts w:ascii="Calibri" w:eastAsia="Calibri" w:hAnsi="Calibri" w:cs="Calibri"/>
-                <w:color w:val="1E293B"/>
-                <w:sz w:val="19"/>
-                <w:szCs w:val="19"/>
-              </w:rPr>
-              <w:t>registrados</w:t>
-            </w:r>
-            <w:proofErr w:type="spellEnd"/>
-            <w:r>
-              <w:rPr>
-                <w:rFonts w:ascii="Calibri" w:eastAsia="Calibri" w:hAnsi="Calibri" w:cs="Calibri"/>
-                <w:color w:val="1E293B"/>
-                <w:sz w:val="19"/>
-                <w:szCs w:val="19"/>
-              </w:rPr>
-              <w:t xml:space="preserve"> </w:t>
-            </w:r>
-            <w:proofErr w:type="spellStart"/>
-            <w:r>
-              <w:rPr>
-                <w:rFonts w:ascii="Calibri" w:eastAsia="Calibri" w:hAnsi="Calibri" w:cs="Calibri"/>
-                <w:color w:val="1E293B"/>
-                <w:sz w:val="19"/>
-                <w:szCs w:val="19"/>
-              </w:rPr>
-              <w:t>por</w:t>
-            </w:r>
-            <w:proofErr w:type="spellEnd"/>
-            <w:r>
-              <w:rPr>
-                <w:rFonts w:ascii="Calibri" w:eastAsia="Calibri" w:hAnsi="Calibri" w:cs="Calibri"/>
-                <w:color w:val="1E293B"/>
-                <w:sz w:val="19"/>
-                <w:szCs w:val="19"/>
-              </w:rPr>
-              <w:t xml:space="preserve"> </w:t>
-            </w:r>
-            <w:proofErr w:type="spellStart"/>
-            <w:r>
-              <w:rPr>
-                <w:rFonts w:ascii="Calibri" w:eastAsia="Calibri" w:hAnsi="Calibri" w:cs="Calibri"/>
-                <w:color w:val="1E293B"/>
-                <w:sz w:val="19"/>
-                <w:szCs w:val="19"/>
-              </w:rPr>
-              <w:t>venta</w:t>
-            </w:r>
-            <w:proofErr w:type="spellEnd"/>
+              <w:t>Pagos registrados por venta</w:t>
+            </w:r>
           </w:p>
         </w:tc>
       </w:tr>
@@ -9279,7 +8217,6 @@
             </w:tcMar>
           </w:tcPr>
           <w:p>
-            <w:proofErr w:type="spellStart"/>
             <w:r>
               <w:rPr>
                 <w:rFonts w:ascii="Calibri" w:eastAsia="Calibri" w:hAnsi="Calibri" w:cs="Calibri"/>
@@ -9289,7 +8226,6 @@
               </w:rPr>
               <w:t>cuenta</w:t>
             </w:r>
-            <w:proofErr w:type="spellEnd"/>
           </w:p>
         </w:tc>
         <w:tc>
@@ -9397,7 +8333,7 @@
           <w:lang w:val="es-BO"/>
         </w:rPr>
       </w:pPr>
-      <w:bookmarkStart w:id="26" w:name="_Toc237088280"/>
+      <w:bookmarkStart w:id="27" w:name="_Toc237221144"/>
       <w:r>
         <w:rPr>
           <w:b/>
@@ -9407,7 +8343,7 @@
         </w:rPr>
         <w:t>5.3 Integridad referencial</w:t>
       </w:r>
-      <w:bookmarkEnd w:id="26"/>
+      <w:bookmarkEnd w:id="27"/>
     </w:p>
     <w:p>
       <w:pPr>
@@ -9434,7 +8370,7 @@
           <w:lang w:val="es-BO"/>
         </w:rPr>
       </w:pPr>
-      <w:bookmarkStart w:id="27" w:name="_Toc237088281"/>
+      <w:bookmarkStart w:id="28" w:name="_Toc237221145"/>
       <w:r>
         <w:rPr>
           <w:b/>
@@ -9444,7 +8380,7 @@
         </w:rPr>
         <w:t>5.4 Scripts de base de datos</w:t>
       </w:r>
-      <w:bookmarkEnd w:id="27"/>
+      <w:bookmarkEnd w:id="28"/>
     </w:p>
     <w:p>
       <w:pPr>
@@ -9532,7 +8468,6 @@
             </w:tcMar>
           </w:tcPr>
           <w:p>
-            <w:proofErr w:type="spellStart"/>
             <w:r>
               <w:rPr>
                 <w:rFonts w:ascii="Calibri" w:eastAsia="Calibri" w:hAnsi="Calibri" w:cs="Calibri"/>
@@ -9544,7 +8479,6 @@
               </w:rPr>
               <w:t>Archivo</w:t>
             </w:r>
-            <w:proofErr w:type="spellEnd"/>
           </w:p>
         </w:tc>
         <w:tc>
@@ -9559,7 +8493,6 @@
             </w:tcMar>
           </w:tcPr>
           <w:p>
-            <w:proofErr w:type="spellStart"/>
             <w:r>
               <w:rPr>
                 <w:rFonts w:ascii="Calibri" w:eastAsia="Calibri" w:hAnsi="Calibri" w:cs="Calibri"/>
@@ -9569,33 +8502,8 @@
                 <w:sz w:val="19"/>
                 <w:szCs w:val="19"/>
               </w:rPr>
-              <w:t>Qué</w:t>
-            </w:r>
-            <w:proofErr w:type="spellEnd"/>
-            <w:r>
-              <w:rPr>
-                <w:rFonts w:ascii="Calibri" w:eastAsia="Calibri" w:hAnsi="Calibri" w:cs="Calibri"/>
-                <w:b/>
-                <w:bCs/>
-                <w:color w:val="FFFFFF"/>
-                <w:sz w:val="19"/>
-                <w:szCs w:val="19"/>
-              </w:rPr>
-              <w:t xml:space="preserve"> </w:t>
-            </w:r>
-            <w:proofErr w:type="spellStart"/>
-            <w:r>
-              <w:rPr>
-                <w:rFonts w:ascii="Calibri" w:eastAsia="Calibri" w:hAnsi="Calibri" w:cs="Calibri"/>
-                <w:b/>
-                <w:bCs/>
-                <w:color w:val="FFFFFF"/>
-                <w:sz w:val="19"/>
-                <w:szCs w:val="19"/>
-              </w:rPr>
-              <w:t>hace</w:t>
-            </w:r>
-            <w:proofErr w:type="spellEnd"/>
+              <w:t>Qué hace</w:t>
+            </w:r>
           </w:p>
         </w:tc>
       </w:tr>
@@ -9639,7 +8547,6 @@
             </w:tcMar>
           </w:tcPr>
           <w:p>
-            <w:proofErr w:type="spellStart"/>
             <w:r>
               <w:rPr>
                 <w:rFonts w:ascii="Calibri" w:eastAsia="Calibri" w:hAnsi="Calibri" w:cs="Calibri"/>
@@ -9649,7 +8556,6 @@
               </w:rPr>
               <w:t>schema.sql</w:t>
             </w:r>
-            <w:proofErr w:type="spellEnd"/>
           </w:p>
         </w:tc>
         <w:tc>
@@ -9723,7 +8629,6 @@
             </w:tcMar>
           </w:tcPr>
           <w:p>
-            <w:proofErr w:type="spellStart"/>
             <w:r>
               <w:rPr>
                 <w:rFonts w:ascii="Calibri" w:eastAsia="Calibri" w:hAnsi="Calibri" w:cs="Calibri"/>
@@ -9733,7 +8638,6 @@
               </w:rPr>
               <w:t>index.sql</w:t>
             </w:r>
-            <w:proofErr w:type="spellEnd"/>
           </w:p>
         </w:tc>
         <w:tc>
@@ -9791,6 +8695,7 @@
                 <w:sz w:val="19"/>
                 <w:szCs w:val="19"/>
               </w:rPr>
+              <w:lastRenderedPageBreak/>
               <w:t>3</w:t>
             </w:r>
           </w:p>
@@ -9806,7 +8711,6 @@
             </w:tcMar>
           </w:tcPr>
           <w:p>
-            <w:proofErr w:type="spellStart"/>
             <w:r>
               <w:rPr>
                 <w:rFonts w:ascii="Calibri" w:eastAsia="Calibri" w:hAnsi="Calibri" w:cs="Calibri"/>
@@ -9816,7 +8720,6 @@
               </w:rPr>
               <w:t>triggers.sql</w:t>
             </w:r>
-            <w:proofErr w:type="spellEnd"/>
           </w:p>
         </w:tc>
         <w:tc>
@@ -9874,7 +8777,6 @@
                 <w:sz w:val="19"/>
                 <w:szCs w:val="19"/>
               </w:rPr>
-              <w:lastRenderedPageBreak/>
               <w:t>4</w:t>
             </w:r>
           </w:p>
@@ -9891,7 +8793,6 @@
             </w:tcMar>
           </w:tcPr>
           <w:p>
-            <w:proofErr w:type="spellStart"/>
             <w:r>
               <w:rPr>
                 <w:rFonts w:ascii="Calibri" w:eastAsia="Calibri" w:hAnsi="Calibri" w:cs="Calibri"/>
@@ -9901,7 +8802,6 @@
               </w:rPr>
               <w:t>permits.sql</w:t>
             </w:r>
-            <w:proofErr w:type="spellEnd"/>
           </w:p>
         </w:tc>
         <w:tc>
@@ -9981,19 +8881,8 @@
                 <w:sz w:val="19"/>
                 <w:szCs w:val="19"/>
               </w:rPr>
-              <w:t xml:space="preserve">data </w:t>
-            </w:r>
-            <w:proofErr w:type="spellStart"/>
-            <w:r>
-              <w:rPr>
-                <w:rFonts w:ascii="Calibri" w:eastAsia="Calibri" w:hAnsi="Calibri" w:cs="Calibri"/>
-                <w:color w:val="1E293B"/>
-                <w:sz w:val="19"/>
-                <w:szCs w:val="19"/>
-              </w:rPr>
-              <w:t>population.sql</w:t>
-            </w:r>
-            <w:proofErr w:type="spellEnd"/>
+              <w:t>data population.sql</w:t>
+            </w:r>
           </w:p>
         </w:tc>
         <w:tc>
@@ -10074,19 +8963,8 @@
                 <w:sz w:val="19"/>
                 <w:szCs w:val="19"/>
               </w:rPr>
-              <w:t xml:space="preserve">functions </w:t>
-            </w:r>
-            <w:proofErr w:type="spellStart"/>
-            <w:r>
-              <w:rPr>
-                <w:rFonts w:ascii="Calibri" w:eastAsia="Calibri" w:hAnsi="Calibri" w:cs="Calibri"/>
-                <w:color w:val="1E293B"/>
-                <w:sz w:val="19"/>
-                <w:szCs w:val="19"/>
-              </w:rPr>
-              <w:t>backups.sql</w:t>
-            </w:r>
-            <w:proofErr w:type="spellEnd"/>
+              <w:t>functions backups.sql</w:t>
+            </w:r>
           </w:p>
         </w:tc>
         <w:tc>
@@ -10153,7 +9031,7 @@
           <w:lang w:val="es-BO"/>
         </w:rPr>
       </w:pPr>
-      <w:bookmarkStart w:id="28" w:name="_Toc237088282"/>
+      <w:bookmarkStart w:id="29" w:name="_Toc237221146"/>
       <w:r>
         <w:rPr>
           <w:b/>
@@ -10163,7 +9041,7 @@
         </w:rPr>
         <w:t>6. Funcionalidades Destacadas</w:t>
       </w:r>
-      <w:bookmarkEnd w:id="28"/>
+      <w:bookmarkEnd w:id="29"/>
     </w:p>
     <w:p>
       <w:pPr>
@@ -10173,7 +9051,7 @@
           <w:lang w:val="es-BO"/>
         </w:rPr>
       </w:pPr>
-      <w:bookmarkStart w:id="29" w:name="_Toc237088283"/>
+      <w:bookmarkStart w:id="30" w:name="_Toc237221147"/>
       <w:r>
         <w:rPr>
           <w:b/>
@@ -10185,7 +9063,7 @@
         </w:rPr>
         <w:t>6.1 Impresión de tickets y comandas</w:t>
       </w:r>
-      <w:bookmarkEnd w:id="29"/>
+      <w:bookmarkEnd w:id="30"/>
     </w:p>
     <w:p>
       <w:pPr>
@@ -10212,7 +9090,7 @@
           <w:lang w:val="es-BO"/>
         </w:rPr>
       </w:pPr>
-      <w:bookmarkStart w:id="30" w:name="_Toc237088284"/>
+      <w:bookmarkStart w:id="31" w:name="_Toc237221148"/>
       <w:r>
         <w:rPr>
           <w:b/>
@@ -10224,7 +9102,7 @@
         </w:rPr>
         <w:t>6.2 Personalización por unidad</w:t>
       </w:r>
-      <w:bookmarkEnd w:id="30"/>
+      <w:bookmarkEnd w:id="31"/>
     </w:p>
     <w:p>
       <w:pPr>
@@ -10251,7 +9129,7 @@
           <w:lang w:val="es-BO"/>
         </w:rPr>
       </w:pPr>
-      <w:bookmarkStart w:id="31" w:name="_Toc237088285"/>
+      <w:bookmarkStart w:id="32" w:name="_Toc237221149"/>
       <w:r>
         <w:rPr>
           <w:b/>
@@ -10263,7 +9141,7 @@
         </w:rPr>
         <w:t>6.3 Backup de la base de datos</w:t>
       </w:r>
-      <w:bookmarkEnd w:id="31"/>
+      <w:bookmarkEnd w:id="32"/>
     </w:p>
     <w:p>
       <w:pPr>
@@ -10290,7 +9168,7 @@
           <w:lang w:val="es-BO"/>
         </w:rPr>
       </w:pPr>
-      <w:bookmarkStart w:id="32" w:name="_Toc237088286"/>
+      <w:bookmarkStart w:id="33" w:name="_Toc237221150"/>
       <w:r>
         <w:rPr>
           <w:b/>
@@ -10302,7 +9180,7 @@
         </w:rPr>
         <w:t>6.4 Eliminación física de registros</w:t>
       </w:r>
-      <w:bookmarkEnd w:id="32"/>
+      <w:bookmarkEnd w:id="33"/>
     </w:p>
     <w:p>
       <w:pPr>
@@ -10329,7 +9207,7 @@
           <w:lang w:val="es-BO"/>
         </w:rPr>
       </w:pPr>
-      <w:bookmarkStart w:id="33" w:name="_Toc237088287"/>
+      <w:bookmarkStart w:id="34" w:name="_Toc237221151"/>
       <w:r>
         <w:rPr>
           <w:b/>
@@ -10341,7 +9219,7 @@
         </w:rPr>
         <w:t>6.5 Impresión de tickets vía servicio local (Print Agent)</w:t>
       </w:r>
-      <w:bookmarkEnd w:id="33"/>
+      <w:bookmarkEnd w:id="34"/>
     </w:p>
     <w:p>
       <w:pPr>
@@ -10357,7 +9235,7 @@
           <w:szCs w:val="21"/>
           <w:lang w:val="es-BO"/>
         </w:rPr>
-        <w:t xml:space="preserve">Se desarrolló un servicio adicional, independiente del sistema web, llamado Print Agent. Corre exclusivamente en la computadora física conectada a las impresoras del local (normalmente la de Caja) y expone una dirección dentro de la red local (ej. https://192.168.1.50:4443) mediante la cual recibe pedidos de impresión y los envía directamente a la impresora de Windows correspondiente, usando </w:t>
+        <w:t xml:space="preserve">Se desarrolló un servicio adicional, independiente del sistema web, llamado Print Agent. Corre exclusivamente en la computadora física conectada a las impresoras del local (normalmente la de Caja) y </w:t>
       </w:r>
       <w:r>
         <w:rPr>
@@ -10367,7 +9245,7 @@
           <w:lang w:val="es-BO"/>
         </w:rPr>
         <w:lastRenderedPageBreak/>
-        <w:t>comandos nativos del sistema operativo (PowerShell), sin depender del diálogo de impresión del navegador.</w:t>
+        <w:t>expone una dirección dentro de la red local (ej. https://192.168.1.50:4443) mediante la cual recibe pedidos de impresión y los envía directamente a la impresora de Windows correspondiente, usando comandos nativos del sistema operativo (PowerShell), sin depender del diálogo de impresión del navegador.</w:t>
       </w:r>
     </w:p>
     <w:p>
@@ -10429,7 +9307,7 @@
           <w:lang w:val="es-BO"/>
         </w:rPr>
       </w:pPr>
-      <w:bookmarkStart w:id="34" w:name="_Toc237088288"/>
+      <w:bookmarkStart w:id="35" w:name="_Toc237221152"/>
       <w:r>
         <w:rPr>
           <w:b/>
@@ -10441,7 +9319,7 @@
         </w:rPr>
         <w:t>6.6 Restricción de acceso por dirección IP</w:t>
       </w:r>
-      <w:bookmarkEnd w:id="34"/>
+      <w:bookmarkEnd w:id="35"/>
     </w:p>
     <w:p>
       <w:pPr>
@@ -10481,11 +9359,8 @@
       <w:pPr>
         <w:pStyle w:val="Heading3"/>
         <w:spacing w:before="200" w:after="100"/>
-        <w:rPr>
-          <w:lang w:val="es-BO"/>
-        </w:rPr>
-      </w:pPr>
-      <w:bookmarkStart w:id="35" w:name="_Toc237088289"/>
+      </w:pPr>
+      <w:bookmarkStart w:id="36" w:name="_Toc237221153"/>
       <w:r>
         <w:rPr>
           <w:b/>
@@ -10493,55 +9368,52 @@
           <w:color w:val="334155"/>
           <w:sz w:val="22"/>
           <w:szCs w:val="22"/>
-          <w:lang w:val="es-BO"/>
         </w:rPr>
         <w:t>6.7 Reportes</w:t>
       </w:r>
-      <w:bookmarkEnd w:id="35"/>
+      <w:bookmarkEnd w:id="36"/>
     </w:p>
     <w:p>
       <w:pPr>
         <w:spacing w:after="160" w:line="276" w:lineRule="auto"/>
-        <w:rPr>
-          <w:lang w:val="es-BO"/>
-        </w:rPr>
       </w:pPr>
       <w:r>
         <w:rPr>
           <w:rFonts w:ascii="Calibri" w:eastAsia="Calibri" w:hAnsi="Calibri" w:cs="Calibri"/>
           <w:sz w:val="21"/>
           <w:szCs w:val="21"/>
-          <w:lang w:val="es-BO"/>
-        </w:rPr>
-        <w:t>El módulo de Reportes permite generar cuatro tipos de análisis sobre un rango de fechas: ventas detalladas (con el desglose completo de productos, personalización y el mesero responsable de cada línea del pedido, no solo quien abrió la mesa), resumen por fechas agrupado por cajero, productos más vendidos, y un resumen visual por empleado mediante gráficos de torta. En el gráfico "Ventas por Mesero", cada mesero que participó en una venta (aunque no la haya abierto) suma una participación, a diferencia de "Ventas por Cajero" donde cada venta tiene un único responsable de cobro.</w:t>
+        </w:rPr>
+        <w:t>El módulo de Reportes permite generar cuatro tipos de análisis sobre un rango de fechas: ventas detalladas (con el desglose completo de productos, personalización y el mesero responsable de cada línea del pedido, no solo quien abrió la mesa), resumen por fechas agrupado por cajero, productos y promociones con ganancia real (ingreso, costo de fabricación y ganancia, con las promociones incluyendo el desglose de productos que consumieron), y un resumen visual por empleado mediante gráficos de torta. En el gráfico "Ventas por Mesero", cada mesero que participó en una venta (aunque no la haya abierto) suma una participación, a diferencia de "Ventas por Cajero" donde cada venta tiene un único responsable de cobro.</w:t>
       </w:r>
     </w:p>
     <w:p>
       <w:pPr>
         <w:spacing w:after="160" w:line="276" w:lineRule="auto"/>
-        <w:rPr>
-          <w:lang w:val="es-BO"/>
-        </w:rPr>
       </w:pPr>
       <w:r>
         <w:rPr>
           <w:rFonts w:ascii="Calibri" w:eastAsia="Calibri" w:hAnsi="Calibri" w:cs="Calibri"/>
           <w:sz w:val="21"/>
           <w:szCs w:val="21"/>
-          <w:lang w:val="es-BO"/>
-        </w:rPr>
-        <w:t>Cualquier reporte generado puede imprimirse/guardarse como PDF a través del navegador, o enviarse por correo electrónico como un archivo PDF adjunto real (no como texto dentro del cuerpo del correo). Ese PDF se genera en el backend con Puppeteer, que renderiza la misma plantilla HTML del reporte en un navegador Chromium sin interfaz y la exporta a PDF, preservando el diseño exacto de tablas y totales.</w:t>
+        </w:rPr>
+        <w:t xml:space="preserve">Cualquier reporte generado puede imprimirse/guardarse como PDF a través del navegador, o enviarse por correo electrónico como un archivo PDF adjunto real (no como texto dentro del cuerpo del correo). </w:t>
+      </w:r>
+      <w:r>
+        <w:rPr>
+          <w:rFonts w:ascii="Calibri" w:eastAsia="Calibri" w:hAnsi="Calibri" w:cs="Calibri"/>
+          <w:sz w:val="21"/>
+          <w:szCs w:val="21"/>
+        </w:rPr>
+        <w:lastRenderedPageBreak/>
+        <w:t>Ese PDF se genera en el backend con Puppeteer, que renderiza la misma plantilla HTML del reporte en un navegador Chromium sin interfaz y la exporta a PDF, preservando el diseño exacto de tablas y totales.</w:t>
       </w:r>
     </w:p>
     <w:p>
       <w:pPr>
         <w:pStyle w:val="Heading3"/>
         <w:spacing w:before="200" w:after="100"/>
-        <w:rPr>
-          <w:lang w:val="es-BO"/>
-        </w:rPr>
-      </w:pPr>
-      <w:bookmarkStart w:id="36" w:name="_Toc237088290"/>
+      </w:pPr>
+      <w:bookmarkStart w:id="37" w:name="_Toc237221154"/>
       <w:r>
         <w:rPr>
           <w:b/>
@@ -10549,28 +9421,97 @@
           <w:color w:val="334155"/>
           <w:sz w:val="22"/>
           <w:szCs w:val="22"/>
-          <w:lang w:val="es-BO"/>
         </w:rPr>
         <w:t>6.8 Comunicaciones por correo</w:t>
       </w:r>
-      <w:bookmarkEnd w:id="36"/>
+      <w:bookmarkEnd w:id="37"/>
     </w:p>
     <w:p>
       <w:pPr>
         <w:spacing w:after="160" w:line="276" w:lineRule="auto"/>
-        <w:rPr>
-          <w:lang w:val="es-BO"/>
-        </w:rPr>
       </w:pPr>
       <w:r>
         <w:rPr>
           <w:rFonts w:ascii="Calibri" w:eastAsia="Calibri" w:hAnsi="Calibri" w:cs="Calibri"/>
           <w:sz w:val="21"/>
           <w:szCs w:val="21"/>
-          <w:lang w:val="es-BO"/>
-        </w:rPr>
-        <w:lastRenderedPageBreak/>
+        </w:rPr>
         <w:t>Todos los correos que envía el sistema (recuperación de contraseña, backups y reportes) se generan a través de Brevo con una plantilla HTML de marca consistente: encabezado con degradado azul, el nombre del sistema, y el contenido específico de cada caso (código de verificación, aviso de adjunto, etc.), en vez de texto plano sin estilo.</w:t>
+      </w:r>
+    </w:p>
+    <w:p>
+      <w:pPr>
+        <w:pStyle w:val="Heading3"/>
+        <w:spacing w:before="200" w:after="100"/>
+      </w:pPr>
+      <w:bookmarkStart w:id="38" w:name="_Toc237221155"/>
+      <w:r>
+        <w:rPr>
+          <w:b/>
+          <w:bCs/>
+          <w:color w:val="334155"/>
+          <w:sz w:val="22"/>
+          <w:szCs w:val="22"/>
+        </w:rPr>
+        <w:t>6.9 Seguridad ante uso simultáneo de varios empleados</w:t>
+      </w:r>
+      <w:bookmarkEnd w:id="38"/>
+    </w:p>
+    <w:p>
+      <w:pPr>
+        <w:spacing w:after="160" w:line="276" w:lineRule="auto"/>
+      </w:pPr>
+      <w:r>
+        <w:rPr>
+          <w:rFonts w:ascii="Calibri" w:eastAsia="Calibri" w:hAnsi="Calibri" w:cs="Calibri"/>
+          <w:sz w:val="21"/>
+          <w:szCs w:val="21"/>
+        </w:rPr>
+        <w:t>Se identificaron y corrigieron dos puntos donde dos empleados trabajando al mismo tiempo podían generar datos inconsistentes: la asignación del número de venta diario y la apertura de una mesa. En ambos casos, el problema original consistía en "leer el estado actual y luego decidir" en dos pasos separados, lo que permitía que dos peticiones casi simultáneas leyeran el mismo estado antes de que ninguna terminara de actualizarlo.</w:t>
+      </w:r>
+    </w:p>
+    <w:p>
+      <w:pPr>
+        <w:spacing w:after="160" w:line="276" w:lineRule="auto"/>
+      </w:pPr>
+      <w:r>
+        <w:rPr>
+          <w:rFonts w:ascii="Calibri" w:eastAsia="Calibri" w:hAnsi="Calibri" w:cs="Calibri"/>
+          <w:sz w:val="21"/>
+          <w:szCs w:val="21"/>
+        </w:rPr>
+        <w:t>La solución consistió en mover ambas operaciones a la base de datos como pasos atómicos: el número de venta se obtiene mediante una función de PostgreSQL (INSERT ... ON CONFLICT DO UPDATE) que reserva el siguiente número de forma indivisible, y la apertura de una mesa se resuelve con una única sentencia UPDATE condicionada (WHERE disponible = true) que solo tiene éxito para la primera petición que llega; la segunda recibe automáticamente la venta ya creada por la primera, en lugar de crear una duplicada. El resto de las operaciones del sistema (agregar productos a un pedido, cobrar, gestionar catálogos) no requieren este tratamiento, ya que no dependen de leer y decidir sobre un estado compartido.</w:t>
+      </w:r>
+    </w:p>
+    <w:p>
+      <w:pPr>
+        <w:pStyle w:val="Heading3"/>
+        <w:spacing w:before="200" w:after="100"/>
+      </w:pPr>
+      <w:bookmarkStart w:id="39" w:name="_Toc237221156"/>
+      <w:r>
+        <w:rPr>
+          <w:b/>
+          <w:bCs/>
+          <w:color w:val="334155"/>
+          <w:sz w:val="22"/>
+          <w:szCs w:val="22"/>
+        </w:rPr>
+        <w:t>6.10 Documentación de componentes (Storybook)</w:t>
+      </w:r>
+      <w:bookmarkEnd w:id="39"/>
+    </w:p>
+    <w:p>
+      <w:pPr>
+        <w:spacing w:after="160" w:line="276" w:lineRule="auto"/>
+      </w:pPr>
+      <w:r>
+        <w:rPr>
+          <w:rFonts w:ascii="Calibri" w:eastAsia="Calibri" w:hAnsi="Calibri" w:cs="Calibri"/>
+          <w:sz w:val="21"/>
+          <w:szCs w:val="21"/>
+        </w:rPr>
+        <w:t>Los componentes atómicos y moleculares del frontend (botones, campos de texto, checkboxes, selects con búsqueda, paginación, etc.) están documentados con Storybook, una herramienta que permite visualizar cada componente de forma aislada, con sus distintas variantes y estados (por ejemplo, un botón en sus versiones primaria, de peligro y de advertencia, o un campo de búsqueda en su estado vacío, con selección y deshabilitado). Esto facilita la reutilización consistente de estos componentes al construir nuevas pantallas, sin tener que revisar el código fuente de cada uno para saber qué props acepta o cómo se ve en cada estado.</w:t>
       </w:r>
     </w:p>
     <w:p>
@@ -10578,26 +9519,16 @@
         <w:pStyle w:val="Heading1"/>
         <w:spacing w:before="400" w:after="200"/>
       </w:pPr>
-      <w:bookmarkStart w:id="37" w:name="_Toc237088291"/>
+      <w:bookmarkStart w:id="40" w:name="_Toc237221157"/>
       <w:r>
         <w:rPr>
           <w:b/>
           <w:bCs/>
           <w:color w:val="1E3A8A"/>
         </w:rPr>
-        <w:t xml:space="preserve">7. </w:t>
-      </w:r>
-      <w:proofErr w:type="spellStart"/>
-      <w:r>
-        <w:rPr>
-          <w:b/>
-          <w:bCs/>
-          <w:color w:val="1E3A8A"/>
-        </w:rPr>
-        <w:t>Seguridad</w:t>
-      </w:r>
-      <w:bookmarkEnd w:id="37"/>
-      <w:proofErr w:type="spellEnd"/>
+        <w:t>7. Seguridad</w:t>
+      </w:r>
+      <w:bookmarkEnd w:id="40"/>
     </w:p>
     <w:p>
       <w:pPr>
@@ -10607,16 +9538,12 @@
           <w:numId w:val="2"/>
         </w:numPr>
         <w:spacing w:after="80"/>
-        <w:rPr>
-          <w:lang w:val="es-BO"/>
-        </w:rPr>
       </w:pPr>
       <w:r>
         <w:rPr>
           <w:rFonts w:ascii="Calibri" w:eastAsia="Calibri" w:hAnsi="Calibri" w:cs="Calibri"/>
           <w:sz w:val="21"/>
           <w:szCs w:val="21"/>
-          <w:lang w:val="es-BO"/>
         </w:rPr>
         <w:t>Las contraseñas de empleados y del usuario DIRECTORIO se almacenan siempre con hash bcrypt, nunca en texto plano.</w:t>
       </w:r>
@@ -10629,16 +9556,12 @@
           <w:numId w:val="2"/>
         </w:numPr>
         <w:spacing w:after="80"/>
-        <w:rPr>
-          <w:lang w:val="es-BO"/>
-        </w:rPr>
       </w:pPr>
       <w:r>
         <w:rPr>
           <w:rFonts w:ascii="Calibri" w:eastAsia="Calibri" w:hAnsi="Calibri" w:cs="Calibri"/>
           <w:sz w:val="21"/>
           <w:szCs w:val="21"/>
-          <w:lang w:val="es-BO"/>
         </w:rPr>
         <w:t>La sesión se gestiona mediante JWT firmado con una clave secreta del servidor, con expiración de 8 horas.</w:t>
       </w:r>
@@ -10651,16 +9574,12 @@
           <w:numId w:val="2"/>
         </w:numPr>
         <w:spacing w:after="80"/>
-        <w:rPr>
-          <w:lang w:val="es-BO"/>
-        </w:rPr>
       </w:pPr>
       <w:r>
         <w:rPr>
           <w:rFonts w:ascii="Calibri" w:eastAsia="Calibri" w:hAnsi="Calibri" w:cs="Calibri"/>
           <w:sz w:val="21"/>
           <w:szCs w:val="21"/>
-          <w:lang w:val="es-BO"/>
         </w:rPr>
         <w:t>Cada endpoint del backend valida explícitamente el permiso requerido antes de ejecutar cualquier acción, independientemente de las restricciones del frontend.</w:t>
       </w:r>
@@ -10673,16 +9592,12 @@
           <w:numId w:val="2"/>
         </w:numPr>
         <w:spacing w:after="80"/>
-        <w:rPr>
-          <w:lang w:val="es-BO"/>
-        </w:rPr>
       </w:pPr>
       <w:r>
         <w:rPr>
           <w:rFonts w:ascii="Calibri" w:eastAsia="Calibri" w:hAnsi="Calibri" w:cs="Calibri"/>
           <w:sz w:val="21"/>
           <w:szCs w:val="21"/>
-          <w:lang w:val="es-BO"/>
         </w:rPr>
         <w:t>Las credenciales sensibles (claves de Supabase, secreto JWT, credenciales de Brevo) se gestionan exclusivamente mediante variables de entorno (.env), excluidas del control de versiones.</w:t>
       </w:r>
@@ -10695,16 +9610,12 @@
           <w:numId w:val="2"/>
         </w:numPr>
         <w:spacing w:after="80"/>
-        <w:rPr>
-          <w:lang w:val="es-BO"/>
-        </w:rPr>
       </w:pPr>
       <w:r>
         <w:rPr>
           <w:rFonts w:ascii="Calibri" w:eastAsia="Calibri" w:hAnsi="Calibri" w:cs="Calibri"/>
           <w:sz w:val="21"/>
           <w:szCs w:val="21"/>
-          <w:lang w:val="es-BO"/>
         </w:rPr>
         <w:t>El acceso a la base de datos desde el backend utiliza la clave de servicio de Supabase (service_role), por lo que toda la responsabilidad de control de acceso recae en la capa de autorización del backend, no en políticas de base de datos.</w:t>
       </w:r>
@@ -10717,16 +9628,12 @@
           <w:numId w:val="2"/>
         </w:numPr>
         <w:spacing w:after="80"/>
-        <w:rPr>
-          <w:lang w:val="es-BO"/>
-        </w:rPr>
       </w:pPr>
       <w:r>
         <w:rPr>
           <w:rFonts w:ascii="Calibri" w:eastAsia="Calibri" w:hAnsi="Calibri" w:cs="Calibri"/>
           <w:sz w:val="21"/>
           <w:szCs w:val="21"/>
-          <w:lang w:val="es-BO"/>
         </w:rPr>
         <w:t>Restricción opcional de acceso por dirección IP (ver sección 6.6), pensada para limitar el uso del sistema a la red del local una vez contratado el servicio de IP fija correspondiente.</w:t>
       </w:r>
@@ -10735,55 +9642,44 @@
       <w:pPr>
         <w:pStyle w:val="Heading1"/>
         <w:spacing w:before="400" w:after="200"/>
-        <w:rPr>
-          <w:lang w:val="es-BO"/>
-        </w:rPr>
-      </w:pPr>
-      <w:bookmarkStart w:id="38" w:name="_Toc237088292"/>
+      </w:pPr>
+      <w:bookmarkStart w:id="41" w:name="_Toc237221158"/>
       <w:r>
         <w:rPr>
           <w:b/>
           <w:bCs/>
           <w:color w:val="1E3A8A"/>
-          <w:lang w:val="es-BO"/>
-        </w:rPr>
+        </w:rPr>
+        <w:lastRenderedPageBreak/>
         <w:t>8. Despliegue</w:t>
       </w:r>
-      <w:bookmarkEnd w:id="38"/>
+      <w:bookmarkEnd w:id="41"/>
     </w:p>
     <w:p>
       <w:pPr>
         <w:pStyle w:val="Heading2"/>
         <w:spacing w:before="300" w:after="150"/>
-        <w:rPr>
-          <w:lang w:val="es-BO"/>
-        </w:rPr>
-      </w:pPr>
-      <w:bookmarkStart w:id="39" w:name="_Toc237088293"/>
+      </w:pPr>
+      <w:bookmarkStart w:id="42" w:name="_Toc237221159"/>
       <w:r>
         <w:rPr>
           <w:b/>
           <w:bCs/>
           <w:color w:val="1E3A8A"/>
-          <w:lang w:val="es-BO"/>
         </w:rPr>
         <w:t>8.1 Estado actual</w:t>
       </w:r>
-      <w:bookmarkEnd w:id="39"/>
+      <w:bookmarkEnd w:id="42"/>
     </w:p>
     <w:p>
       <w:pPr>
         <w:spacing w:after="160" w:line="276" w:lineRule="auto"/>
-        <w:rPr>
-          <w:lang w:val="es-BO"/>
-        </w:rPr>
       </w:pPr>
       <w:r>
         <w:rPr>
           <w:rFonts w:ascii="Calibri" w:eastAsia="Calibri" w:hAnsi="Calibri" w:cs="Calibri"/>
           <w:sz w:val="21"/>
           <w:szCs w:val="21"/>
-          <w:lang w:val="es-BO"/>
         </w:rPr>
         <w:t>El sistema se encuentra desplegado y en funcionamiento: el backend en Render, el frontend en Vercel, y la base de datos en Supabase Cloud, comunicándose entre sí vía HTTPS. El sistema cuenta con un dominio propio registrado (incantatio.org) conectado al frontend.</w:t>
       </w:r>
@@ -10792,35 +9688,27 @@
       <w:pPr>
         <w:pStyle w:val="Heading2"/>
         <w:spacing w:before="300" w:after="150"/>
-        <w:rPr>
-          <w:lang w:val="es-BO"/>
-        </w:rPr>
-      </w:pPr>
-      <w:bookmarkStart w:id="40" w:name="_Toc237088294"/>
+      </w:pPr>
+      <w:bookmarkStart w:id="43" w:name="_Toc237221160"/>
       <w:r>
         <w:rPr>
           <w:b/>
           <w:bCs/>
           <w:color w:val="1E3A8A"/>
-          <w:lang w:val="es-BO"/>
         </w:rPr>
         <w:t>8.2 Plan de migración a alojamiento local</w:t>
       </w:r>
-      <w:bookmarkEnd w:id="40"/>
+      <w:bookmarkEnd w:id="43"/>
     </w:p>
     <w:p>
       <w:pPr>
         <w:spacing w:after="160" w:line="276" w:lineRule="auto"/>
-        <w:rPr>
-          <w:lang w:val="es-BO"/>
-        </w:rPr>
       </w:pPr>
       <w:r>
         <w:rPr>
           <w:rFonts w:ascii="Calibri" w:eastAsia="Calibri" w:hAnsi="Calibri" w:cs="Calibri"/>
           <w:sz w:val="21"/>
           <w:szCs w:val="21"/>
-          <w:lang w:val="es-BO"/>
         </w:rPr>
         <w:t>Está prevista, como alternativa a evaluar junto con el cliente, una migración hacia un esquema de auto-alojamiento (Supabase self-hosted mediante Docker), ejecutado en la misma computadora utilizada como punto de Caja del restaurante. Este cambio no requiere modificaciones al código de la aplicación, únicamente el cambio de la URL de conexión a la base de datos, y tiene como principal beneficio que el sistema continúe operando con normalidad ante una interrupción del servicio de internet del local, manteniendo el acceso simultáneo desde múltiples dispositivos dentro de la misma red local.</w:t>
       </w:r>
@@ -10829,35 +9717,27 @@
       <w:pPr>
         <w:pStyle w:val="Heading2"/>
         <w:spacing w:before="300" w:after="150"/>
-        <w:rPr>
-          <w:lang w:val="es-BO"/>
-        </w:rPr>
-      </w:pPr>
-      <w:bookmarkStart w:id="41" w:name="_Toc237088295"/>
+      </w:pPr>
+      <w:bookmarkStart w:id="44" w:name="_Toc237221161"/>
       <w:r>
         <w:rPr>
           <w:b/>
           <w:bCs/>
           <w:color w:val="1E3A8A"/>
-          <w:lang w:val="es-BO"/>
         </w:rPr>
         <w:t>8.3 Variables de entorno requeridas</w:t>
       </w:r>
-      <w:bookmarkEnd w:id="41"/>
+      <w:bookmarkEnd w:id="44"/>
     </w:p>
     <w:p>
       <w:pPr>
         <w:spacing w:after="160" w:line="276" w:lineRule="auto"/>
-        <w:rPr>
-          <w:lang w:val="es-BO"/>
-        </w:rPr>
       </w:pPr>
       <w:r>
         <w:rPr>
           <w:rFonts w:ascii="Calibri" w:eastAsia="Calibri" w:hAnsi="Calibri" w:cs="Calibri"/>
           <w:sz w:val="21"/>
           <w:szCs w:val="21"/>
-          <w:lang w:val="es-BO"/>
         </w:rPr>
         <w:t>Backend:</w:t>
       </w:r>
@@ -10940,27 +9820,7 @@
           <w:szCs w:val="18"/>
         </w:rPr>
         <w:br/>
-        <w:t>ALLOWED_IPS (</w:t>
-      </w:r>
-      <w:proofErr w:type="spellStart"/>
-      <w:r>
-        <w:rPr>
-          <w:rFonts w:ascii="Consolas" w:eastAsia="Consolas" w:hAnsi="Consolas" w:cs="Consolas"/>
-          <w:color w:val="E2E8F0"/>
-          <w:sz w:val="18"/>
-          <w:szCs w:val="18"/>
-        </w:rPr>
-        <w:t>opcional</w:t>
-      </w:r>
-      <w:proofErr w:type="spellEnd"/>
-      <w:r>
-        <w:rPr>
-          <w:rFonts w:ascii="Consolas" w:eastAsia="Consolas" w:hAnsi="Consolas" w:cs="Consolas"/>
-          <w:color w:val="E2E8F0"/>
-          <w:sz w:val="18"/>
-          <w:szCs w:val="18"/>
-        </w:rPr>
-        <w:t>)</w:t>
+        <w:t>ALLOWED_IPS (opcional)</w:t>
       </w:r>
     </w:p>
     <w:p>
@@ -10994,7 +9854,6 @@
           <w:sz w:val="18"/>
           <w:szCs w:val="18"/>
         </w:rPr>
-        <w:lastRenderedPageBreak/>
         <w:t>VITE_API_URL</w:t>
       </w:r>
     </w:p>
@@ -11079,7 +9938,7 @@
         <w:sz w:val="16"/>
         <w:szCs w:val="16"/>
       </w:rPr>
-      <w:t>4</w:t>
+      <w:t>1</w:t>
     </w:r>
     <w:r>
       <w:rPr>
@@ -11134,7 +9993,7 @@
         <w:sz w:val="16"/>
         <w:szCs w:val="16"/>
       </w:rPr>
-      <w:t>5</w:t>
+      <w:t>1</w:t>
     </w:r>
     <w:r>
       <w:rPr>
@@ -11177,9 +10036,6 @@
       </w:pBdr>
       <w:spacing w:after="100"/>
       <w:jc w:val="right"/>
-      <w:rPr>
-        <w:lang w:val="es-BO"/>
-      </w:rPr>
     </w:pPr>
     <w:r>
       <w:rPr>
@@ -11187,31 +10043,8 @@
         <w:color w:val="64748B"/>
         <w:sz w:val="16"/>
         <w:szCs w:val="16"/>
-        <w:lang w:val="es-BO"/>
       </w:rPr>
-      <w:t xml:space="preserve">Sistema de Gestión </w:t>
-    </w:r>
-    <w:proofErr w:type="spellStart"/>
-    <w:r>
-      <w:rPr>
-        <w:rFonts w:ascii="Calibri" w:eastAsia="Calibri" w:hAnsi="Calibri" w:cs="Calibri"/>
-        <w:color w:val="64748B"/>
-        <w:sz w:val="16"/>
-        <w:szCs w:val="16"/>
-        <w:lang w:val="es-BO"/>
-      </w:rPr>
-      <w:t>Cafebar</w:t>
-    </w:r>
-    <w:proofErr w:type="spellEnd"/>
-    <w:r>
-      <w:rPr>
-        <w:rFonts w:ascii="Calibri" w:eastAsia="Calibri" w:hAnsi="Calibri" w:cs="Calibri"/>
-        <w:color w:val="64748B"/>
-        <w:sz w:val="16"/>
-        <w:szCs w:val="16"/>
-        <w:lang w:val="es-BO"/>
-      </w:rPr>
-      <w:t xml:space="preserve"> — Documentación Técnica</w:t>
+      <w:t>Sistema de Gestión Cafebar — Documentación Técnica</w:t>
     </w:r>
   </w:p>
 </w:hdr>
@@ -11220,96 +10053,10 @@
 <file path=word/numbering.xml><?xml version="1.0" encoding="utf-8"?>
 <w:numbering xmlns:wpc="http://schemas.microsoft.com/office/word/2010/wordprocessingCanvas" xmlns:cx="http://schemas.microsoft.com/office/drawing/2014/chartex" xmlns:cx1="http://schemas.microsoft.com/office/drawing/2015/9/8/chartex" xmlns:cx2="http://schemas.microsoft.com/office/drawing/2015/10/21/chartex" xmlns:cx3="http://schemas.microsoft.com/office/drawing/2016/5/9/chartex" xmlns:cx4="http://schemas.microsoft.com/office/drawing/2016/5/10/chartex" xmlns:cx5="http://schemas.microsoft.com/office/drawing/2016/5/11/chartex" xmlns:cx6="http://schemas.microsoft.com/office/drawing/2016/5/12/chartex" xmlns:cx7="http://schemas.microsoft.com/office/drawing/2016/5/13/chartex" xmlns:cx8="http://schemas.microsoft.com/office/drawing/2016/5/14/chartex" xmlns:mc="http://schemas.openxmlformats.org/markup-compatibility/2006" xmlns:aink="http://schemas.microsoft.com/office/drawing/2016/ink" xmlns:am3d="http://schemas.microsoft.com/office/drawing/2017/model3d" xmlns:o="urn:schemas-microsoft-com:office:office" xmlns:oel="http://schemas.microsoft.com/office/2019/extlst" xmlns:r="http://schemas.openxmlformats.org/officeDocument/2006/relationships" xmlns:m="http://schemas.openxmlformats.org/officeDocument/2006/math" xmlns:v="urn:schemas-microsoft-com:vml" xmlns:wp14="http://schemas.microsoft.com/office/word/2010/wordprocessingDrawing" xmlns:wp="http://schemas.openxmlformats.org/drawingml/2006/wordprocessingDrawing" xmlns:w10="urn:schemas-microsoft-com:office:word" xmlns:w="http://schemas.openxmlformats.org/wordprocessingml/2006/main" xmlns:w14="http://schemas.microsoft.com/office/word/2010/wordml" xmlns:w15="http://schemas.microsoft.com/office/word/2012/wordml" xmlns:w16cei="http://schemas.microsoft.com/office/word/2026/wordml/cei" xmlns:w16cex="http://schemas.microsoft.com/office/word/2018/wordml/cex" xmlns:w16cid="http://schemas.microsoft.com/office/word/2016/wordml/cid" xmlns:w16="http://schemas.microsoft.com/office/word/2018/wordml" xmlns:w16du="http://schemas.microsoft.com/office/word/2023/wordml/word16du" xmlns:w16sdtdh="http://schemas.microsoft.com/office/word/2020/wordml/sdtdatahash" xmlns:w16sdtfl="http://schemas.microsoft.com/office/word/2024/wordml/sdtformatlock" xmlns:w16se="http://schemas.microsoft.com/office/word/2015/wordml/symex" xmlns:wpg="http://schemas.microsoft.com/office/word/2010/wordprocessingGroup" xmlns:wpi="http://schemas.microsoft.com/office/word/2010/wordprocessingInk" xmlns:wne="http://schemas.microsoft.com/office/word/2006/wordml" xmlns:wps="http://schemas.microsoft.com/office/word/2010/wordprocessingShape" mc:Ignorable="w14 w15 w16se w16cid w16 w16cex w16sdtdh w16sdtfl w16du wp14">
   <w:abstractNum w:abstractNumId="0" w15:restartNumberingAfterBreak="0">
-    <w:nsid w:val="26BD5E2D"/>
+    <w:nsid w:val="083638B7"/>
     <w:multiLevelType w:val="hybridMultilevel"/>
-    <w:tmpl w:val="A83221CC"/>
-    <w:lvl w:ilvl="0" w:tplc="0A7A4846">
-      <w:start w:val="1"/>
-      <w:numFmt w:val="bullet"/>
-      <w:lvlText w:val="●"/>
-      <w:lvlJc w:val="left"/>
-      <w:pPr>
-        <w:ind w:left="720" w:hanging="360"/>
-      </w:pPr>
-    </w:lvl>
-    <w:lvl w:ilvl="1" w:tplc="350C6D6C">
-      <w:start w:val="1"/>
-      <w:numFmt w:val="bullet"/>
-      <w:lvlText w:val="○"/>
-      <w:lvlJc w:val="left"/>
-      <w:pPr>
-        <w:ind w:left="1440" w:hanging="360"/>
-      </w:pPr>
-    </w:lvl>
-    <w:lvl w:ilvl="2" w:tplc="51EC206A">
-      <w:start w:val="1"/>
-      <w:numFmt w:val="bullet"/>
-      <w:lvlText w:val="■"/>
-      <w:lvlJc w:val="left"/>
-      <w:pPr>
-        <w:ind w:left="2160" w:hanging="360"/>
-      </w:pPr>
-    </w:lvl>
-    <w:lvl w:ilvl="3" w:tplc="0D446B64">
-      <w:start w:val="1"/>
-      <w:numFmt w:val="bullet"/>
-      <w:lvlText w:val="●"/>
-      <w:lvlJc w:val="left"/>
-      <w:pPr>
-        <w:ind w:left="2880" w:hanging="360"/>
-      </w:pPr>
-    </w:lvl>
-    <w:lvl w:ilvl="4" w:tplc="7D00D3E6">
-      <w:start w:val="1"/>
-      <w:numFmt w:val="bullet"/>
-      <w:lvlText w:val="○"/>
-      <w:lvlJc w:val="left"/>
-      <w:pPr>
-        <w:ind w:left="3600" w:hanging="360"/>
-      </w:pPr>
-    </w:lvl>
-    <w:lvl w:ilvl="5" w:tplc="B9F6ACC6">
-      <w:start w:val="1"/>
-      <w:numFmt w:val="bullet"/>
-      <w:lvlText w:val="■"/>
-      <w:lvlJc w:val="left"/>
-      <w:pPr>
-        <w:ind w:left="4320" w:hanging="360"/>
-      </w:pPr>
-    </w:lvl>
-    <w:lvl w:ilvl="6" w:tplc="BDEEF516">
-      <w:start w:val="1"/>
-      <w:numFmt w:val="bullet"/>
-      <w:lvlText w:val="●"/>
-      <w:lvlJc w:val="left"/>
-      <w:pPr>
-        <w:ind w:left="5040" w:hanging="360"/>
-      </w:pPr>
-    </w:lvl>
-    <w:lvl w:ilvl="7" w:tplc="E12E4120">
-      <w:start w:val="1"/>
-      <w:numFmt w:val="bullet"/>
-      <w:lvlText w:val="●"/>
-      <w:lvlJc w:val="left"/>
-      <w:pPr>
-        <w:ind w:left="5760" w:hanging="360"/>
-      </w:pPr>
-    </w:lvl>
-    <w:lvl w:ilvl="8" w:tplc="C1CC2AD0">
-      <w:start w:val="1"/>
-      <w:numFmt w:val="bullet"/>
-      <w:lvlText w:val="●"/>
-      <w:lvlJc w:val="left"/>
-      <w:pPr>
-        <w:ind w:left="6480" w:hanging="360"/>
-      </w:pPr>
-    </w:lvl>
-  </w:abstractNum>
-  <w:abstractNum w:abstractNumId="1" w15:restartNumberingAfterBreak="0">
-    <w:nsid w:val="45ED5C42"/>
-    <w:multiLevelType w:val="hybridMultilevel"/>
-    <w:tmpl w:val="2F4E361E"/>
-    <w:lvl w:ilvl="0" w:tplc="8ACA0AF8">
+    <w:tmpl w:val="FFE207A8"/>
+    <w:lvl w:ilvl="0" w:tplc="F5682516">
       <w:start w:val="1"/>
       <w:numFmt w:val="bullet"/>
       <w:lvlText w:val="•"/>
@@ -11318,7 +10065,7 @@
         <w:ind w:left="420" w:hanging="260"/>
       </w:pPr>
     </w:lvl>
-    <w:lvl w:ilvl="1" w:tplc="40E62594">
+    <w:lvl w:ilvl="1" w:tplc="04826744">
       <w:start w:val="1"/>
       <w:numFmt w:val="bullet"/>
       <w:lvlText w:val="◦"/>
@@ -11327,50 +10074,136 @@
         <w:ind w:left="840" w:hanging="260"/>
       </w:pPr>
     </w:lvl>
-    <w:lvl w:ilvl="2" w:tplc="E94CCCEA">
+    <w:lvl w:ilvl="2" w:tplc="15C69AB0">
       <w:numFmt w:val="decimal"/>
       <w:lvlText w:val=""/>
       <w:lvlJc w:val="left"/>
     </w:lvl>
-    <w:lvl w:ilvl="3" w:tplc="D1462272">
+    <w:lvl w:ilvl="3" w:tplc="C270C45E">
       <w:numFmt w:val="decimal"/>
       <w:lvlText w:val=""/>
       <w:lvlJc w:val="left"/>
     </w:lvl>
-    <w:lvl w:ilvl="4" w:tplc="C688CC00">
+    <w:lvl w:ilvl="4" w:tplc="0468486A">
       <w:numFmt w:val="decimal"/>
       <w:lvlText w:val=""/>
       <w:lvlJc w:val="left"/>
     </w:lvl>
-    <w:lvl w:ilvl="5" w:tplc="D61C8ECC">
+    <w:lvl w:ilvl="5" w:tplc="828478C0">
       <w:numFmt w:val="decimal"/>
       <w:lvlText w:val=""/>
       <w:lvlJc w:val="left"/>
     </w:lvl>
-    <w:lvl w:ilvl="6" w:tplc="8DAC6208">
+    <w:lvl w:ilvl="6" w:tplc="D70A1E28">
       <w:numFmt w:val="decimal"/>
       <w:lvlText w:val=""/>
       <w:lvlJc w:val="left"/>
     </w:lvl>
-    <w:lvl w:ilvl="7" w:tplc="5E683E2A">
+    <w:lvl w:ilvl="7" w:tplc="3286C832">
       <w:numFmt w:val="decimal"/>
       <w:lvlText w:val=""/>
       <w:lvlJc w:val="left"/>
     </w:lvl>
-    <w:lvl w:ilvl="8" w:tplc="6588A87C">
+    <w:lvl w:ilvl="8" w:tplc="B3ECFFA0">
       <w:numFmt w:val="decimal"/>
       <w:lvlText w:val=""/>
       <w:lvlJc w:val="left"/>
     </w:lvl>
   </w:abstractNum>
-  <w:num w:numId="1" w16cid:durableId="155457227">
-    <w:abstractNumId w:val="0"/>
+  <w:abstractNum w:abstractNumId="1" w15:restartNumberingAfterBreak="0">
+    <w:nsid w:val="6583210A"/>
+    <w:multiLevelType w:val="hybridMultilevel"/>
+    <w:tmpl w:val="91F29044"/>
+    <w:lvl w:ilvl="0" w:tplc="E9B8D75A">
+      <w:start w:val="1"/>
+      <w:numFmt w:val="bullet"/>
+      <w:lvlText w:val="●"/>
+      <w:lvlJc w:val="left"/>
+      <w:pPr>
+        <w:ind w:left="720" w:hanging="360"/>
+      </w:pPr>
+    </w:lvl>
+    <w:lvl w:ilvl="1" w:tplc="3B8277E8">
+      <w:start w:val="1"/>
+      <w:numFmt w:val="bullet"/>
+      <w:lvlText w:val="○"/>
+      <w:lvlJc w:val="left"/>
+      <w:pPr>
+        <w:ind w:left="1440" w:hanging="360"/>
+      </w:pPr>
+    </w:lvl>
+    <w:lvl w:ilvl="2" w:tplc="5B08B9DA">
+      <w:start w:val="1"/>
+      <w:numFmt w:val="bullet"/>
+      <w:lvlText w:val="■"/>
+      <w:lvlJc w:val="left"/>
+      <w:pPr>
+        <w:ind w:left="2160" w:hanging="360"/>
+      </w:pPr>
+    </w:lvl>
+    <w:lvl w:ilvl="3" w:tplc="97925346">
+      <w:start w:val="1"/>
+      <w:numFmt w:val="bullet"/>
+      <w:lvlText w:val="●"/>
+      <w:lvlJc w:val="left"/>
+      <w:pPr>
+        <w:ind w:left="2880" w:hanging="360"/>
+      </w:pPr>
+    </w:lvl>
+    <w:lvl w:ilvl="4" w:tplc="3B0E15C6">
+      <w:start w:val="1"/>
+      <w:numFmt w:val="bullet"/>
+      <w:lvlText w:val="○"/>
+      <w:lvlJc w:val="left"/>
+      <w:pPr>
+        <w:ind w:left="3600" w:hanging="360"/>
+      </w:pPr>
+    </w:lvl>
+    <w:lvl w:ilvl="5" w:tplc="B0B47BB2">
+      <w:start w:val="1"/>
+      <w:numFmt w:val="bullet"/>
+      <w:lvlText w:val="■"/>
+      <w:lvlJc w:val="left"/>
+      <w:pPr>
+        <w:ind w:left="4320" w:hanging="360"/>
+      </w:pPr>
+    </w:lvl>
+    <w:lvl w:ilvl="6" w:tplc="CAEA2632">
+      <w:start w:val="1"/>
+      <w:numFmt w:val="bullet"/>
+      <w:lvlText w:val="●"/>
+      <w:lvlJc w:val="left"/>
+      <w:pPr>
+        <w:ind w:left="5040" w:hanging="360"/>
+      </w:pPr>
+    </w:lvl>
+    <w:lvl w:ilvl="7" w:tplc="96D63814">
+      <w:start w:val="1"/>
+      <w:numFmt w:val="bullet"/>
+      <w:lvlText w:val="●"/>
+      <w:lvlJc w:val="left"/>
+      <w:pPr>
+        <w:ind w:left="5760" w:hanging="360"/>
+      </w:pPr>
+    </w:lvl>
+    <w:lvl w:ilvl="8" w:tplc="A9EEB614">
+      <w:start w:val="1"/>
+      <w:numFmt w:val="bullet"/>
+      <w:lvlText w:val="●"/>
+      <w:lvlJc w:val="left"/>
+      <w:pPr>
+        <w:ind w:left="6480" w:hanging="360"/>
+      </w:pPr>
+    </w:lvl>
+  </w:abstractNum>
+  <w:num w:numId="1" w16cid:durableId="1440951698">
+    <w:abstractNumId w:val="1"/>
     <w:lvlOverride w:ilvl="0">
       <w:startOverride w:val="1"/>
     </w:lvlOverride>
   </w:num>
-  <w:num w:numId="2" w16cid:durableId="2066374340">
-    <w:abstractNumId w:val="1"/>
+  <w:num w:numId="2" w16cid:durableId="970481035">
+    <w:abstractNumId w:val="0"/>
     <w:lvlOverride w:ilvl="0">
       <w:startOverride w:val="1"/>
     </w:lvlOverride>
@@ -11971,7 +10804,7 @@
     <w:autoRedefine/>
     <w:uiPriority w:val="39"/>
     <w:unhideWhenUsed/>
-    <w:rsid w:val="001C542D"/>
+    <w:rsid w:val="00D73883"/>
     <w:pPr>
       <w:spacing w:after="100"/>
     </w:pPr>
@@ -11983,7 +10816,7 @@
     <w:autoRedefine/>
     <w:uiPriority w:val="39"/>
     <w:unhideWhenUsed/>
-    <w:rsid w:val="001C542D"/>
+    <w:rsid w:val="00D73883"/>
     <w:pPr>
       <w:spacing w:after="100"/>
       <w:ind w:left="200"/>
@@ -11996,7 +10829,7 @@
     <w:autoRedefine/>
     <w:uiPriority w:val="39"/>
     <w:unhideWhenUsed/>
-    <w:rsid w:val="001C542D"/>
+    <w:rsid w:val="00D73883"/>
     <w:pPr>
       <w:spacing w:after="100"/>
       <w:ind w:left="400"/>
